--- a/documentation/testing/Testproktokoll.docx
+++ b/documentation/testing/Testproktokoll.docx
@@ -4,28 +4,18 @@
   <w:body>
     <w:p>
       <w:pPr>
-        <w:pStyle w:val="Title"/>
-      </w:pPr>
-      <w:proofErr w:type="spellStart"/>
+        <w:pStyle w:val="Titel"/>
+      </w:pPr>
       <w:r>
-        <w:t>Testproktokoll</w:t>
+        <w:t xml:space="preserve">Testproktokoll </w:t>
       </w:r>
-      <w:proofErr w:type="spellEnd"/>
       <w:r>
-        <w:t xml:space="preserve"> </w:t>
-      </w:r>
-      <w:proofErr w:type="spellStart"/>
-      <w:r>
-        <w:t>iAM</w:t>
-      </w:r>
-      <w:proofErr w:type="spellEnd"/>
-      <w:r>
-        <w:t>-Scout</w:t>
+        <w:t>iAM-Scout</w:t>
       </w:r>
     </w:p>
     <w:p>
       <w:pPr>
-        <w:pStyle w:val="Heading1"/>
+        <w:pStyle w:val="berschrift1"/>
       </w:pPr>
       <w:r>
         <w:t xml:space="preserve">Testdurchlauf </w:t>
@@ -39,7 +29,7 @@
     </w:p>
     <w:p>
       <w:pPr>
-        <w:pStyle w:val="Heading2"/>
+        <w:pStyle w:val="berschrift2"/>
       </w:pPr>
       <w:r>
         <w:t xml:space="preserve">Testobjekt: </w:t>
@@ -50,7 +40,7 @@
     </w:p>
     <w:tbl>
       <w:tblPr>
-        <w:tblStyle w:val="GridTable4"/>
+        <w:tblStyle w:val="Gitternetztabelle4"/>
         <w:tblW w:w="14879" w:type="dxa"/>
         <w:tblLook w:val="04A0" w:firstRow="1" w:lastRow="0" w:firstColumn="1" w:lastColumn="0" w:noHBand="0" w:noVBand="1"/>
       </w:tblPr>
@@ -71,11 +61,9 @@
             <w:tcW w:w="929" w:type="dxa"/>
           </w:tcPr>
           <w:p>
-            <w:proofErr w:type="spellStart"/>
             <w:r>
               <w:t>Test.Nr</w:t>
             </w:r>
-            <w:proofErr w:type="spellEnd"/>
           </w:p>
         </w:tc>
         <w:tc>
@@ -149,6 +137,19 @@
         <w:tc>
           <w:tcPr>
             <w:tcW w:w="3177" w:type="dxa"/>
+          </w:tcPr>
+          <w:p>
+            <w:pPr>
+              <w:cnfStyle w:val="000000100000" w:firstRow="0" w:lastRow="0" w:firstColumn="0" w:lastColumn="0" w:oddVBand="0" w:evenVBand="0" w:oddHBand="1" w:evenHBand="0" w:firstRowFirstColumn="0" w:firstRowLastColumn="0" w:lastRowFirstColumn="0" w:lastRowLastColumn="0"/>
+            </w:pPr>
+            <w:r>
+              <w:t>Starten des Backend-Services auf der Schul-VM</w:t>
+            </w:r>
+          </w:p>
+        </w:tc>
+        <w:tc>
+          <w:tcPr>
+            <w:tcW w:w="5245" w:type="dxa"/>
           </w:tcPr>
           <w:tbl>
             <w:tblPr>
@@ -187,6 +188,155 @@
             <w:pPr>
               <w:cnfStyle w:val="000000100000" w:firstRow="0" w:lastRow="0" w:firstColumn="0" w:lastColumn="0" w:oddVBand="0" w:evenVBand="0" w:oddHBand="1" w:evenHBand="0" w:firstRowFirstColumn="0" w:firstRowLastColumn="0" w:lastRowFirstColumn="0" w:lastRowLastColumn="0"/>
             </w:pPr>
+            <w:r>
+              <w:t>Der FastAPI-Service startet ohne Fehlermeldung und läuft stabil</w:t>
+            </w:r>
+            <w:r>
+              <w:t>.</w:t>
+            </w:r>
+          </w:p>
+        </w:tc>
+        <w:tc>
+          <w:tcPr>
+            <w:tcW w:w="3827" w:type="dxa"/>
+          </w:tcPr>
+          <w:p>
+            <w:pPr>
+              <w:cnfStyle w:val="000000100000" w:firstRow="0" w:lastRow="0" w:firstColumn="0" w:lastColumn="0" w:oddVBand="0" w:evenVBand="0" w:oddHBand="1" w:evenHBand="0" w:firstRowFirstColumn="0" w:firstRowLastColumn="0" w:lastRowFirstColumn="0" w:lastRowLastColumn="0"/>
+            </w:pPr>
+            <w:r>
+              <w:t xml:space="preserve">Der Service startet ohne Fehlermeldung und ist von der VM aus abrufbar. </w:t>
+            </w:r>
+          </w:p>
+        </w:tc>
+        <w:tc>
+          <w:tcPr>
+            <w:tcW w:w="1701" w:type="dxa"/>
+          </w:tcPr>
+          <w:p>
+            <w:pPr>
+              <w:cnfStyle w:val="000000100000" w:firstRow="0" w:lastRow="0" w:firstColumn="0" w:lastColumn="0" w:oddVBand="0" w:evenVBand="0" w:oddHBand="1" w:evenHBand="0" w:firstRowFirstColumn="0" w:firstRowLastColumn="0" w:lastRowFirstColumn="0" w:lastRowLastColumn="0"/>
+            </w:pPr>
+            <w:r>
+              <w:t>ja</w:t>
+            </w:r>
+          </w:p>
+        </w:tc>
+      </w:tr>
+      <w:tr>
+        <w:tc>
+          <w:tcPr>
+            <w:cnfStyle w:val="001000000000" w:firstRow="0" w:lastRow="0" w:firstColumn="1" w:lastColumn="0" w:oddVBand="0" w:evenVBand="0" w:oddHBand="0" w:evenHBand="0" w:firstRowFirstColumn="0" w:firstRowLastColumn="0" w:lastRowFirstColumn="0" w:lastRowLastColumn="0"/>
+            <w:tcW w:w="929" w:type="dxa"/>
+          </w:tcPr>
+          <w:p>
+            <w:r>
+              <w:t>1.2</w:t>
+            </w:r>
+          </w:p>
+        </w:tc>
+        <w:tc>
+          <w:tcPr>
+            <w:tcW w:w="3177" w:type="dxa"/>
+          </w:tcPr>
+          <w:tbl>
+            <w:tblPr>
+              <w:tblW w:w="0" w:type="auto"/>
+              <w:tblCellSpacing w:w="15" w:type="dxa"/>
+              <w:tblCellMar>
+                <w:top w:w="15" w:type="dxa"/>
+                <w:left w:w="15" w:type="dxa"/>
+                <w:bottom w:w="15" w:type="dxa"/>
+                <w:right w:w="15" w:type="dxa"/>
+              </w:tblCellMar>
+              <w:tblLook w:val="04A0" w:firstRow="1" w:lastRow="0" w:firstColumn="1" w:lastColumn="0" w:noHBand="0" w:noVBand="1"/>
+            </w:tblPr>
+            <w:tblGrid>
+              <w:gridCol w:w="96"/>
+            </w:tblGrid>
+            <w:tr>
+              <w:trPr>
+                <w:tblCellSpacing w:w="15" w:type="dxa"/>
+              </w:trPr>
+              <w:tc>
+                <w:tcPr>
+                  <w:tcW w:w="0" w:type="auto"/>
+                  <w:vAlign w:val="center"/>
+                  <w:hideMark/>
+                </w:tcPr>
+                <w:p>
+                  <w:pPr>
+                    <w:spacing w:after="0" w:line="240" w:lineRule="auto"/>
+                  </w:pPr>
+                </w:p>
+              </w:tc>
+            </w:tr>
+            <w:tr>
+              <w:trPr>
+                <w:tblCellSpacing w:w="15" w:type="dxa"/>
+              </w:trPr>
+              <w:tc>
+                <w:tcPr>
+                  <w:tcW w:w="0" w:type="auto"/>
+                  <w:vAlign w:val="center"/>
+                  <w:hideMark/>
+                </w:tcPr>
+                <w:p>
+                  <w:pPr>
+                    <w:spacing w:after="0" w:line="240" w:lineRule="auto"/>
+                  </w:pPr>
+                </w:p>
+              </w:tc>
+            </w:tr>
+          </w:tbl>
+          <w:p>
+            <w:pPr>
+              <w:cnfStyle w:val="000000000000" w:firstRow="0" w:lastRow="0" w:firstColumn="0" w:lastColumn="0" w:oddVBand="0" w:evenVBand="0" w:oddHBand="0" w:evenHBand="0" w:firstRowFirstColumn="0" w:firstRowLastColumn="0" w:lastRowFirstColumn="0" w:lastRowLastColumn="0"/>
+              <w:rPr>
+                <w:vanish/>
+              </w:rPr>
+            </w:pPr>
+          </w:p>
+          <w:tbl>
+            <w:tblPr>
+              <w:tblW w:w="0" w:type="auto"/>
+              <w:tblCellSpacing w:w="15" w:type="dxa"/>
+              <w:tblCellMar>
+                <w:top w:w="15" w:type="dxa"/>
+                <w:left w:w="15" w:type="dxa"/>
+                <w:bottom w:w="15" w:type="dxa"/>
+                <w:right w:w="15" w:type="dxa"/>
+              </w:tblCellMar>
+              <w:tblLook w:val="04A0" w:firstRow="1" w:lastRow="0" w:firstColumn="1" w:lastColumn="0" w:noHBand="0" w:noVBand="1"/>
+            </w:tblPr>
+            <w:tblGrid>
+              <w:gridCol w:w="2961"/>
+            </w:tblGrid>
+            <w:tr>
+              <w:trPr>
+                <w:tblCellSpacing w:w="15" w:type="dxa"/>
+              </w:trPr>
+              <w:tc>
+                <w:tcPr>
+                  <w:tcW w:w="0" w:type="auto"/>
+                  <w:vAlign w:val="center"/>
+                  <w:hideMark/>
+                </w:tcPr>
+                <w:p>
+                  <w:pPr>
+                    <w:spacing w:after="0" w:line="240" w:lineRule="auto"/>
+                  </w:pPr>
+                  <w:r>
+                    <w:t>Erreichbarkeit des Backends von ausserhalb über das lokale Frontend</w:t>
+                  </w:r>
+                </w:p>
+              </w:tc>
+            </w:tr>
+          </w:tbl>
+          <w:p>
+            <w:pPr>
+              <w:cnfStyle w:val="000000000000" w:firstRow="0" w:lastRow="0" w:firstColumn="0" w:lastColumn="0" w:oddVBand="0" w:evenVBand="0" w:oddHBand="0" w:evenHBand="0" w:firstRowFirstColumn="0" w:firstRowLastColumn="0" w:lastRowFirstColumn="0" w:lastRowLastColumn="0"/>
+            </w:pPr>
           </w:p>
         </w:tc>
         <w:tc>
@@ -228,18 +378,27 @@
           </w:tbl>
           <w:p>
             <w:pPr>
-              <w:cnfStyle w:val="000000100000" w:firstRow="0" w:lastRow="0" w:firstColumn="0" w:lastColumn="0" w:oddVBand="0" w:evenVBand="0" w:oddHBand="1" w:evenHBand="0" w:firstRowFirstColumn="0" w:firstRowLastColumn="0" w:lastRowFirstColumn="0" w:lastRowLastColumn="0"/>
-            </w:pPr>
+              <w:cnfStyle w:val="000000000000" w:firstRow="0" w:lastRow="0" w:firstColumn="0" w:lastColumn="0" w:oddVBand="0" w:evenVBand="0" w:oddHBand="0" w:evenHBand="0" w:firstRowFirstColumn="0" w:firstRowLastColumn="0" w:lastRowFirstColumn="0" w:lastRowLastColumn="0"/>
+            </w:pPr>
+            <w:r>
+              <w:t>Das lokal gestartete Frontend kann erfolgreich Requests an die REST API auf der Schul-VM senden und erhält gültige Antworten.</w:t>
+            </w:r>
           </w:p>
         </w:tc>
         <w:tc>
           <w:tcPr>
             <w:tcW w:w="3827" w:type="dxa"/>
-          </w:tcPr>
-          <w:p>
-            <w:pPr>
-              <w:cnfStyle w:val="000000100000" w:firstRow="0" w:lastRow="0" w:firstColumn="0" w:lastColumn="0" w:oddVBand="0" w:evenVBand="0" w:oddHBand="1" w:evenHBand="0" w:firstRowFirstColumn="0" w:firstRowLastColumn="0" w:lastRowFirstColumn="0" w:lastRowLastColumn="0"/>
-            </w:pPr>
+            <w:tcBorders>
+              <w:bottom w:val="single" w:sz="4" w:space="0" w:color="000000" w:themeColor="text1"/>
+            </w:tcBorders>
+          </w:tcPr>
+          <w:p>
+            <w:pPr>
+              <w:cnfStyle w:val="000000000000" w:firstRow="0" w:lastRow="0" w:firstColumn="0" w:lastColumn="0" w:oddVBand="0" w:evenVBand="0" w:oddHBand="0" w:evenHBand="0" w:firstRowFirstColumn="0" w:firstRowLastColumn="0" w:lastRowFirstColumn="0" w:lastRowLastColumn="0"/>
+            </w:pPr>
+            <w:r>
+              <w:t>Der ausgewählte Port blockiert den Zugriff auf das Backend</w:t>
+            </w:r>
           </w:p>
         </w:tc>
         <w:tc>
@@ -248,12 +407,19 @@
           </w:tcPr>
           <w:p>
             <w:pPr>
-              <w:cnfStyle w:val="000000100000" w:firstRow="0" w:lastRow="0" w:firstColumn="0" w:lastColumn="0" w:oddVBand="0" w:evenVBand="0" w:oddHBand="1" w:evenHBand="0" w:firstRowFirstColumn="0" w:firstRowLastColumn="0" w:lastRowFirstColumn="0" w:lastRowLastColumn="0"/>
-            </w:pPr>
+              <w:cnfStyle w:val="000000000000" w:firstRow="0" w:lastRow="0" w:firstColumn="0" w:lastColumn="0" w:oddVBand="0" w:evenVBand="0" w:oddHBand="0" w:evenHBand="0" w:firstRowFirstColumn="0" w:firstRowLastColumn="0" w:lastRowFirstColumn="0" w:lastRowLastColumn="0"/>
+            </w:pPr>
+            <w:r>
+              <w:t>nein</w:t>
+            </w:r>
           </w:p>
         </w:tc>
       </w:tr>
       <w:tr>
+        <w:trPr>
+          <w:cnfStyle w:val="000000100000" w:firstRow="0" w:lastRow="0" w:firstColumn="0" w:lastColumn="0" w:oddVBand="0" w:evenVBand="0" w:oddHBand="1" w:evenHBand="0" w:firstRowFirstColumn="0" w:firstRowLastColumn="0" w:lastRowFirstColumn="0" w:lastRowLastColumn="0"/>
+          <w:trHeight w:val="300"/>
+        </w:trPr>
         <w:tc>
           <w:tcPr>
             <w:cnfStyle w:val="001000000000" w:firstRow="0" w:lastRow="0" w:firstColumn="1" w:lastColumn="0" w:oddVBand="0" w:evenVBand="0" w:oddHBand="0" w:evenHBand="0" w:firstRowFirstColumn="0" w:firstRowLastColumn="0" w:lastRowFirstColumn="0" w:lastRowLastColumn="0"/>
@@ -261,7 +427,7 @@
           </w:tcPr>
           <w:p>
             <w:r>
-              <w:t>1.2</w:t>
+              <w:t>1.3</w:t>
             </w:r>
           </w:p>
         </w:tc>
@@ -269,6 +435,50 @@
           <w:tcPr>
             <w:tcW w:w="3177" w:type="dxa"/>
           </w:tcPr>
+          <w:tbl>
+            <w:tblPr>
+              <w:tblW w:w="0" w:type="auto"/>
+              <w:tblCellSpacing w:w="15" w:type="dxa"/>
+              <w:tblCellMar>
+                <w:top w:w="15" w:type="dxa"/>
+                <w:left w:w="15" w:type="dxa"/>
+                <w:bottom w:w="15" w:type="dxa"/>
+                <w:right w:w="15" w:type="dxa"/>
+              </w:tblCellMar>
+              <w:tblLook w:val="04A0" w:firstRow="1" w:lastRow="0" w:firstColumn="1" w:lastColumn="0" w:noHBand="0" w:noVBand="1"/>
+            </w:tblPr>
+            <w:tblGrid>
+              <w:gridCol w:w="2961"/>
+            </w:tblGrid>
+            <w:tr>
+              <w:trPr>
+                <w:tblCellSpacing w:w="15" w:type="dxa"/>
+              </w:trPr>
+              <w:tc>
+                <w:tcPr>
+                  <w:tcW w:w="0" w:type="auto"/>
+                  <w:vAlign w:val="center"/>
+                  <w:hideMark/>
+                </w:tcPr>
+                <w:p>
+                  <w:pPr>
+                    <w:spacing w:after="0" w:line="240" w:lineRule="auto"/>
+                  </w:pPr>
+                  <w:r>
+                    <w:t>Root-Route / gibt erfolgreiche Antwort</w:t>
+                  </w:r>
+                </w:p>
+              </w:tc>
+            </w:tr>
+          </w:tbl>
+          <w:p>
+            <w:pPr>
+              <w:cnfStyle w:val="000000100000" w:firstRow="0" w:lastRow="0" w:firstColumn="0" w:lastColumn="0" w:oddVBand="0" w:evenVBand="0" w:oddHBand="1" w:evenHBand="0" w:firstRowFirstColumn="0" w:firstRowLastColumn="0" w:lastRowFirstColumn="0" w:lastRowLastColumn="0"/>
+              <w:rPr>
+                <w:vanish/>
+              </w:rPr>
+            </w:pPr>
+          </w:p>
           <w:tbl>
             <w:tblPr>
               <w:tblW w:w="0" w:type="auto"/>
@@ -304,13 +514,74 @@
           </w:tbl>
           <w:p>
             <w:pPr>
-              <w:cnfStyle w:val="000000000000" w:firstRow="0" w:lastRow="0" w:firstColumn="0" w:lastColumn="0" w:oddVBand="0" w:evenVBand="0" w:oddHBand="0" w:evenHBand="0" w:firstRowFirstColumn="0" w:firstRowLastColumn="0" w:lastRowFirstColumn="0" w:lastRowLastColumn="0"/>
+              <w:cnfStyle w:val="000000100000" w:firstRow="0" w:lastRow="0" w:firstColumn="0" w:lastColumn="0" w:oddVBand="0" w:evenVBand="0" w:oddHBand="1" w:evenHBand="0" w:firstRowFirstColumn="0" w:firstRowLastColumn="0" w:lastRowFirstColumn="0" w:lastRowLastColumn="0"/>
             </w:pPr>
           </w:p>
         </w:tc>
         <w:tc>
           <w:tcPr>
             <w:tcW w:w="5245" w:type="dxa"/>
+            <w:tcBorders>
+              <w:right w:val="single" w:sz="4" w:space="0" w:color="auto"/>
+            </w:tcBorders>
+          </w:tcPr>
+          <w:p>
+            <w:pPr>
+              <w:cnfStyle w:val="000000100000" w:firstRow="0" w:lastRow="0" w:firstColumn="0" w:lastColumn="0" w:oddVBand="0" w:evenVBand="0" w:oddHBand="1" w:evenHBand="0" w:firstRowFirstColumn="0" w:firstRowLastColumn="0" w:lastRowFirstColumn="0" w:lastRowLastColumn="0"/>
+            </w:pPr>
+            <w:r>
+              <w:t>Beim Aufruf der Root-Route wird eine erfolgreiche Antwort vom Backend zurückgegeben. Dadurch wird bestätigt, dass die REST API grundsätzlich erreichbar ist und korrekt läuft.</w:t>
+            </w:r>
+          </w:p>
+        </w:tc>
+        <w:tc>
+          <w:tcPr>
+            <w:tcW w:w="3827" w:type="dxa"/>
+            <w:tcBorders>
+              <w:left w:val="single" w:sz="4" w:space="0" w:color="auto"/>
+            </w:tcBorders>
+          </w:tcPr>
+          <w:p>
+            <w:pPr>
+              <w:cnfStyle w:val="000000100000" w:firstRow="0" w:lastRow="0" w:firstColumn="0" w:lastColumn="0" w:oddVBand="0" w:evenVBand="0" w:oddHBand="1" w:evenHBand="0" w:firstRowFirstColumn="0" w:firstRowLastColumn="0" w:lastRowFirstColumn="0" w:lastRowLastColumn="0"/>
+            </w:pPr>
+            <w:r>
+              <w:t>Die Root-Route liefert eine erfolgreiche Antwort (HTTP 200), damit ist die REST-API erreichbar.</w:t>
+            </w:r>
+          </w:p>
+        </w:tc>
+        <w:tc>
+          <w:tcPr>
+            <w:tcW w:w="1701" w:type="dxa"/>
+          </w:tcPr>
+          <w:p>
+            <w:pPr>
+              <w:cnfStyle w:val="000000100000" w:firstRow="0" w:lastRow="0" w:firstColumn="0" w:lastColumn="0" w:oddVBand="0" w:evenVBand="0" w:oddHBand="1" w:evenHBand="0" w:firstRowFirstColumn="0" w:firstRowLastColumn="0" w:lastRowFirstColumn="0" w:lastRowLastColumn="0"/>
+            </w:pPr>
+            <w:r>
+              <w:t>ja</w:t>
+            </w:r>
+          </w:p>
+        </w:tc>
+      </w:tr>
+      <w:tr>
+        <w:trPr>
+          <w:trHeight w:val="300"/>
+        </w:trPr>
+        <w:tc>
+          <w:tcPr>
+            <w:cnfStyle w:val="001000000000" w:firstRow="0" w:lastRow="0" w:firstColumn="1" w:lastColumn="0" w:oddVBand="0" w:evenVBand="0" w:oddHBand="0" w:evenHBand="0" w:firstRowFirstColumn="0" w:firstRowLastColumn="0" w:lastRowFirstColumn="0" w:lastRowLastColumn="0"/>
+            <w:tcW w:w="929" w:type="dxa"/>
+          </w:tcPr>
+          <w:p>
+            <w:r>
+              <w:t>1.4</w:t>
+            </w:r>
+          </w:p>
+        </w:tc>
+        <w:tc>
+          <w:tcPr>
+            <w:tcW w:w="3177" w:type="dxa"/>
           </w:tcPr>
           <w:tbl>
             <w:tblPr>
@@ -348,20 +619,83 @@
           <w:p>
             <w:pPr>
               <w:cnfStyle w:val="000000000000" w:firstRow="0" w:lastRow="0" w:firstColumn="0" w:lastColumn="0" w:oddVBand="0" w:evenVBand="0" w:oddHBand="0" w:evenHBand="0" w:firstRowFirstColumn="0" w:firstRowLastColumn="0" w:lastRowFirstColumn="0" w:lastRowLastColumn="0"/>
-            </w:pPr>
+              <w:rPr>
+                <w:vanish/>
+              </w:rPr>
+            </w:pPr>
+          </w:p>
+          <w:tbl>
+            <w:tblPr>
+              <w:tblW w:w="0" w:type="auto"/>
+              <w:tblCellSpacing w:w="15" w:type="dxa"/>
+              <w:tblCellMar>
+                <w:top w:w="15" w:type="dxa"/>
+                <w:left w:w="15" w:type="dxa"/>
+                <w:bottom w:w="15" w:type="dxa"/>
+                <w:right w:w="15" w:type="dxa"/>
+              </w:tblCellMar>
+              <w:tblLook w:val="04A0" w:firstRow="1" w:lastRow="0" w:firstColumn="1" w:lastColumn="0" w:noHBand="0" w:noVBand="1"/>
+            </w:tblPr>
+            <w:tblGrid>
+              <w:gridCol w:w="2961"/>
+            </w:tblGrid>
+            <w:tr>
+              <w:trPr>
+                <w:tblCellSpacing w:w="15" w:type="dxa"/>
+              </w:trPr>
+              <w:tc>
+                <w:tcPr>
+                  <w:tcW w:w="0" w:type="auto"/>
+                  <w:vAlign w:val="center"/>
+                  <w:hideMark/>
+                </w:tcPr>
+                <w:p>
+                  <w:pPr>
+                    <w:spacing w:after="0" w:line="240" w:lineRule="auto"/>
+                  </w:pPr>
+                  <w:r>
+                    <w:t>API gibt Antworten im JSON-Format zurück</w:t>
+                  </w:r>
+                </w:p>
+              </w:tc>
+            </w:tr>
+          </w:tbl>
+          <w:p>
+            <w:pPr>
+              <w:cnfStyle w:val="000000000000" w:firstRow="0" w:lastRow="0" w:firstColumn="0" w:lastColumn="0" w:oddVBand="0" w:evenVBand="0" w:oddHBand="0" w:evenHBand="0" w:firstRowFirstColumn="0" w:firstRowLastColumn="0" w:lastRowFirstColumn="0" w:lastRowLastColumn="0"/>
+            </w:pPr>
+          </w:p>
+        </w:tc>
+        <w:tc>
+          <w:tcPr>
+            <w:tcW w:w="5245" w:type="dxa"/>
+            <w:tcBorders>
+              <w:right w:val="single" w:sz="4" w:space="0" w:color="auto"/>
+            </w:tcBorders>
+          </w:tcPr>
+          <w:p>
+            <w:pPr>
+              <w:cnfStyle w:val="000000000000" w:firstRow="0" w:lastRow="0" w:firstColumn="0" w:lastColumn="0" w:oddVBand="0" w:evenVBand="0" w:oddHBand="0" w:evenHBand="0" w:firstRowFirstColumn="0" w:firstRowLastColumn="0" w:lastRowFirstColumn="0" w:lastRowLastColumn="0"/>
+            </w:pPr>
+            <w:r>
+              <w:t>Die API gibt die Antwort im gültigen JSON-Format zurück. Die zurückgegebenen Daten können vom Frontend korrekt verarbeitet und angezeigt werden.</w:t>
+            </w:r>
           </w:p>
         </w:tc>
         <w:tc>
           <w:tcPr>
             <w:tcW w:w="3827" w:type="dxa"/>
             <w:tcBorders>
-              <w:bottom w:val="single" w:sz="4" w:space="0" w:color="000000" w:themeColor="text1"/>
+              <w:left w:val="single" w:sz="4" w:space="0" w:color="auto"/>
             </w:tcBorders>
           </w:tcPr>
           <w:p>
             <w:pPr>
               <w:cnfStyle w:val="000000000000" w:firstRow="0" w:lastRow="0" w:firstColumn="0" w:lastColumn="0" w:oddVBand="0" w:evenVBand="0" w:oddHBand="0" w:evenHBand="0" w:firstRowFirstColumn="0" w:firstRowLastColumn="0" w:lastRowFirstColumn="0" w:lastRowLastColumn="0"/>
             </w:pPr>
+            <w:r>
+              <w:t>API gibt Antworten im JSON-Format zurück</w:t>
+            </w:r>
           </w:p>
         </w:tc>
         <w:tc>
@@ -372,6 +706,9 @@
             <w:pPr>
               <w:cnfStyle w:val="000000000000" w:firstRow="0" w:lastRow="0" w:firstColumn="0" w:lastColumn="0" w:oddVBand="0" w:evenVBand="0" w:oddHBand="0" w:evenHBand="0" w:firstRowFirstColumn="0" w:firstRowLastColumn="0" w:lastRowFirstColumn="0" w:lastRowLastColumn="0"/>
             </w:pPr>
+            <w:r>
+              <w:t>ja</w:t>
+            </w:r>
           </w:p>
         </w:tc>
       </w:tr>
@@ -387,7 +724,7 @@
           </w:tcPr>
           <w:p>
             <w:r>
-              <w:t>1.3</w:t>
+              <w:t>1.5</w:t>
             </w:r>
           </w:p>
         </w:tc>
@@ -399,6 +736,9 @@
             <w:pPr>
               <w:cnfStyle w:val="000000100000" w:firstRow="0" w:lastRow="0" w:firstColumn="0" w:lastColumn="0" w:oddVBand="0" w:evenVBand="0" w:oddHBand="1" w:evenHBand="0" w:firstRowFirstColumn="0" w:firstRowLastColumn="0" w:lastRowFirstColumn="0" w:lastRowLastColumn="0"/>
             </w:pPr>
+            <w:r>
+              <w:t>Abrufen von allgemeinen Stammdaten über /teams, /players und /leagues-seasons</w:t>
+            </w:r>
           </w:p>
         </w:tc>
         <w:tc>
@@ -412,6 +752,9 @@
             <w:pPr>
               <w:cnfStyle w:val="000000100000" w:firstRow="0" w:lastRow="0" w:firstColumn="0" w:lastColumn="0" w:oddVBand="0" w:evenVBand="0" w:oddHBand="1" w:evenHBand="0" w:firstRowFirstColumn="0" w:firstRowLastColumn="0" w:lastRowFirstColumn="0" w:lastRowLastColumn="0"/>
             </w:pPr>
+            <w:r>
+              <w:t>Die API gibt die verfügbaren Teams, Spieler sowie Liga-Saison-Kombinationen korrekt im JSON-Format zurück. Die Daten können vom Frontend für Auswahlfelder und Übersichten verwendet werden.</w:t>
+            </w:r>
           </w:p>
         </w:tc>
         <w:tc>
@@ -425,6 +768,9 @@
             <w:pPr>
               <w:cnfStyle w:val="000000100000" w:firstRow="0" w:lastRow="0" w:firstColumn="0" w:lastColumn="0" w:oddVBand="0" w:evenVBand="0" w:oddHBand="1" w:evenHBand="0" w:firstRowFirstColumn="0" w:firstRowLastColumn="0" w:lastRowFirstColumn="0" w:lastRowLastColumn="0"/>
             </w:pPr>
+            <w:r>
+              <w:t>Die Stammdaten konnten erfolgreich über die API abgerufen und im Frontend weiterverwendet werden.</w:t>
+            </w:r>
           </w:p>
         </w:tc>
         <w:tc>
@@ -434,11 +780,596 @@
           <w:p>
             <w:pPr>
               <w:cnfStyle w:val="000000100000" w:firstRow="0" w:lastRow="0" w:firstColumn="0" w:lastColumn="0" w:oddVBand="0" w:evenVBand="0" w:oddHBand="1" w:evenHBand="0" w:firstRowFirstColumn="0" w:firstRowLastColumn="0" w:lastRowFirstColumn="0" w:lastRowLastColumn="0"/>
+            </w:pPr>
+            <w:r>
+              <w:t>ja</w:t>
+            </w:r>
+          </w:p>
+        </w:tc>
+      </w:tr>
+      <w:tr>
+        <w:trPr>
+          <w:trHeight w:val="300"/>
+        </w:trPr>
+        <w:tc>
+          <w:tcPr>
+            <w:cnfStyle w:val="001000000000" w:firstRow="0" w:lastRow="0" w:firstColumn="1" w:lastColumn="0" w:oddVBand="0" w:evenVBand="0" w:oddHBand="0" w:evenHBand="0" w:firstRowFirstColumn="0" w:firstRowLastColumn="0" w:lastRowFirstColumn="0" w:lastRowLastColumn="0"/>
+            <w:tcW w:w="929" w:type="dxa"/>
+          </w:tcPr>
+          <w:p>
+            <w:r>
+              <w:t>1.6</w:t>
+            </w:r>
+          </w:p>
+        </w:tc>
+        <w:tc>
+          <w:tcPr>
+            <w:tcW w:w="3177" w:type="dxa"/>
+          </w:tcPr>
+          <w:p>
+            <w:pPr>
+              <w:cnfStyle w:val="000000000000" w:firstRow="0" w:lastRow="0" w:firstColumn="0" w:lastColumn="0" w:oddVBand="0" w:evenVBand="0" w:oddHBand="0" w:evenHBand="0" w:firstRowFirstColumn="0" w:firstRowLastColumn="0" w:lastRowFirstColumn="0" w:lastRowLastColumn="0"/>
+            </w:pPr>
+            <w:r>
+              <w:t>Abrufen von Spielerinformationen über /players/{player_id} und /player-stats/{player_id}</w:t>
+            </w:r>
+          </w:p>
+        </w:tc>
+        <w:tc>
+          <w:tcPr>
+            <w:tcW w:w="5245" w:type="dxa"/>
+            <w:tcBorders>
+              <w:right w:val="single" w:sz="4" w:space="0" w:color="auto"/>
+            </w:tcBorders>
+          </w:tcPr>
+          <w:p>
+            <w:pPr>
+              <w:cnfStyle w:val="000000000000" w:firstRow="0" w:lastRow="0" w:firstColumn="0" w:lastColumn="0" w:oddVBand="0" w:evenVBand="0" w:oddHBand="0" w:evenHBand="0" w:firstRowFirstColumn="0" w:firstRowLastColumn="0" w:lastRowFirstColumn="0" w:lastRowLastColumn="0"/>
+            </w:pPr>
+            <w:r>
+              <w:t>Bei Übergabe einer gültigen Spieler-ID gibt die API die passenden Profilinformationen sowie die zugehörigen Spielstatistiken des Spielers zurück.</w:t>
+            </w:r>
+          </w:p>
+        </w:tc>
+        <w:tc>
+          <w:tcPr>
+            <w:tcW w:w="3827" w:type="dxa"/>
+            <w:tcBorders>
+              <w:left w:val="single" w:sz="4" w:space="0" w:color="auto"/>
+            </w:tcBorders>
+          </w:tcPr>
+          <w:p>
+            <w:pPr>
+              <w:cnfStyle w:val="000000000000" w:firstRow="0" w:lastRow="0" w:firstColumn="0" w:lastColumn="0" w:oddVBand="0" w:evenVBand="0" w:oddHBand="0" w:evenHBand="0" w:firstRowFirstColumn="0" w:firstRowLastColumn="0" w:lastRowFirstColumn="0" w:lastRowLastColumn="0"/>
+            </w:pPr>
+            <w:r>
+              <w:t>Die Spielerinformationen und Statistiken wurden für eine gültige Spieler-ID korrekt zurückgegeben.</w:t>
+            </w:r>
+          </w:p>
+        </w:tc>
+        <w:tc>
+          <w:tcPr>
+            <w:tcW w:w="1701" w:type="dxa"/>
+          </w:tcPr>
+          <w:p>
+            <w:pPr>
+              <w:cnfStyle w:val="000000000000" w:firstRow="0" w:lastRow="0" w:firstColumn="0" w:lastColumn="0" w:oddVBand="0" w:evenVBand="0" w:oddHBand="0" w:evenHBand="0" w:firstRowFirstColumn="0" w:firstRowLastColumn="0" w:lastRowFirstColumn="0" w:lastRowLastColumn="0"/>
+            </w:pPr>
+            <w:r>
+              <w:t>ja</w:t>
+            </w:r>
+          </w:p>
+        </w:tc>
+      </w:tr>
+      <w:tr>
+        <w:trPr>
+          <w:cnfStyle w:val="000000100000" w:firstRow="0" w:lastRow="0" w:firstColumn="0" w:lastColumn="0" w:oddVBand="0" w:evenVBand="0" w:oddHBand="1" w:evenHBand="0" w:firstRowFirstColumn="0" w:firstRowLastColumn="0" w:lastRowFirstColumn="0" w:lastRowLastColumn="0"/>
+          <w:trHeight w:val="300"/>
+        </w:trPr>
+        <w:tc>
+          <w:tcPr>
+            <w:cnfStyle w:val="001000000000" w:firstRow="0" w:lastRow="0" w:firstColumn="1" w:lastColumn="0" w:oddVBand="0" w:evenVBand="0" w:oddHBand="0" w:evenHBand="0" w:firstRowFirstColumn="0" w:firstRowLastColumn="0" w:lastRowFirstColumn="0" w:lastRowLastColumn="0"/>
+            <w:tcW w:w="929" w:type="dxa"/>
+          </w:tcPr>
+          <w:p>
+            <w:r>
+              <w:lastRenderedPageBreak/>
+              <w:t>1.7</w:t>
+            </w:r>
+          </w:p>
+        </w:tc>
+        <w:tc>
+          <w:tcPr>
+            <w:tcW w:w="3177" w:type="dxa"/>
+          </w:tcPr>
+          <w:p>
+            <w:pPr>
+              <w:cnfStyle w:val="000000100000" w:firstRow="0" w:lastRow="0" w:firstColumn="0" w:lastColumn="0" w:oddVBand="0" w:evenVBand="0" w:oddHBand="1" w:evenHBand="0" w:firstRowFirstColumn="0" w:firstRowLastColumn="0" w:lastRowFirstColumn="0" w:lastRowLastColumn="0"/>
+            </w:pPr>
+            <w:r>
+              <w:t>Abrufen von team- und saisonbezogenen Daten über /squads, /team-league und /games</w:t>
+            </w:r>
+          </w:p>
+        </w:tc>
+        <w:tc>
+          <w:tcPr>
+            <w:tcW w:w="5245" w:type="dxa"/>
+            <w:tcBorders>
+              <w:right w:val="single" w:sz="4" w:space="0" w:color="auto"/>
+            </w:tcBorders>
+          </w:tcPr>
+          <w:p>
+            <w:pPr>
+              <w:cnfStyle w:val="000000100000" w:firstRow="0" w:lastRow="0" w:firstColumn="0" w:lastColumn="0" w:oddVBand="0" w:evenVBand="0" w:oddHBand="1" w:evenHBand="0" w:firstRowFirstColumn="0" w:firstRowLastColumn="0" w:lastRowFirstColumn="0" w:lastRowLastColumn="0"/>
+            </w:pPr>
+            <w:r>
+              <w:t>Bei Übergabe einer gültigen Team-ID und Saison gibt die API den passenden Kader, die Ligazugehörigkeit sowie die Spiele des Teams in dieser Saison zurück.</w:t>
+            </w:r>
+          </w:p>
+        </w:tc>
+        <w:tc>
+          <w:tcPr>
+            <w:tcW w:w="3827" w:type="dxa"/>
+            <w:tcBorders>
+              <w:left w:val="single" w:sz="4" w:space="0" w:color="auto"/>
+            </w:tcBorders>
+          </w:tcPr>
+          <w:p>
+            <w:pPr>
+              <w:cnfStyle w:val="000000100000" w:firstRow="0" w:lastRow="0" w:firstColumn="0" w:lastColumn="0" w:oddVBand="0" w:evenVBand="0" w:oddHBand="1" w:evenHBand="0" w:firstRowFirstColumn="0" w:firstRowLastColumn="0" w:lastRowFirstColumn="0" w:lastRowLastColumn="0"/>
+            </w:pPr>
+            <w:r>
+              <w:t>Die team- und saisonbezogenen Daten wurden korrekt über die API zurückgegeben.</w:t>
+            </w:r>
+          </w:p>
+        </w:tc>
+        <w:tc>
+          <w:tcPr>
+            <w:tcW w:w="1701" w:type="dxa"/>
+          </w:tcPr>
+          <w:p>
+            <w:pPr>
+              <w:cnfStyle w:val="000000100000" w:firstRow="0" w:lastRow="0" w:firstColumn="0" w:lastColumn="0" w:oddVBand="0" w:evenVBand="0" w:oddHBand="1" w:evenHBand="0" w:firstRowFirstColumn="0" w:firstRowLastColumn="0" w:lastRowFirstColumn="0" w:lastRowLastColumn="0"/>
+            </w:pPr>
+            <w:r>
+              <w:t>ja</w:t>
+            </w:r>
+          </w:p>
+        </w:tc>
+      </w:tr>
+      <w:tr>
+        <w:trPr>
+          <w:trHeight w:val="300"/>
+        </w:trPr>
+        <w:tc>
+          <w:tcPr>
+            <w:cnfStyle w:val="001000000000" w:firstRow="0" w:lastRow="0" w:firstColumn="1" w:lastColumn="0" w:oddVBand="0" w:evenVBand="0" w:oddHBand="0" w:evenHBand="0" w:firstRowFirstColumn="0" w:firstRowLastColumn="0" w:lastRowFirstColumn="0" w:lastRowLastColumn="0"/>
+            <w:tcW w:w="929" w:type="dxa"/>
+          </w:tcPr>
+          <w:p>
+            <w:r>
+              <w:t>1.8</w:t>
+            </w:r>
+          </w:p>
+        </w:tc>
+        <w:tc>
+          <w:tcPr>
+            <w:tcW w:w="3177" w:type="dxa"/>
+          </w:tcPr>
+          <w:p>
+            <w:pPr>
+              <w:cnfStyle w:val="000000000000" w:firstRow="0" w:lastRow="0" w:firstColumn="0" w:lastColumn="0" w:oddVBand="0" w:evenVBand="0" w:oddHBand="0" w:evenHBand="0" w:firstRowFirstColumn="0" w:firstRowLastColumn="0" w:lastRowFirstColumn="0" w:lastRowLastColumn="0"/>
               <w:rPr>
-                <w:b/>
-                <w:bCs/>
+                <w:lang w:val="en-GB"/>
               </w:rPr>
             </w:pPr>
+            <w:r>
+              <w:rPr>
+                <w:lang w:val="en-GB"/>
+              </w:rPr>
+              <w:t>Abrufen von Matchdaten über /match-search, /match-overview/{match_id} und /match-player-stats/{match_id}</w:t>
+            </w:r>
+          </w:p>
+        </w:tc>
+        <w:tc>
+          <w:tcPr>
+            <w:tcW w:w="5245" w:type="dxa"/>
+          </w:tcPr>
+          <w:p>
+            <w:pPr>
+              <w:cnfStyle w:val="000000000000" w:firstRow="0" w:lastRow="0" w:firstColumn="0" w:lastColumn="0" w:oddVBand="0" w:evenVBand="0" w:oddHBand="0" w:evenHBand="0" w:firstRowFirstColumn="0" w:firstRowLastColumn="0" w:lastRowFirstColumn="0" w:lastRowLastColumn="0"/>
+            </w:pPr>
+            <w:r>
+              <w:t>Die API ermöglicht die Suche nach Matches und gibt bei gültigen Parametern die passende Matchübersicht sowie die Spielerstatistiken des ausgewählten Spiels zurück.</w:t>
+            </w:r>
+          </w:p>
+        </w:tc>
+        <w:tc>
+          <w:tcPr>
+            <w:tcW w:w="3827" w:type="dxa"/>
+          </w:tcPr>
+          <w:p>
+            <w:pPr>
+              <w:cnfStyle w:val="000000000000" w:firstRow="0" w:lastRow="0" w:firstColumn="0" w:lastColumn="0" w:oddVBand="0" w:evenVBand="0" w:oddHBand="0" w:evenHBand="0" w:firstRowFirstColumn="0" w:firstRowLastColumn="0" w:lastRowFirstColumn="0" w:lastRowLastColumn="0"/>
+            </w:pPr>
+            <w:r>
+              <w:t>Die Matchdaten konnten erfolgreich gesucht und die Detailinformationen korrekt abgerufen werden.</w:t>
+            </w:r>
+          </w:p>
+        </w:tc>
+        <w:tc>
+          <w:tcPr>
+            <w:tcW w:w="1701" w:type="dxa"/>
+          </w:tcPr>
+          <w:p>
+            <w:pPr>
+              <w:cnfStyle w:val="000000000000" w:firstRow="0" w:lastRow="0" w:firstColumn="0" w:lastColumn="0" w:oddVBand="0" w:evenVBand="0" w:oddHBand="0" w:evenHBand="0" w:firstRowFirstColumn="0" w:firstRowLastColumn="0" w:lastRowFirstColumn="0" w:lastRowLastColumn="0"/>
+            </w:pPr>
+            <w:r>
+              <w:t>ja</w:t>
+            </w:r>
+          </w:p>
+        </w:tc>
+      </w:tr>
+      <w:tr>
+        <w:trPr>
+          <w:cnfStyle w:val="000000100000" w:firstRow="0" w:lastRow="0" w:firstColumn="0" w:lastColumn="0" w:oddVBand="0" w:evenVBand="0" w:oddHBand="1" w:evenHBand="0" w:firstRowFirstColumn="0" w:firstRowLastColumn="0" w:lastRowFirstColumn="0" w:lastRowLastColumn="0"/>
+          <w:trHeight w:val="300"/>
+        </w:trPr>
+        <w:tc>
+          <w:tcPr>
+            <w:cnfStyle w:val="001000000000" w:firstRow="0" w:lastRow="0" w:firstColumn="1" w:lastColumn="0" w:oddVBand="0" w:evenVBand="0" w:oddHBand="0" w:evenHBand="0" w:firstRowFirstColumn="0" w:firstRowLastColumn="0" w:lastRowFirstColumn="0" w:lastRowLastColumn="0"/>
+            <w:tcW w:w="929" w:type="dxa"/>
+          </w:tcPr>
+          <w:p>
+            <w:r>
+              <w:t>1.9</w:t>
+            </w:r>
+          </w:p>
+        </w:tc>
+        <w:tc>
+          <w:tcPr>
+            <w:tcW w:w="3177" w:type="dxa"/>
+          </w:tcPr>
+          <w:p>
+            <w:pPr>
+              <w:cnfStyle w:val="000000100000" w:firstRow="0" w:lastRow="0" w:firstColumn="0" w:lastColumn="0" w:oddVBand="0" w:evenVBand="0" w:oddHBand="1" w:evenHBand="0" w:firstRowFirstColumn="0" w:firstRowLastColumn="0" w:lastRowFirstColumn="0" w:lastRowLastColumn="0"/>
+              <w:rPr>
+                <w:lang w:val="en-GB"/>
+              </w:rPr>
+            </w:pPr>
+            <w:r>
+              <w:rPr>
+                <w:lang w:val="en-GB"/>
+              </w:rPr>
+              <w:t>Abrufen von Top-Spielern über /top-players und /league-top-players</w:t>
+            </w:r>
+          </w:p>
+        </w:tc>
+        <w:tc>
+          <w:tcPr>
+            <w:tcW w:w="5245" w:type="dxa"/>
+          </w:tcPr>
+          <w:p>
+            <w:pPr>
+              <w:cnfStyle w:val="000000100000" w:firstRow="0" w:lastRow="0" w:firstColumn="0" w:lastColumn="0" w:oddVBand="0" w:evenVBand="0" w:oddHBand="1" w:evenHBand="0" w:firstRowFirstColumn="0" w:firstRowLastColumn="0" w:lastRowFirstColumn="0" w:lastRowLastColumn="0"/>
+            </w:pPr>
+            <w:r>
+              <w:t>Die API gibt die bestbewerteten Spieler anhand der übergebenen Filter wie Team, Liga, Saison oder Limit korrekt zurück.</w:t>
+            </w:r>
+          </w:p>
+        </w:tc>
+        <w:tc>
+          <w:tcPr>
+            <w:tcW w:w="3827" w:type="dxa"/>
+          </w:tcPr>
+          <w:p>
+            <w:pPr>
+              <w:cnfStyle w:val="000000100000" w:firstRow="0" w:lastRow="0" w:firstColumn="0" w:lastColumn="0" w:oddVBand="0" w:evenVBand="0" w:oddHBand="1" w:evenHBand="0" w:firstRowFirstColumn="0" w:firstRowLastColumn="0" w:lastRowFirstColumn="0" w:lastRowLastColumn="0"/>
+            </w:pPr>
+            <w:r>
+              <w:t>Die Top-Spieler wurden entsprechend der gesetzten Parameter korrekt zurückgegeben.</w:t>
+            </w:r>
+          </w:p>
+        </w:tc>
+        <w:tc>
+          <w:tcPr>
+            <w:tcW w:w="1701" w:type="dxa"/>
+          </w:tcPr>
+          <w:p>
+            <w:pPr>
+              <w:cnfStyle w:val="000000100000" w:firstRow="0" w:lastRow="0" w:firstColumn="0" w:lastColumn="0" w:oddVBand="0" w:evenVBand="0" w:oddHBand="1" w:evenHBand="0" w:firstRowFirstColumn="0" w:firstRowLastColumn="0" w:lastRowFirstColumn="0" w:lastRowLastColumn="0"/>
+            </w:pPr>
+            <w:r>
+              <w:t>ja</w:t>
+            </w:r>
+          </w:p>
+        </w:tc>
+      </w:tr>
+      <w:tr>
+        <w:trPr>
+          <w:trHeight w:val="300"/>
+        </w:trPr>
+        <w:tc>
+          <w:tcPr>
+            <w:cnfStyle w:val="001000000000" w:firstRow="0" w:lastRow="0" w:firstColumn="1" w:lastColumn="0" w:oddVBand="0" w:evenVBand="0" w:oddHBand="0" w:evenHBand="0" w:firstRowFirstColumn="0" w:firstRowLastColumn="0" w:lastRowFirstColumn="0" w:lastRowLastColumn="0"/>
+            <w:tcW w:w="929" w:type="dxa"/>
+          </w:tcPr>
+          <w:p>
+            <w:r>
+              <w:t>1.10</w:t>
+            </w:r>
+          </w:p>
+        </w:tc>
+        <w:tc>
+          <w:tcPr>
+            <w:tcW w:w="3177" w:type="dxa"/>
+          </w:tcPr>
+          <w:p>
+            <w:pPr>
+              <w:cnfStyle w:val="000000000000" w:firstRow="0" w:lastRow="0" w:firstColumn="0" w:lastColumn="0" w:oddVBand="0" w:evenVBand="0" w:oddHBand="0" w:evenHBand="0" w:firstRowFirstColumn="0" w:firstRowLastColumn="0" w:lastRowFirstColumn="0" w:lastRowLastColumn="0"/>
+            </w:pPr>
+            <w:r>
+              <w:t>Abrufen von Clubs in der Umgebung über /clubs-in-radius</w:t>
+            </w:r>
+          </w:p>
+        </w:tc>
+        <w:tc>
+          <w:tcPr>
+            <w:tcW w:w="5245" w:type="dxa"/>
+          </w:tcPr>
+          <w:p>
+            <w:pPr>
+              <w:cnfStyle w:val="000000000000" w:firstRow="0" w:lastRow="0" w:firstColumn="0" w:lastColumn="0" w:oddVBand="0" w:evenVBand="0" w:oddHBand="0" w:evenHBand="0" w:firstRowFirstColumn="0" w:firstRowLastColumn="0" w:lastRowFirstColumn="0" w:lastRowLastColumn="0"/>
+            </w:pPr>
+            <w:r>
+              <w:t>Bei Übergabe einer gültigen Postleitzahl und eines Radius gibt die API die Clubs zurück, die sich innerhalb der angegebenen Distanz befinden.</w:t>
+            </w:r>
+          </w:p>
+        </w:tc>
+        <w:tc>
+          <w:tcPr>
+            <w:tcW w:w="3827" w:type="dxa"/>
+          </w:tcPr>
+          <w:p>
+            <w:pPr>
+              <w:cnfStyle w:val="000000000000" w:firstRow="0" w:lastRow="0" w:firstColumn="0" w:lastColumn="0" w:oddVBand="0" w:evenVBand="0" w:oddHBand="0" w:evenHBand="0" w:firstRowFirstColumn="0" w:firstRowLastColumn="0" w:lastRowFirstColumn="0" w:lastRowLastColumn="0"/>
+            </w:pPr>
+            <w:r>
+              <w:t xml:space="preserve">Die Clubs im angegebenen Umkreis wurden </w:t>
+            </w:r>
+            <w:r>
+              <w:t>nicht korrekt zurückgegeben</w:t>
+            </w:r>
+          </w:p>
+        </w:tc>
+        <w:tc>
+          <w:tcPr>
+            <w:tcW w:w="1701" w:type="dxa"/>
+          </w:tcPr>
+          <w:p>
+            <w:pPr>
+              <w:cnfStyle w:val="000000000000" w:firstRow="0" w:lastRow="0" w:firstColumn="0" w:lastColumn="0" w:oddVBand="0" w:evenVBand="0" w:oddHBand="0" w:evenHBand="0" w:firstRowFirstColumn="0" w:firstRowLastColumn="0" w:lastRowFirstColumn="0" w:lastRowLastColumn="0"/>
+            </w:pPr>
+            <w:r>
+              <w:t>nein</w:t>
+            </w:r>
+          </w:p>
+        </w:tc>
+      </w:tr>
+      <w:tr>
+        <w:trPr>
+          <w:cnfStyle w:val="000000100000" w:firstRow="0" w:lastRow="0" w:firstColumn="0" w:lastColumn="0" w:oddVBand="0" w:evenVBand="0" w:oddHBand="1" w:evenHBand="0" w:firstRowFirstColumn="0" w:firstRowLastColumn="0" w:lastRowFirstColumn="0" w:lastRowLastColumn="0"/>
+          <w:trHeight w:val="300"/>
+        </w:trPr>
+        <w:tc>
+          <w:tcPr>
+            <w:cnfStyle w:val="001000000000" w:firstRow="0" w:lastRow="0" w:firstColumn="1" w:lastColumn="0" w:oddVBand="0" w:evenVBand="0" w:oddHBand="0" w:evenHBand="0" w:firstRowFirstColumn="0" w:firstRowLastColumn="0" w:lastRowFirstColumn="0" w:lastRowLastColumn="0"/>
+            <w:tcW w:w="929" w:type="dxa"/>
+          </w:tcPr>
+          <w:p>
+            <w:r>
+              <w:t>1.11</w:t>
+            </w:r>
+          </w:p>
+        </w:tc>
+        <w:tc>
+          <w:tcPr>
+            <w:tcW w:w="3177" w:type="dxa"/>
+          </w:tcPr>
+          <w:p>
+            <w:pPr>
+              <w:cnfStyle w:val="000000100000" w:firstRow="0" w:lastRow="0" w:firstColumn="0" w:lastColumn="0" w:oddVBand="0" w:evenVBand="0" w:oddHBand="1" w:evenHBand="0" w:firstRowFirstColumn="0" w:firstRowLastColumn="0" w:lastRowFirstColumn="0" w:lastRowLastColumn="0"/>
+            </w:pPr>
+            <w:r>
+              <w:t>Abrufen von Smart-Scout-Empfehlungen über /iam-scout</w:t>
+            </w:r>
+          </w:p>
+        </w:tc>
+        <w:tc>
+          <w:tcPr>
+            <w:tcW w:w="5245" w:type="dxa"/>
+          </w:tcPr>
+          <w:p>
+            <w:pPr>
+              <w:cnfStyle w:val="000000100000" w:firstRow="0" w:lastRow="0" w:firstColumn="0" w:lastColumn="0" w:oddVBand="0" w:evenVBand="0" w:oddHBand="1" w:evenHBand="0" w:firstRowFirstColumn="0" w:firstRowLastColumn="0" w:lastRowFirstColumn="0" w:lastRowLastColumn="0"/>
+            </w:pPr>
+            <w:r>
+              <w:t>Die API gibt gefilterte Spielerempfehlungen zurück. Dabei werden die gesetzten Filter wie Liga, Ort, Distanz, Alter, Positionen oder mehrere Ligen berücksichtigt.</w:t>
+            </w:r>
+          </w:p>
+        </w:tc>
+        <w:tc>
+          <w:tcPr>
+            <w:tcW w:w="3827" w:type="dxa"/>
+          </w:tcPr>
+          <w:p>
+            <w:pPr>
+              <w:cnfStyle w:val="000000100000" w:firstRow="0" w:lastRow="0" w:firstColumn="0" w:lastColumn="0" w:oddVBand="0" w:evenVBand="0" w:oddHBand="1" w:evenHBand="0" w:firstRowFirstColumn="0" w:firstRowLastColumn="0" w:lastRowFirstColumn="0" w:lastRowLastColumn="0"/>
+            </w:pPr>
+            <w:r>
+              <w:t>Die Smart-Scout-Empfehlungen wurden erfolgreich zurückgegeben und die gesetzten Filter wurden berücksichtigt.</w:t>
+            </w:r>
+          </w:p>
+        </w:tc>
+        <w:tc>
+          <w:tcPr>
+            <w:tcW w:w="1701" w:type="dxa"/>
+          </w:tcPr>
+          <w:p>
+            <w:pPr>
+              <w:cnfStyle w:val="000000100000" w:firstRow="0" w:lastRow="0" w:firstColumn="0" w:lastColumn="0" w:oddVBand="0" w:evenVBand="0" w:oddHBand="1" w:evenHBand="0" w:firstRowFirstColumn="0" w:firstRowLastColumn="0" w:lastRowFirstColumn="0" w:lastRowLastColumn="0"/>
+            </w:pPr>
+            <w:r>
+              <w:t xml:space="preserve">Ja (nachdem Fehler in 1.10 behoben wurde) </w:t>
+            </w:r>
+          </w:p>
+        </w:tc>
+      </w:tr>
+      <w:tr>
+        <w:trPr>
+          <w:trHeight w:val="300"/>
+        </w:trPr>
+        <w:tc>
+          <w:tcPr>
+            <w:cnfStyle w:val="001000000000" w:firstRow="0" w:lastRow="0" w:firstColumn="1" w:lastColumn="0" w:oddVBand="0" w:evenVBand="0" w:oddHBand="0" w:evenHBand="0" w:firstRowFirstColumn="0" w:firstRowLastColumn="0" w:lastRowFirstColumn="0" w:lastRowLastColumn="0"/>
+            <w:tcW w:w="929" w:type="dxa"/>
+          </w:tcPr>
+          <w:p>
+            <w:r>
+              <w:t>1.12</w:t>
+            </w:r>
+          </w:p>
+        </w:tc>
+        <w:tc>
+          <w:tcPr>
+            <w:tcW w:w="3177" w:type="dxa"/>
+          </w:tcPr>
+          <w:p>
+            <w:pPr>
+              <w:cnfStyle w:val="000000000000" w:firstRow="0" w:lastRow="0" w:firstColumn="0" w:lastColumn="0" w:oddVBand="0" w:evenVBand="0" w:oddHBand="0" w:evenHBand="0" w:firstRowFirstColumn="0" w:firstRowLastColumn="0" w:lastRowFirstColumn="0" w:lastRowLastColumn="0"/>
+            </w:pPr>
+            <w:r>
+              <w:t>Aufruf einer unbekannten Route</w:t>
+            </w:r>
+          </w:p>
+        </w:tc>
+        <w:tc>
+          <w:tcPr>
+            <w:tcW w:w="5245" w:type="dxa"/>
+          </w:tcPr>
+          <w:p>
+            <w:pPr>
+              <w:cnfStyle w:val="000000000000" w:firstRow="0" w:lastRow="0" w:firstColumn="0" w:lastColumn="0" w:oddVBand="0" w:evenVBand="0" w:oddHBand="0" w:evenHBand="0" w:firstRowFirstColumn="0" w:firstRowLastColumn="0" w:lastRowFirstColumn="0" w:lastRowLastColumn="0"/>
+            </w:pPr>
+            <w:r>
+              <w:t>Wenn eine nicht vorhandene Route aufgerufen wird, gibt die API eine kontrollierte Fehlermeldung zurück. Die Anwendung stürzt nicht ab und antwortet mit einem passenden HTTP-Statuscode, z. B. 404 Not Found.</w:t>
+            </w:r>
+          </w:p>
+        </w:tc>
+        <w:tc>
+          <w:tcPr>
+            <w:tcW w:w="3827" w:type="dxa"/>
+          </w:tcPr>
+          <w:p>
+            <w:pPr>
+              <w:cnfStyle w:val="000000000000" w:firstRow="0" w:lastRow="0" w:firstColumn="0" w:lastColumn="0" w:oddVBand="0" w:evenVBand="0" w:oddHBand="0" w:evenHBand="0" w:firstRowFirstColumn="0" w:firstRowLastColumn="0" w:lastRowFirstColumn="0" w:lastRowLastColumn="0"/>
+            </w:pPr>
+            <w:r>
+              <w:t>Die API fängt Aufrufe an nicht vorhandene Endpunkte ab und gibt eine standardisierte Fehlerantwort mit passendem HTTP</w:t>
+            </w:r>
+            <w:r>
+              <w:noBreakHyphen/>
+              <w:t>Status 404 ohne die Anwendung abstürzen zu lassen.</w:t>
+            </w:r>
+          </w:p>
+        </w:tc>
+        <w:tc>
+          <w:tcPr>
+            <w:tcW w:w="1701" w:type="dxa"/>
+          </w:tcPr>
+          <w:p>
+            <w:pPr>
+              <w:cnfStyle w:val="000000000000" w:firstRow="0" w:lastRow="0" w:firstColumn="0" w:lastColumn="0" w:oddVBand="0" w:evenVBand="0" w:oddHBand="0" w:evenHBand="0" w:firstRowFirstColumn="0" w:firstRowLastColumn="0" w:lastRowFirstColumn="0" w:lastRowLastColumn="0"/>
+            </w:pPr>
+            <w:r>
+              <w:t>ja</w:t>
+            </w:r>
+          </w:p>
+        </w:tc>
+      </w:tr>
+      <w:tr>
+        <w:trPr>
+          <w:cnfStyle w:val="000000100000" w:firstRow="0" w:lastRow="0" w:firstColumn="0" w:lastColumn="0" w:oddVBand="0" w:evenVBand="0" w:oddHBand="1" w:evenHBand="0" w:firstRowFirstColumn="0" w:firstRowLastColumn="0" w:lastRowFirstColumn="0" w:lastRowLastColumn="0"/>
+          <w:trHeight w:val="300"/>
+        </w:trPr>
+        <w:tc>
+          <w:tcPr>
+            <w:cnfStyle w:val="001000000000" w:firstRow="0" w:lastRow="0" w:firstColumn="1" w:lastColumn="0" w:oddVBand="0" w:evenVBand="0" w:oddHBand="0" w:evenHBand="0" w:firstRowFirstColumn="0" w:firstRowLastColumn="0" w:lastRowFirstColumn="0" w:lastRowLastColumn="0"/>
+            <w:tcW w:w="929" w:type="dxa"/>
+          </w:tcPr>
+          <w:p>
+            <w:r>
+              <w:t>1.13</w:t>
+            </w:r>
+          </w:p>
+        </w:tc>
+        <w:tc>
+          <w:tcPr>
+            <w:tcW w:w="3177" w:type="dxa"/>
+          </w:tcPr>
+          <w:p>
+            <w:pPr>
+              <w:cnfStyle w:val="000000100000" w:firstRow="0" w:lastRow="0" w:firstColumn="0" w:lastColumn="0" w:oddVBand="0" w:evenVBand="0" w:oddHBand="1" w:evenHBand="0" w:firstRowFirstColumn="0" w:firstRowLastColumn="0" w:lastRowFirstColumn="0" w:lastRowLastColumn="0"/>
+            </w:pPr>
+            <w:r>
+              <w:t>Aufruf einer Route mit fehlenden oder ungültigen Parametern</w:t>
+            </w:r>
+          </w:p>
+        </w:tc>
+        <w:tc>
+          <w:tcPr>
+            <w:tcW w:w="5245" w:type="dxa"/>
+          </w:tcPr>
+          <w:p>
+            <w:pPr>
+              <w:cnfStyle w:val="000000100000" w:firstRow="0" w:lastRow="0" w:firstColumn="0" w:lastColumn="0" w:oddVBand="0" w:evenVBand="0" w:oddHBand="1" w:evenHBand="0" w:firstRowFirstColumn="0" w:firstRowLastColumn="0" w:lastRowFirstColumn="0" w:lastRowLastColumn="0"/>
+            </w:pPr>
+            <w:r>
+              <w:t>Wenn bei einer Route erforderliche Parameter fehlen oder ein falscher Datentyp übergeben wird, gibt die API eine kontrollierte Fehlermeldung zurück. Die Anfrage wird nicht verarbeitet und die Anwendung stürzt nicht ab.</w:t>
+            </w:r>
+          </w:p>
+        </w:tc>
+        <w:tc>
+          <w:tcPr>
+            <w:tcW w:w="3827" w:type="dxa"/>
+          </w:tcPr>
+          <w:p>
+            <w:pPr>
+              <w:cnfStyle w:val="000000100000" w:firstRow="0" w:lastRow="0" w:firstColumn="0" w:lastColumn="0" w:oddVBand="0" w:evenVBand="0" w:oddHBand="1" w:evenHBand="0" w:firstRowFirstColumn="0" w:firstRowLastColumn="0" w:lastRowFirstColumn="0" w:lastRowLastColumn="0"/>
+            </w:pPr>
+            <w:r>
+              <w:t>Bei fehlenden oder ungültigen Parametern antwortet die API mit einer kontrollierten Fehlermeldung 400</w:t>
+            </w:r>
+            <w:r>
+              <w:t xml:space="preserve">, </w:t>
+            </w:r>
+            <w:r>
+              <w:t>verarbeitet die Anfrage nicht und bleibt stabil.</w:t>
+            </w:r>
+          </w:p>
+        </w:tc>
+        <w:tc>
+          <w:tcPr>
+            <w:tcW w:w="1701" w:type="dxa"/>
+          </w:tcPr>
+          <w:p>
+            <w:pPr>
+              <w:cnfStyle w:val="000000100000" w:firstRow="0" w:lastRow="0" w:firstColumn="0" w:lastColumn="0" w:oddVBand="0" w:evenVBand="0" w:oddHBand="1" w:evenHBand="0" w:firstRowFirstColumn="0" w:firstRowLastColumn="0" w:lastRowFirstColumn="0" w:lastRowLastColumn="0"/>
+            </w:pPr>
+            <w:r>
+              <w:t>ja</w:t>
+            </w:r>
           </w:p>
         </w:tc>
       </w:tr>
@@ -446,9 +1377,10 @@
     <w:p/>
     <w:p>
       <w:pPr>
-        <w:pStyle w:val="Heading2"/>
+        <w:pStyle w:val="berschrift2"/>
       </w:pPr>
       <w:r>
+        <w:lastRenderedPageBreak/>
         <w:t xml:space="preserve">Testobjekt: </w:t>
       </w:r>
       <w:r>
@@ -457,7 +1389,7 @@
     </w:p>
     <w:tbl>
       <w:tblPr>
-        <w:tblStyle w:val="GridTable4"/>
+        <w:tblStyle w:val="Gitternetztabelle4"/>
         <w:tblW w:w="14879" w:type="dxa"/>
         <w:tblLook w:val="04A0" w:firstRow="1" w:lastRow="0" w:firstColumn="1" w:lastColumn="0" w:noHBand="0" w:noVBand="1"/>
       </w:tblPr>
@@ -478,11 +1410,9 @@
             <w:tcW w:w="929" w:type="dxa"/>
           </w:tcPr>
           <w:p>
-            <w:proofErr w:type="spellStart"/>
             <w:r>
               <w:t>Test.Nr</w:t>
             </w:r>
-            <w:proofErr w:type="spellEnd"/>
           </w:p>
         </w:tc>
         <w:tc>
@@ -741,11 +1671,7 @@
               <w:cnfStyle w:val="000000100000" w:firstRow="0" w:lastRow="0" w:firstColumn="0" w:lastColumn="0" w:oddVBand="0" w:evenVBand="0" w:oddHBand="1" w:evenHBand="0" w:firstRowFirstColumn="0" w:firstRowLastColumn="0" w:lastRowFirstColumn="0" w:lastRowLastColumn="0"/>
             </w:pPr>
             <w:r>
-              <w:t xml:space="preserve">Die Spieldaten der letzten fünf Jahre aus der 1. Liga und der Promotion League werden von Transfermarkt </w:t>
-            </w:r>
-            <w:r>
-              <w:lastRenderedPageBreak/>
-              <w:t>extrahiert und im Data-Ordner als CSV-Datei gespeichert.</w:t>
+              <w:t>Die Spieldaten der letzten fünf Jahre aus der 1. Liga und der Promotion League werden von Transfermarkt extrahiert und im Data-Ordner als CSV-Datei gespeichert.</w:t>
             </w:r>
           </w:p>
         </w:tc>
@@ -758,12 +1684,7 @@
               <w:cnfStyle w:val="000000100000" w:firstRow="0" w:lastRow="0" w:firstColumn="0" w:lastColumn="0" w:oddVBand="0" w:evenVBand="0" w:oddHBand="1" w:evenHBand="0" w:firstRowFirstColumn="0" w:firstRowLastColumn="0" w:lastRowFirstColumn="0" w:lastRowLastColumn="0"/>
             </w:pPr>
             <w:r>
-              <w:lastRenderedPageBreak/>
-              <w:t xml:space="preserve">Die Spieldaten der letzten fünf Jahre aus der 1. Liga und der Promotion League werden von Transfermarkt </w:t>
-            </w:r>
-            <w:r>
-              <w:lastRenderedPageBreak/>
-              <w:t>extrahiert und im Data-Ordner als CSV-Datei gespeichert.</w:t>
+              <w:t>Die Spieldaten der letzten fünf Jahre aus der 1. Liga und der Promotion League werden von Transfermarkt extrahiert und im Data-Ordner als CSV-Datei gespeichert.</w:t>
             </w:r>
           </w:p>
         </w:tc>
@@ -776,7 +1697,6 @@
               <w:cnfStyle w:val="000000100000" w:firstRow="0" w:lastRow="0" w:firstColumn="0" w:lastColumn="0" w:oddVBand="0" w:evenVBand="0" w:oddHBand="1" w:evenHBand="0" w:firstRowFirstColumn="0" w:firstRowLastColumn="0" w:lastRowFirstColumn="0" w:lastRowLastColumn="0"/>
             </w:pPr>
             <w:r>
-              <w:lastRenderedPageBreak/>
               <w:t>JA</w:t>
             </w:r>
           </w:p>
@@ -886,7 +1806,6 @@
             <w:r>
               <w:t xml:space="preserve">Die Daten aller Spieler, die in den Kadern der Mannschaften aus </w:t>
             </w:r>
-            <w:proofErr w:type="spellStart"/>
             <w:r>
               <w:rPr>
                 <w:rStyle w:val="HTMLCode"/>
@@ -894,7 +1813,6 @@
               </w:rPr>
               <w:t>clubs_per_season</w:t>
             </w:r>
-            <w:proofErr w:type="spellEnd"/>
             <w:r>
               <w:t xml:space="preserve"> enthalten sind, werden von Transfermarkt extrahiert und im Data-Ordner gespeichert.</w:t>
             </w:r>
@@ -979,7 +1897,6 @@
             <w:r>
               <w:t xml:space="preserve">Mit Ausnahme der Werte </w:t>
             </w:r>
-            <w:proofErr w:type="spellStart"/>
             <w:r>
               <w:rPr>
                 <w:rStyle w:val="HTMLCode"/>
@@ -987,11 +1904,9 @@
               </w:rPr>
               <w:t>on_min</w:t>
             </w:r>
-            <w:proofErr w:type="spellEnd"/>
             <w:r>
               <w:t xml:space="preserve"> und </w:t>
             </w:r>
-            <w:proofErr w:type="spellStart"/>
             <w:r>
               <w:rPr>
                 <w:rStyle w:val="HTMLCode"/>
@@ -999,7 +1914,6 @@
               </w:rPr>
               <w:t>off_min</w:t>
             </w:r>
-            <w:proofErr w:type="spellEnd"/>
             <w:r>
               <w:t xml:space="preserve"> wurden alle Leistungsdaten korrekt extrahiert und gespeichert.</w:t>
             </w:r>
@@ -1033,6 +1947,7 @@
           </w:tcPr>
           <w:p>
             <w:r>
+              <w:lastRenderedPageBreak/>
               <w:t xml:space="preserve">2.7 </w:t>
             </w:r>
           </w:p>
@@ -1194,21 +2109,8 @@
               <w:cnfStyle w:val="000000100000" w:firstRow="0" w:lastRow="0" w:firstColumn="0" w:lastColumn="0" w:oddVBand="0" w:evenVBand="0" w:oddHBand="1" w:evenHBand="0" w:firstRowFirstColumn="0" w:firstRowLastColumn="0" w:lastRowFirstColumn="0" w:lastRowLastColumn="0"/>
             </w:pPr>
             <w:r>
-              <w:t>Transfermarkt-</w:t>
-            </w:r>
-            <w:proofErr w:type="spellStart"/>
-            <w:r>
-              <w:t>Scrapes</w:t>
-            </w:r>
-            <w:proofErr w:type="spellEnd"/>
-            <w:r>
-              <w:t xml:space="preserve"> </w:t>
-            </w:r>
-            <w:proofErr w:type="spellStart"/>
-            <w:r>
-              <w:t>Logging</w:t>
-            </w:r>
-            <w:proofErr w:type="spellEnd"/>
+              <w:t>Transfermarkt-Scrapes Logging</w:t>
+            </w:r>
           </w:p>
         </w:tc>
         <w:tc>
@@ -1220,15 +2122,7 @@
               <w:cnfStyle w:val="000000100000" w:firstRow="0" w:lastRow="0" w:firstColumn="0" w:lastColumn="0" w:oddVBand="0" w:evenVBand="0" w:oddHBand="1" w:evenHBand="0" w:firstRowFirstColumn="0" w:firstRowLastColumn="0" w:lastRowFirstColumn="0" w:lastRowLastColumn="0"/>
             </w:pPr>
             <w:r>
-              <w:t xml:space="preserve">Alle Scraping-Durchläufe werden als TXT-Dateien protokolliert. Zusätzlich werden die jeweils </w:t>
-            </w:r>
-            <w:proofErr w:type="gramStart"/>
-            <w:r>
-              <w:t>aktuellsten</w:t>
-            </w:r>
-            <w:proofErr w:type="gramEnd"/>
-            <w:r>
-              <w:t xml:space="preserve"> Scraping-Ergebnisse als JSON-Datei gespeichert.</w:t>
+              <w:t>Alle Scraping-Durchläufe werden als TXT-Dateien protokolliert. Zusätzlich werden die jeweils aktuellsten Scraping-Ergebnisse als JSON-Datei gespeichert.</w:t>
             </w:r>
           </w:p>
         </w:tc>
@@ -1241,15 +2135,7 @@
               <w:cnfStyle w:val="000000100000" w:firstRow="0" w:lastRow="0" w:firstColumn="0" w:lastColumn="0" w:oddVBand="0" w:evenVBand="0" w:oddHBand="1" w:evenHBand="0" w:firstRowFirstColumn="0" w:firstRowLastColumn="0" w:lastRowFirstColumn="0" w:lastRowLastColumn="0"/>
             </w:pPr>
             <w:r>
-              <w:t xml:space="preserve">Alle Scraping-Durchläufe wurden korrekt als TXT-Dateien protokolliert. Die </w:t>
-            </w:r>
-            <w:proofErr w:type="gramStart"/>
-            <w:r>
-              <w:t>aktuellsten</w:t>
-            </w:r>
-            <w:proofErr w:type="gramEnd"/>
-            <w:r>
-              <w:t xml:space="preserve"> Scraping-Ergebnisse wurden zusätzlich als JSON-Datei gespeichert.</w:t>
+              <w:t>Alle Scraping-Durchläufe wurden korrekt als TXT-Dateien protokolliert. Die aktuellsten Scraping-Ergebnisse wurden zusätzlich als JSON-Datei gespeichert.</w:t>
             </w:r>
           </w:p>
         </w:tc>
@@ -1280,7 +2166,7 @@
     </w:p>
     <w:p>
       <w:pPr>
-        <w:pStyle w:val="Heading2"/>
+        <w:pStyle w:val="berschrift2"/>
       </w:pPr>
       <w:r>
         <w:t xml:space="preserve">Testobjekt: </w:t>
@@ -1291,7 +2177,7 @@
     </w:p>
     <w:tbl>
       <w:tblPr>
-        <w:tblStyle w:val="GridTable4"/>
+        <w:tblStyle w:val="Gitternetztabelle4"/>
         <w:tblpPr w:leftFromText="180" w:rightFromText="180" w:vertAnchor="text" w:horzAnchor="margin" w:tblpY="101"/>
         <w:tblW w:w="14879" w:type="dxa"/>
         <w:tblLook w:val="04A0" w:firstRow="1" w:lastRow="0" w:firstColumn="1" w:lastColumn="0" w:noHBand="0" w:noVBand="1"/>
@@ -1313,11 +2199,9 @@
             <w:tcW w:w="929" w:type="dxa"/>
           </w:tcPr>
           <w:p>
-            <w:proofErr w:type="spellStart"/>
             <w:r>
               <w:t>Test.Nr</w:t>
             </w:r>
-            <w:proofErr w:type="spellEnd"/>
           </w:p>
         </w:tc>
         <w:tc>
@@ -1384,7 +2268,6 @@
           </w:tcPr>
           <w:p>
             <w:r>
-              <w:lastRenderedPageBreak/>
               <w:t>3.1</w:t>
             </w:r>
           </w:p>
@@ -1392,6 +2275,53 @@
         <w:tc>
           <w:tcPr>
             <w:tcW w:w="3950" w:type="dxa"/>
+          </w:tcPr>
+          <w:tbl>
+            <w:tblPr>
+              <w:tblW w:w="0" w:type="auto"/>
+              <w:tblCellSpacing w:w="15" w:type="dxa"/>
+              <w:tblCellMar>
+                <w:top w:w="15" w:type="dxa"/>
+                <w:left w:w="15" w:type="dxa"/>
+                <w:bottom w:w="15" w:type="dxa"/>
+                <w:right w:w="15" w:type="dxa"/>
+              </w:tblCellMar>
+              <w:tblLook w:val="04A0" w:firstRow="1" w:lastRow="0" w:firstColumn="1" w:lastColumn="0" w:noHBand="0" w:noVBand="1"/>
+            </w:tblPr>
+            <w:tblGrid>
+              <w:gridCol w:w="3734"/>
+            </w:tblGrid>
+            <w:tr>
+              <w:trPr>
+                <w:tblCellSpacing w:w="15" w:type="dxa"/>
+              </w:trPr>
+              <w:tc>
+                <w:tcPr>
+                  <w:tcW w:w="0" w:type="auto"/>
+                  <w:vAlign w:val="center"/>
+                  <w:hideMark/>
+                </w:tcPr>
+                <w:p>
+                  <w:pPr>
+                    <w:framePr w:hSpace="180" w:wrap="around" w:vAnchor="text" w:hAnchor="margin" w:y="101"/>
+                    <w:spacing w:after="0" w:line="240" w:lineRule="auto"/>
+                  </w:pPr>
+                  <w:r>
+                    <w:t>Transform-Container erkennt vorhandene CSV-Dateien</w:t>
+                  </w:r>
+                </w:p>
+              </w:tc>
+            </w:tr>
+          </w:tbl>
+          <w:p>
+            <w:pPr>
+              <w:cnfStyle w:val="000000100000" w:firstRow="0" w:lastRow="0" w:firstColumn="0" w:lastColumn="0" w:oddVBand="0" w:evenVBand="0" w:oddHBand="1" w:evenHBand="0" w:firstRowFirstColumn="0" w:firstRowLastColumn="0" w:lastRowFirstColumn="0" w:lastRowLastColumn="0"/>
+            </w:pPr>
+          </w:p>
+        </w:tc>
+        <w:tc>
+          <w:tcPr>
+            <w:tcW w:w="4859" w:type="dxa"/>
           </w:tcPr>
           <w:tbl>
             <w:tblPr>
@@ -1431,11 +2361,53 @@
             <w:pPr>
               <w:cnfStyle w:val="000000100000" w:firstRow="0" w:lastRow="0" w:firstColumn="0" w:lastColumn="0" w:oddVBand="0" w:evenVBand="0" w:oddHBand="1" w:evenHBand="0" w:firstRowFirstColumn="0" w:firstRowLastColumn="0" w:lastRowFirstColumn="0" w:lastRowLastColumn="0"/>
             </w:pPr>
-          </w:p>
-        </w:tc>
-        <w:tc>
-          <w:tcPr>
-            <w:tcW w:w="4859" w:type="dxa"/>
+            <w:r>
+              <w:t>Beim Start des Transform-Containers wird geprüft, welche CSV-Dateien aus der Datenquelle vorhanden sind. Die vorhandenen Dateien werden korrekt erkannt und für die entsprechenden Transformationsschritte berücksichtigt.</w:t>
+            </w:r>
+          </w:p>
+        </w:tc>
+        <w:tc>
+          <w:tcPr>
+            <w:tcW w:w="3532" w:type="dxa"/>
+          </w:tcPr>
+          <w:p>
+            <w:pPr>
+              <w:cnfStyle w:val="000000100000" w:firstRow="0" w:lastRow="0" w:firstColumn="0" w:lastColumn="0" w:oddVBand="0" w:evenVBand="0" w:oddHBand="1" w:evenHBand="0" w:firstRowFirstColumn="0" w:firstRowLastColumn="0" w:lastRowFirstColumn="0" w:lastRowLastColumn="0"/>
+            </w:pPr>
+            <w:r>
+              <w:t>Die vorhandenen CSV-Dateien wurden vom Transform-Container korrekt erkannt.</w:t>
+            </w:r>
+          </w:p>
+        </w:tc>
+        <w:tc>
+          <w:tcPr>
+            <w:tcW w:w="1609" w:type="dxa"/>
+          </w:tcPr>
+          <w:p>
+            <w:pPr>
+              <w:cnfStyle w:val="000000100000" w:firstRow="0" w:lastRow="0" w:firstColumn="0" w:lastColumn="0" w:oddVBand="0" w:evenVBand="0" w:oddHBand="1" w:evenHBand="0" w:firstRowFirstColumn="0" w:firstRowLastColumn="0" w:lastRowFirstColumn="0" w:lastRowLastColumn="0"/>
+            </w:pPr>
+            <w:r>
+              <w:t>ja</w:t>
+            </w:r>
+          </w:p>
+        </w:tc>
+      </w:tr>
+      <w:tr>
+        <w:tc>
+          <w:tcPr>
+            <w:cnfStyle w:val="001000000000" w:firstRow="0" w:lastRow="0" w:firstColumn="1" w:lastColumn="0" w:oddVBand="0" w:evenVBand="0" w:oddHBand="0" w:evenHBand="0" w:firstRowFirstColumn="0" w:firstRowLastColumn="0" w:lastRowFirstColumn="0" w:lastRowLastColumn="0"/>
+            <w:tcW w:w="929" w:type="dxa"/>
+          </w:tcPr>
+          <w:p>
+            <w:r>
+              <w:t>3.2</w:t>
+            </w:r>
+          </w:p>
+        </w:tc>
+        <w:tc>
+          <w:tcPr>
+            <w:tcW w:w="3950" w:type="dxa"/>
           </w:tcPr>
           <w:tbl>
             <w:tblPr>
@@ -1473,8 +2445,24 @@
           </w:tbl>
           <w:p>
             <w:pPr>
-              <w:cnfStyle w:val="000000100000" w:firstRow="0" w:lastRow="0" w:firstColumn="0" w:lastColumn="0" w:oddVBand="0" w:evenVBand="0" w:oddHBand="1" w:evenHBand="0" w:firstRowFirstColumn="0" w:firstRowLastColumn="0" w:lastRowFirstColumn="0" w:lastRowLastColumn="0"/>
-            </w:pPr>
+              <w:cnfStyle w:val="000000000000" w:firstRow="0" w:lastRow="0" w:firstColumn="0" w:lastColumn="0" w:oddVBand="0" w:evenVBand="0" w:oddHBand="0" w:evenHBand="0" w:firstRowFirstColumn="0" w:firstRowLastColumn="0" w:lastRowFirstColumn="0" w:lastRowLastColumn="0"/>
+            </w:pPr>
+            <w:r>
+              <w:t>Starten des Transform-Containers</w:t>
+            </w:r>
+          </w:p>
+        </w:tc>
+        <w:tc>
+          <w:tcPr>
+            <w:tcW w:w="4859" w:type="dxa"/>
+          </w:tcPr>
+          <w:p>
+            <w:pPr>
+              <w:cnfStyle w:val="000000000000" w:firstRow="0" w:lastRow="0" w:firstColumn="0" w:lastColumn="0" w:oddVBand="0" w:evenVBand="0" w:oddHBand="0" w:evenHBand="0" w:firstRowFirstColumn="0" w:firstRowLastColumn="0" w:lastRowFirstColumn="0" w:lastRowLastColumn="0"/>
+            </w:pPr>
+            <w:r>
+              <w:t>Der Transform-Container startet erfolgreich und führt das zentrale Transformationsskript aus. Dabei werden die benötigten Abhängigkeiten geladen und der Transformationsprozess wird ohne Startfehler ausgeführt.</w:t>
+            </w:r>
           </w:p>
         </w:tc>
         <w:tc>
@@ -1483,8 +2471,11 @@
           </w:tcPr>
           <w:p>
             <w:pPr>
-              <w:cnfStyle w:val="000000100000" w:firstRow="0" w:lastRow="0" w:firstColumn="0" w:lastColumn="0" w:oddVBand="0" w:evenVBand="0" w:oddHBand="1" w:evenHBand="0" w:firstRowFirstColumn="0" w:firstRowLastColumn="0" w:lastRowFirstColumn="0" w:lastRowLastColumn="0"/>
-            </w:pPr>
+              <w:cnfStyle w:val="000000000000" w:firstRow="0" w:lastRow="0" w:firstColumn="0" w:lastColumn="0" w:oddVBand="0" w:evenVBand="0" w:oddHBand="0" w:evenHBand="0" w:firstRowFirstColumn="0" w:firstRowLastColumn="0" w:lastRowFirstColumn="0" w:lastRowLastColumn="0"/>
+            </w:pPr>
+            <w:r>
+              <w:t>Der Transform-Container konnte erfolgreich gestartet werden und das Transformationsskript wurde ausgeführt.</w:t>
+            </w:r>
           </w:p>
         </w:tc>
         <w:tc>
@@ -1493,12 +2484,18 @@
           </w:tcPr>
           <w:p>
             <w:pPr>
-              <w:cnfStyle w:val="000000100000" w:firstRow="0" w:lastRow="0" w:firstColumn="0" w:lastColumn="0" w:oddVBand="0" w:evenVBand="0" w:oddHBand="1" w:evenHBand="0" w:firstRowFirstColumn="0" w:firstRowLastColumn="0" w:lastRowFirstColumn="0" w:lastRowLastColumn="0"/>
-            </w:pPr>
+              <w:cnfStyle w:val="000000000000" w:firstRow="0" w:lastRow="0" w:firstColumn="0" w:lastColumn="0" w:oddVBand="0" w:evenVBand="0" w:oddHBand="0" w:evenHBand="0" w:firstRowFirstColumn="0" w:firstRowLastColumn="0" w:lastRowFirstColumn="0" w:lastRowLastColumn="0"/>
+            </w:pPr>
+            <w:r>
+              <w:t>ja</w:t>
+            </w:r>
           </w:p>
         </w:tc>
       </w:tr>
       <w:tr>
+        <w:trPr>
+          <w:cnfStyle w:val="000000100000" w:firstRow="0" w:lastRow="0" w:firstColumn="0" w:lastColumn="0" w:oddVBand="0" w:evenVBand="0" w:oddHBand="1" w:evenHBand="0" w:firstRowFirstColumn="0" w:firstRowLastColumn="0" w:lastRowFirstColumn="0" w:lastRowLastColumn="0"/>
+        </w:trPr>
         <w:tc>
           <w:tcPr>
             <w:cnfStyle w:val="001000000000" w:firstRow="0" w:lastRow="0" w:firstColumn="1" w:lastColumn="0" w:oddVBand="0" w:evenVBand="0" w:oddHBand="0" w:evenHBand="0" w:firstRowFirstColumn="0" w:firstRowLastColumn="0" w:lastRowFirstColumn="0" w:lastRowLastColumn="0"/>
@@ -1506,7 +2503,735 @@
           </w:tcPr>
           <w:p>
             <w:r>
-              <w:t>3.2</w:t>
+              <w:t>3.3</w:t>
+            </w:r>
+          </w:p>
+        </w:tc>
+        <w:tc>
+          <w:tcPr>
+            <w:tcW w:w="3950" w:type="dxa"/>
+          </w:tcPr>
+          <w:p>
+            <w:pPr>
+              <w:cnfStyle w:val="000000100000" w:firstRow="0" w:lastRow="0" w:firstColumn="0" w:lastColumn="0" w:oddVBand="0" w:evenVBand="0" w:oddHBand="1" w:evenHBand="0" w:firstRowFirstColumn="0" w:firstRowLastColumn="0" w:lastRowFirstColumn="0" w:lastRowLastColumn="0"/>
+            </w:pPr>
+            <w:r>
+              <w:t>Transformation der Teamdaten-CSV</w:t>
+            </w:r>
+          </w:p>
+        </w:tc>
+        <w:tc>
+          <w:tcPr>
+            <w:tcW w:w="4859" w:type="dxa"/>
+          </w:tcPr>
+          <w:p>
+            <w:pPr>
+              <w:cnfStyle w:val="000000100000" w:firstRow="0" w:lastRow="0" w:firstColumn="0" w:lastColumn="0" w:oddVBand="0" w:evenVBand="0" w:oddHBand="1" w:evenHBand="0" w:firstRowFirstColumn="0" w:firstRowLastColumn="0" w:lastRowFirstColumn="0" w:lastRowLastColumn="0"/>
+            </w:pPr>
+            <w:r>
+              <w:t xml:space="preserve">Die Teamdaten werden erfolgreich geladen, bereinigt und in die benötigte Datenbankstruktur </w:t>
+            </w:r>
+            <w:r>
+              <w:lastRenderedPageBreak/>
+              <w:t>überführt. Dabei werden alte Teamnamen entfernt, fehlende PLZ-Werte behandelt, die Daten von Luzern U21 korrigiert, die PLZ-Spalte in einen Integer-Datentyp umgewandelt und nicht benötigte Spalten entfernt.</w:t>
+            </w:r>
+          </w:p>
+        </w:tc>
+        <w:tc>
+          <w:tcPr>
+            <w:tcW w:w="3532" w:type="dxa"/>
+          </w:tcPr>
+          <w:p>
+            <w:pPr>
+              <w:cnfStyle w:val="000000100000" w:firstRow="0" w:lastRow="0" w:firstColumn="0" w:lastColumn="0" w:oddVBand="0" w:evenVBand="0" w:oddHBand="1" w:evenHBand="0" w:firstRowFirstColumn="0" w:firstRowLastColumn="0" w:lastRowFirstColumn="0" w:lastRowLastColumn="0"/>
+            </w:pPr>
+            <w:r>
+              <w:lastRenderedPageBreak/>
+              <w:t xml:space="preserve">Die Teamdaten-CSV wurde erfolgreich transformiert und als </w:t>
+            </w:r>
+            <w:r>
+              <w:lastRenderedPageBreak/>
+              <w:t>bereinigte Datei für den Datenbankimport gespeichert.</w:t>
+            </w:r>
+          </w:p>
+        </w:tc>
+        <w:tc>
+          <w:tcPr>
+            <w:tcW w:w="1609" w:type="dxa"/>
+          </w:tcPr>
+          <w:p>
+            <w:pPr>
+              <w:cnfStyle w:val="000000100000" w:firstRow="0" w:lastRow="0" w:firstColumn="0" w:lastColumn="0" w:oddVBand="0" w:evenVBand="0" w:oddHBand="1" w:evenHBand="0" w:firstRowFirstColumn="0" w:firstRowLastColumn="0" w:lastRowFirstColumn="0" w:lastRowLastColumn="0"/>
+            </w:pPr>
+            <w:r>
+              <w:lastRenderedPageBreak/>
+              <w:t>JA</w:t>
+            </w:r>
+          </w:p>
+        </w:tc>
+      </w:tr>
+      <w:tr>
+        <w:tc>
+          <w:tcPr>
+            <w:cnfStyle w:val="001000000000" w:firstRow="0" w:lastRow="0" w:firstColumn="1" w:lastColumn="0" w:oddVBand="0" w:evenVBand="0" w:oddHBand="0" w:evenHBand="0" w:firstRowFirstColumn="0" w:firstRowLastColumn="0" w:lastRowFirstColumn="0" w:lastRowLastColumn="0"/>
+            <w:tcW w:w="929" w:type="dxa"/>
+          </w:tcPr>
+          <w:p>
+            <w:r>
+              <w:t>3.</w:t>
+            </w:r>
+            <w:r>
+              <w:t>4</w:t>
+            </w:r>
+          </w:p>
+        </w:tc>
+        <w:tc>
+          <w:tcPr>
+            <w:tcW w:w="3950" w:type="dxa"/>
+          </w:tcPr>
+          <w:p>
+            <w:pPr>
+              <w:cnfStyle w:val="000000000000" w:firstRow="0" w:lastRow="0" w:firstColumn="0" w:lastColumn="0" w:oddVBand="0" w:evenVBand="0" w:oddHBand="0" w:evenHBand="0" w:firstRowFirstColumn="0" w:firstRowLastColumn="0" w:lastRowFirstColumn="0" w:lastRowLastColumn="0"/>
+              <w:rPr>
+                <w:lang w:val="en-GB"/>
+              </w:rPr>
+            </w:pPr>
+            <w:r>
+              <w:rPr>
+                <w:lang w:val="en-GB"/>
+              </w:rPr>
+              <w:t>Transformation der Teams-per-Season-CSV</w:t>
+            </w:r>
+          </w:p>
+        </w:tc>
+        <w:tc>
+          <w:tcPr>
+            <w:tcW w:w="4859" w:type="dxa"/>
+          </w:tcPr>
+          <w:p>
+            <w:pPr>
+              <w:cnfStyle w:val="000000000000" w:firstRow="0" w:lastRow="0" w:firstColumn="0" w:lastColumn="0" w:oddVBand="0" w:evenVBand="0" w:oddHBand="0" w:evenHBand="0" w:firstRowFirstColumn="0" w:firstRowLastColumn="0" w:lastRowFirstColumn="0" w:lastRowLastColumn="0"/>
+              <w:rPr>
+                <w:lang w:val="en-GB"/>
+              </w:rPr>
+            </w:pPr>
+            <w:r>
+              <w:t>Die Teams-per-Season-Daten werden erfolgreich geladen, bereinigt und in die benötigte Datenbankstruktur überführt. Dabei wird das Saisonformat korrekt von einem Jahr, z. B. 2024, in ein Saisonformat wie 24/25 umgewandelt. Zusätzlich werden die benötigten Datentypen korrekt gesetzt.</w:t>
+            </w:r>
+          </w:p>
+        </w:tc>
+        <w:tc>
+          <w:tcPr>
+            <w:tcW w:w="3532" w:type="dxa"/>
+          </w:tcPr>
+          <w:p>
+            <w:pPr>
+              <w:cnfStyle w:val="000000000000" w:firstRow="0" w:lastRow="0" w:firstColumn="0" w:lastColumn="0" w:oddVBand="0" w:evenVBand="0" w:oddHBand="0" w:evenHBand="0" w:firstRowFirstColumn="0" w:firstRowLastColumn="0" w:lastRowFirstColumn="0" w:lastRowLastColumn="0"/>
+            </w:pPr>
+            <w:r>
+              <w:t>Die Teams-per-Season-CSV wurde erfolgreich transformiert und als bereinigte Datei für den Datenbankimport gespeichert.</w:t>
+            </w:r>
+          </w:p>
+        </w:tc>
+        <w:tc>
+          <w:tcPr>
+            <w:tcW w:w="1609" w:type="dxa"/>
+          </w:tcPr>
+          <w:p>
+            <w:pPr>
+              <w:cnfStyle w:val="000000000000" w:firstRow="0" w:lastRow="0" w:firstColumn="0" w:lastColumn="0" w:oddVBand="0" w:evenVBand="0" w:oddHBand="0" w:evenHBand="0" w:firstRowFirstColumn="0" w:firstRowLastColumn="0" w:lastRowFirstColumn="0" w:lastRowLastColumn="0"/>
+            </w:pPr>
+            <w:r>
+              <w:t>JA</w:t>
+            </w:r>
+          </w:p>
+        </w:tc>
+      </w:tr>
+      <w:tr>
+        <w:trPr>
+          <w:cnfStyle w:val="000000100000" w:firstRow="0" w:lastRow="0" w:firstColumn="0" w:lastColumn="0" w:oddVBand="0" w:evenVBand="0" w:oddHBand="1" w:evenHBand="0" w:firstRowFirstColumn="0" w:firstRowLastColumn="0" w:lastRowFirstColumn="0" w:lastRowLastColumn="0"/>
+        </w:trPr>
+        <w:tc>
+          <w:tcPr>
+            <w:cnfStyle w:val="001000000000" w:firstRow="0" w:lastRow="0" w:firstColumn="1" w:lastColumn="0" w:oddVBand="0" w:evenVBand="0" w:oddHBand="0" w:evenHBand="0" w:firstRowFirstColumn="0" w:firstRowLastColumn="0" w:lastRowFirstColumn="0" w:lastRowLastColumn="0"/>
+            <w:tcW w:w="929" w:type="dxa"/>
+          </w:tcPr>
+          <w:p>
+            <w:r>
+              <w:t>3.</w:t>
+            </w:r>
+            <w:r>
+              <w:t>5</w:t>
+            </w:r>
+          </w:p>
+        </w:tc>
+        <w:tc>
+          <w:tcPr>
+            <w:tcW w:w="3950" w:type="dxa"/>
+          </w:tcPr>
+          <w:p>
+            <w:pPr>
+              <w:cnfStyle w:val="000000100000" w:firstRow="0" w:lastRow="0" w:firstColumn="0" w:lastColumn="0" w:oddVBand="0" w:evenVBand="0" w:oddHBand="1" w:evenHBand="0" w:firstRowFirstColumn="0" w:firstRowLastColumn="0" w:lastRowFirstColumn="0" w:lastRowLastColumn="0"/>
+            </w:pPr>
+            <w:r>
+              <w:t>Transformation der Player-CSV</w:t>
+            </w:r>
+          </w:p>
+        </w:tc>
+        <w:tc>
+          <w:tcPr>
+            <w:tcW w:w="4859" w:type="dxa"/>
+          </w:tcPr>
+          <w:p>
+            <w:pPr>
+              <w:cnfStyle w:val="000000100000" w:firstRow="0" w:lastRow="0" w:firstColumn="0" w:lastColumn="0" w:oddVBand="0" w:evenVBand="0" w:oddHBand="1" w:evenHBand="0" w:firstRowFirstColumn="0" w:firstRowLastColumn="0" w:lastRowFirstColumn="0" w:lastRowLastColumn="0"/>
+            </w:pPr>
+            <w:r>
+              <w:t>Die Spielerdaten werden erfolgreich geladen, bereinigt und in die benötigte Datenbankstruktur überführt. Dabei werden Geburtsdaten und Körpergrössen in passende Datentypen umgewandelt, ungültige Höhenwerte behandelt, Duplikate entfernt und nicht benötigte Spalten gelöscht.</w:t>
+            </w:r>
+          </w:p>
+        </w:tc>
+        <w:tc>
+          <w:tcPr>
+            <w:tcW w:w="3532" w:type="dxa"/>
+          </w:tcPr>
+          <w:p>
+            <w:pPr>
+              <w:cnfStyle w:val="000000100000" w:firstRow="0" w:lastRow="0" w:firstColumn="0" w:lastColumn="0" w:oddVBand="0" w:evenVBand="0" w:oddHBand="1" w:evenHBand="0" w:firstRowFirstColumn="0" w:firstRowLastColumn="0" w:lastRowFirstColumn="0" w:lastRowLastColumn="0"/>
+            </w:pPr>
+            <w:r>
+              <w:t>Die Player-CSV wurde erfolgreich transformiert und als bereinigte Datei für den Datenbankimport gespeichert.</w:t>
+            </w:r>
+          </w:p>
+        </w:tc>
+        <w:tc>
+          <w:tcPr>
+            <w:tcW w:w="1609" w:type="dxa"/>
+          </w:tcPr>
+          <w:p>
+            <w:pPr>
+              <w:cnfStyle w:val="000000100000" w:firstRow="0" w:lastRow="0" w:firstColumn="0" w:lastColumn="0" w:oddVBand="0" w:evenVBand="0" w:oddHBand="1" w:evenHBand="0" w:firstRowFirstColumn="0" w:firstRowLastColumn="0" w:lastRowFirstColumn="0" w:lastRowLastColumn="0"/>
+            </w:pPr>
+            <w:r>
+              <w:t>JA</w:t>
+            </w:r>
+          </w:p>
+        </w:tc>
+      </w:tr>
+      <w:tr>
+        <w:tc>
+          <w:tcPr>
+            <w:cnfStyle w:val="001000000000" w:firstRow="0" w:lastRow="0" w:firstColumn="1" w:lastColumn="0" w:oddVBand="0" w:evenVBand="0" w:oddHBand="0" w:evenHBand="0" w:firstRowFirstColumn="0" w:firstRowLastColumn="0" w:lastRowFirstColumn="0" w:lastRowLastColumn="0"/>
+            <w:tcW w:w="929" w:type="dxa"/>
+          </w:tcPr>
+          <w:p>
+            <w:r>
+              <w:t>3.</w:t>
+            </w:r>
+            <w:r>
+              <w:t>6</w:t>
+            </w:r>
+          </w:p>
+        </w:tc>
+        <w:tc>
+          <w:tcPr>
+            <w:tcW w:w="3950" w:type="dxa"/>
+          </w:tcPr>
+          <w:p>
+            <w:pPr>
+              <w:cnfStyle w:val="000000000000" w:firstRow="0" w:lastRow="0" w:firstColumn="0" w:lastColumn="0" w:oddVBand="0" w:evenVBand="0" w:oddHBand="0" w:evenHBand="0" w:firstRowFirstColumn="0" w:firstRowLastColumn="0" w:lastRowFirstColumn="0" w:lastRowLastColumn="0"/>
+            </w:pPr>
+            <w:r>
+              <w:t>Transformation der Matches-CSV</w:t>
+            </w:r>
+          </w:p>
+        </w:tc>
+        <w:tc>
+          <w:tcPr>
+            <w:tcW w:w="4859" w:type="dxa"/>
+          </w:tcPr>
+          <w:p>
+            <w:pPr>
+              <w:cnfStyle w:val="000000000000" w:firstRow="0" w:lastRow="0" w:firstColumn="0" w:lastColumn="0" w:oddVBand="0" w:evenVBand="0" w:oddHBand="0" w:evenHBand="0" w:firstRowFirstColumn="0" w:firstRowLastColumn="0" w:lastRowFirstColumn="0" w:lastRowLastColumn="0"/>
+            </w:pPr>
+            <w:r>
+              <w:t>Die Matchdaten werden erfolgreich geladen, bereinigt und in die benötigte Datenbankstruktur überführt. Dabei werden Saison- und Datumsformat korrekt angepasst, Torwerte in passende Datentypen umgewandelt und nicht benötigte Spalten entfernt.</w:t>
+            </w:r>
+          </w:p>
+        </w:tc>
+        <w:tc>
+          <w:tcPr>
+            <w:tcW w:w="3532" w:type="dxa"/>
+          </w:tcPr>
+          <w:p>
+            <w:pPr>
+              <w:cnfStyle w:val="000000000000" w:firstRow="0" w:lastRow="0" w:firstColumn="0" w:lastColumn="0" w:oddVBand="0" w:evenVBand="0" w:oddHBand="0" w:evenHBand="0" w:firstRowFirstColumn="0" w:firstRowLastColumn="0" w:lastRowFirstColumn="0" w:lastRowLastColumn="0"/>
+            </w:pPr>
+            <w:r>
+              <w:t>Die Matches-CSV wurde erfolgreich transformiert und als bereinigte Datei für den Datenbankimport gespeichert.</w:t>
+            </w:r>
+          </w:p>
+        </w:tc>
+        <w:tc>
+          <w:tcPr>
+            <w:tcW w:w="1609" w:type="dxa"/>
+          </w:tcPr>
+          <w:p>
+            <w:pPr>
+              <w:cnfStyle w:val="000000000000" w:firstRow="0" w:lastRow="0" w:firstColumn="0" w:lastColumn="0" w:oddVBand="0" w:evenVBand="0" w:oddHBand="0" w:evenHBand="0" w:firstRowFirstColumn="0" w:firstRowLastColumn="0" w:lastRowFirstColumn="0" w:lastRowLastColumn="0"/>
+            </w:pPr>
+            <w:r>
+              <w:t>JA</w:t>
+            </w:r>
+          </w:p>
+        </w:tc>
+      </w:tr>
+      <w:tr>
+        <w:trPr>
+          <w:cnfStyle w:val="000000100000" w:firstRow="0" w:lastRow="0" w:firstColumn="0" w:lastColumn="0" w:oddVBand="0" w:evenVBand="0" w:oddHBand="1" w:evenHBand="0" w:firstRowFirstColumn="0" w:firstRowLastColumn="0" w:lastRowFirstColumn="0" w:lastRowLastColumn="0"/>
+        </w:trPr>
+        <w:tc>
+          <w:tcPr>
+            <w:cnfStyle w:val="001000000000" w:firstRow="0" w:lastRow="0" w:firstColumn="1" w:lastColumn="0" w:oddVBand="0" w:evenVBand="0" w:oddHBand="0" w:evenHBand="0" w:firstRowFirstColumn="0" w:firstRowLastColumn="0" w:lastRowFirstColumn="0" w:lastRowLastColumn="0"/>
+            <w:tcW w:w="929" w:type="dxa"/>
+          </w:tcPr>
+          <w:p>
+            <w:r>
+              <w:t>3.</w:t>
+            </w:r>
+            <w:r>
+              <w:t>7</w:t>
+            </w:r>
+          </w:p>
+        </w:tc>
+        <w:tc>
+          <w:tcPr>
+            <w:tcW w:w="3950" w:type="dxa"/>
+          </w:tcPr>
+          <w:p>
+            <w:pPr>
+              <w:cnfStyle w:val="000000100000" w:firstRow="0" w:lastRow="0" w:firstColumn="0" w:lastColumn="0" w:oddVBand="0" w:evenVBand="0" w:oddHBand="1" w:evenHBand="0" w:firstRowFirstColumn="0" w:firstRowLastColumn="0" w:lastRowFirstColumn="0" w:lastRowLastColumn="0"/>
+            </w:pPr>
+            <w:r>
+              <w:t>Transformation der Squad-CSV</w:t>
+            </w:r>
+          </w:p>
+        </w:tc>
+        <w:tc>
+          <w:tcPr>
+            <w:tcW w:w="4859" w:type="dxa"/>
+          </w:tcPr>
+          <w:p>
+            <w:pPr>
+              <w:cnfStyle w:val="000000100000" w:firstRow="0" w:lastRow="0" w:firstColumn="0" w:lastColumn="0" w:oddVBand="0" w:evenVBand="0" w:oddHBand="1" w:evenHBand="0" w:firstRowFirstColumn="0" w:firstRowLastColumn="0" w:lastRowFirstColumn="0" w:lastRowLastColumn="0"/>
+            </w:pPr>
+            <w:r>
+              <w:t>Die Kaderdaten werden erfolgreich geladen, bereinigt und in die benötigte Datenbankstruktur überführt. Dabei wird das Saisonformat vereinheitlicht und die ID-Spalten werden in passende Datentypen umgewandelt.</w:t>
+            </w:r>
+          </w:p>
+        </w:tc>
+        <w:tc>
+          <w:tcPr>
+            <w:tcW w:w="3532" w:type="dxa"/>
+          </w:tcPr>
+          <w:p>
+            <w:pPr>
+              <w:cnfStyle w:val="000000100000" w:firstRow="0" w:lastRow="0" w:firstColumn="0" w:lastColumn="0" w:oddVBand="0" w:evenVBand="0" w:oddHBand="1" w:evenHBand="0" w:firstRowFirstColumn="0" w:firstRowLastColumn="0" w:lastRowFirstColumn="0" w:lastRowLastColumn="0"/>
+            </w:pPr>
+            <w:r>
+              <w:t>Die Squad-CSV wurde erfolgreich transformiert und als bereinigte Datei für den Datenbankimport gespeichert.</w:t>
+            </w:r>
+          </w:p>
+        </w:tc>
+        <w:tc>
+          <w:tcPr>
+            <w:tcW w:w="1609" w:type="dxa"/>
+          </w:tcPr>
+          <w:p>
+            <w:pPr>
+              <w:cnfStyle w:val="000000100000" w:firstRow="0" w:lastRow="0" w:firstColumn="0" w:lastColumn="0" w:oddVBand="0" w:evenVBand="0" w:oddHBand="1" w:evenHBand="0" w:firstRowFirstColumn="0" w:firstRowLastColumn="0" w:lastRowFirstColumn="0" w:lastRowLastColumn="0"/>
+            </w:pPr>
+            <w:r>
+              <w:t>JA</w:t>
+            </w:r>
+          </w:p>
+        </w:tc>
+      </w:tr>
+      <w:tr>
+        <w:tc>
+          <w:tcPr>
+            <w:cnfStyle w:val="001000000000" w:firstRow="0" w:lastRow="0" w:firstColumn="1" w:lastColumn="0" w:oddVBand="0" w:evenVBand="0" w:oddHBand="0" w:evenHBand="0" w:firstRowFirstColumn="0" w:firstRowLastColumn="0" w:lastRowFirstColumn="0" w:lastRowLastColumn="0"/>
+            <w:tcW w:w="929" w:type="dxa"/>
+          </w:tcPr>
+          <w:p>
+            <w:r>
+              <w:t>3.</w:t>
+            </w:r>
+            <w:r>
+              <w:t>8</w:t>
+            </w:r>
+          </w:p>
+        </w:tc>
+        <w:tc>
+          <w:tcPr>
+            <w:tcW w:w="3950" w:type="dxa"/>
+          </w:tcPr>
+          <w:p>
+            <w:pPr>
+              <w:cnfStyle w:val="000000000000" w:firstRow="0" w:lastRow="0" w:firstColumn="0" w:lastColumn="0" w:oddVBand="0" w:evenVBand="0" w:oddHBand="0" w:evenHBand="0" w:firstRowFirstColumn="0" w:firstRowLastColumn="0" w:lastRowFirstColumn="0" w:lastRowLastColumn="0"/>
+            </w:pPr>
+            <w:r>
+              <w:t>Transformation der Player-Stats-CSV</w:t>
+            </w:r>
+          </w:p>
+        </w:tc>
+        <w:tc>
+          <w:tcPr>
+            <w:tcW w:w="4859" w:type="dxa"/>
+          </w:tcPr>
+          <w:p>
+            <w:pPr>
+              <w:cnfStyle w:val="000000000000" w:firstRow="0" w:lastRow="0" w:firstColumn="0" w:lastColumn="0" w:oddVBand="0" w:evenVBand="0" w:oddHBand="0" w:evenHBand="0" w:firstRowFirstColumn="0" w:firstRowLastColumn="0" w:lastRowFirstColumn="0" w:lastRowLastColumn="0"/>
+            </w:pPr>
+            <w:r>
+              <w:t xml:space="preserve">Die Spielerstatistiken werden erfolgreich geladen, bereinigt und in die benötigte Datenbankstruktur überführt. Dabei werden </w:t>
+            </w:r>
+            <w:r>
+              <w:lastRenderedPageBreak/>
+              <w:t>Karten- und Startelf-Spalten in Boolean-Werte umgewandelt, Minutenwerte korrekt behandelt und eine Rating-Spalte für die spätere Modellbewertung ergänzt.</w:t>
+            </w:r>
+          </w:p>
+        </w:tc>
+        <w:tc>
+          <w:tcPr>
+            <w:tcW w:w="3532" w:type="dxa"/>
+          </w:tcPr>
+          <w:p>
+            <w:pPr>
+              <w:cnfStyle w:val="000000000000" w:firstRow="0" w:lastRow="0" w:firstColumn="0" w:lastColumn="0" w:oddVBand="0" w:evenVBand="0" w:oddHBand="0" w:evenHBand="0" w:firstRowFirstColumn="0" w:firstRowLastColumn="0" w:lastRowFirstColumn="0" w:lastRowLastColumn="0"/>
+            </w:pPr>
+            <w:r>
+              <w:lastRenderedPageBreak/>
+              <w:t xml:space="preserve">Die Player-Stats-CSV wurde erfolgreich transformiert und als </w:t>
+            </w:r>
+            <w:r>
+              <w:lastRenderedPageBreak/>
+              <w:t>bereinigte Datei für den Datenbankimport gespeichert.</w:t>
+            </w:r>
+          </w:p>
+        </w:tc>
+        <w:tc>
+          <w:tcPr>
+            <w:tcW w:w="1609" w:type="dxa"/>
+          </w:tcPr>
+          <w:p>
+            <w:pPr>
+              <w:cnfStyle w:val="000000000000" w:firstRow="0" w:lastRow="0" w:firstColumn="0" w:lastColumn="0" w:oddVBand="0" w:evenVBand="0" w:oddHBand="0" w:evenHBand="0" w:firstRowFirstColumn="0" w:firstRowLastColumn="0" w:lastRowFirstColumn="0" w:lastRowLastColumn="0"/>
+            </w:pPr>
+            <w:r>
+              <w:lastRenderedPageBreak/>
+              <w:t>JA</w:t>
+            </w:r>
+          </w:p>
+        </w:tc>
+      </w:tr>
+      <w:tr>
+        <w:trPr>
+          <w:cnfStyle w:val="000000100000" w:firstRow="0" w:lastRow="0" w:firstColumn="0" w:lastColumn="0" w:oddVBand="0" w:evenVBand="0" w:oddHBand="1" w:evenHBand="0" w:firstRowFirstColumn="0" w:firstRowLastColumn="0" w:lastRowFirstColumn="0" w:lastRowLastColumn="0"/>
+        </w:trPr>
+        <w:tc>
+          <w:tcPr>
+            <w:cnfStyle w:val="001000000000" w:firstRow="0" w:lastRow="0" w:firstColumn="1" w:lastColumn="0" w:oddVBand="0" w:evenVBand="0" w:oddHBand="0" w:evenHBand="0" w:firstRowFirstColumn="0" w:firstRowLastColumn="0" w:lastRowFirstColumn="0" w:lastRowLastColumn="0"/>
+            <w:tcW w:w="929" w:type="dxa"/>
+          </w:tcPr>
+          <w:p>
+            <w:r>
+              <w:t>3.</w:t>
+            </w:r>
+            <w:r>
+              <w:t>9</w:t>
+            </w:r>
+          </w:p>
+        </w:tc>
+        <w:tc>
+          <w:tcPr>
+            <w:tcW w:w="3950" w:type="dxa"/>
+          </w:tcPr>
+          <w:p>
+            <w:pPr>
+              <w:cnfStyle w:val="000000100000" w:firstRow="0" w:lastRow="0" w:firstColumn="0" w:lastColumn="0" w:oddVBand="0" w:evenVBand="0" w:oddHBand="1" w:evenHBand="0" w:firstRowFirstColumn="0" w:firstRowLastColumn="0" w:lastRowFirstColumn="0" w:lastRowLastColumn="0"/>
+            </w:pPr>
+            <w:r>
+              <w:t>Anwendung des Spielerbewertungsmodells</w:t>
+            </w:r>
+          </w:p>
+        </w:tc>
+        <w:tc>
+          <w:tcPr>
+            <w:tcW w:w="4859" w:type="dxa"/>
+          </w:tcPr>
+          <w:p>
+            <w:pPr>
+              <w:cnfStyle w:val="000000100000" w:firstRow="0" w:lastRow="0" w:firstColumn="0" w:lastColumn="0" w:oddVBand="0" w:evenVBand="0" w:oddHBand="1" w:evenHBand="0" w:firstRowFirstColumn="0" w:firstRowLastColumn="0" w:lastRowFirstColumn="0" w:lastRowLastColumn="0"/>
+            </w:pPr>
+            <w:r>
+              <w:t>Nach der Transformation werden die vorbereiteten Spieler- und Statistikdaten an das Bewertungsmodell übergeben. Zusätzlich werden benötigte Informationen aus der Datenbank geladen. Das Modell berechnet anschliessend Spielerbewertungen und speichert bzw. aktualisiert diese für die weitere Nutzung im System.</w:t>
+            </w:r>
+          </w:p>
+        </w:tc>
+        <w:tc>
+          <w:tcPr>
+            <w:tcW w:w="3532" w:type="dxa"/>
+          </w:tcPr>
+          <w:p>
+            <w:pPr>
+              <w:cnfStyle w:val="000000100000" w:firstRow="0" w:lastRow="0" w:firstColumn="0" w:lastColumn="0" w:oddVBand="0" w:evenVBand="0" w:oddHBand="1" w:evenHBand="0" w:firstRowFirstColumn="0" w:firstRowLastColumn="0" w:lastRowFirstColumn="0" w:lastRowLastColumn="0"/>
+            </w:pPr>
+            <w:r>
+              <w:t>Das Spielerbewertungsmodell wurde erfolgreich angewendet. Die benötigten Daten konnten aus der Datenbank geladen und die Spielerbewertungen aktualisiert werden.</w:t>
+            </w:r>
+          </w:p>
+        </w:tc>
+        <w:tc>
+          <w:tcPr>
+            <w:tcW w:w="1609" w:type="dxa"/>
+          </w:tcPr>
+          <w:p>
+            <w:pPr>
+              <w:cnfStyle w:val="000000100000" w:firstRow="0" w:lastRow="0" w:firstColumn="0" w:lastColumn="0" w:oddVBand="0" w:evenVBand="0" w:oddHBand="1" w:evenHBand="0" w:firstRowFirstColumn="0" w:firstRowLastColumn="0" w:lastRowFirstColumn="0" w:lastRowLastColumn="0"/>
+            </w:pPr>
+            <w:r>
+              <w:t>JA</w:t>
+            </w:r>
+          </w:p>
+        </w:tc>
+      </w:tr>
+      <w:tr>
+        <w:tc>
+          <w:tcPr>
+            <w:cnfStyle w:val="001000000000" w:firstRow="0" w:lastRow="0" w:firstColumn="1" w:lastColumn="0" w:oddVBand="0" w:evenVBand="0" w:oddHBand="0" w:evenHBand="0" w:firstRowFirstColumn="0" w:firstRowLastColumn="0" w:lastRowFirstColumn="0" w:lastRowLastColumn="0"/>
+            <w:tcW w:w="929" w:type="dxa"/>
+          </w:tcPr>
+          <w:p>
+            <w:r>
+              <w:t>3.</w:t>
+            </w:r>
+            <w:r>
+              <w:t>10</w:t>
+            </w:r>
+          </w:p>
+        </w:tc>
+        <w:tc>
+          <w:tcPr>
+            <w:tcW w:w="3950" w:type="dxa"/>
+          </w:tcPr>
+          <w:p>
+            <w:pPr>
+              <w:cnfStyle w:val="000000000000" w:firstRow="0" w:lastRow="0" w:firstColumn="0" w:lastColumn="0" w:oddVBand="0" w:evenVBand="0" w:oddHBand="0" w:evenHBand="0" w:firstRowFirstColumn="0" w:firstRowLastColumn="0" w:lastRowFirstColumn="0" w:lastRowLastColumn="0"/>
+            </w:pPr>
+            <w:r>
+              <w:t>Anwendung des Next-Season-Rating-Modells</w:t>
+            </w:r>
+          </w:p>
+        </w:tc>
+        <w:tc>
+          <w:tcPr>
+            <w:tcW w:w="4859" w:type="dxa"/>
+          </w:tcPr>
+          <w:p>
+            <w:pPr>
+              <w:cnfStyle w:val="000000000000" w:firstRow="0" w:lastRow="0" w:firstColumn="0" w:lastColumn="0" w:oddVBand="0" w:evenVBand="0" w:oddHBand="0" w:evenHBand="0" w:firstRowFirstColumn="0" w:firstRowLastColumn="0" w:lastRowFirstColumn="0" w:lastRowLastColumn="0"/>
+            </w:pPr>
+            <w:r>
+              <w:t>Das Next-Season-Rating-Modell wird mit den benötigten Informationen aus der Datenbank ausgeführt. Auf dieser Basis werden Prognosen für zukünftige Spielerbewertungen berechnet und für die weitere Nutzung im System bereitgestellt.</w:t>
+            </w:r>
+          </w:p>
+        </w:tc>
+        <w:tc>
+          <w:tcPr>
+            <w:tcW w:w="3532" w:type="dxa"/>
+          </w:tcPr>
+          <w:p>
+            <w:pPr>
+              <w:cnfStyle w:val="000000000000" w:firstRow="0" w:lastRow="0" w:firstColumn="0" w:lastColumn="0" w:oddVBand="0" w:evenVBand="0" w:oddHBand="0" w:evenHBand="0" w:firstRowFirstColumn="0" w:firstRowLastColumn="0" w:lastRowFirstColumn="0" w:lastRowLastColumn="0"/>
+            </w:pPr>
+            <w:r>
+              <w:t>Das Next-Season-Rating-Modell wurde erfolgreich mit den Daten aus der Datenbank ausgeführt und die Prognosewerte wurden aktualisiert.</w:t>
+            </w:r>
+          </w:p>
+        </w:tc>
+        <w:tc>
+          <w:tcPr>
+            <w:tcW w:w="1609" w:type="dxa"/>
+          </w:tcPr>
+          <w:p>
+            <w:pPr>
+              <w:cnfStyle w:val="000000000000" w:firstRow="0" w:lastRow="0" w:firstColumn="0" w:lastColumn="0" w:oddVBand="0" w:evenVBand="0" w:oddHBand="0" w:evenHBand="0" w:firstRowFirstColumn="0" w:firstRowLastColumn="0" w:lastRowFirstColumn="0" w:lastRowLastColumn="0"/>
+            </w:pPr>
+            <w:r>
+              <w:t>JA</w:t>
+            </w:r>
+          </w:p>
+        </w:tc>
+      </w:tr>
+      <w:tr>
+        <w:trPr>
+          <w:cnfStyle w:val="000000100000" w:firstRow="0" w:lastRow="0" w:firstColumn="0" w:lastColumn="0" w:oddVBand="0" w:evenVBand="0" w:oddHBand="1" w:evenHBand="0" w:firstRowFirstColumn="0" w:firstRowLastColumn="0" w:lastRowFirstColumn="0" w:lastRowLastColumn="0"/>
+        </w:trPr>
+        <w:tc>
+          <w:tcPr>
+            <w:cnfStyle w:val="001000000000" w:firstRow="0" w:lastRow="0" w:firstColumn="1" w:lastColumn="0" w:oddVBand="0" w:evenVBand="0" w:oddHBand="0" w:evenHBand="0" w:firstRowFirstColumn="0" w:firstRowLastColumn="0" w:lastRowFirstColumn="0" w:lastRowLastColumn="0"/>
+            <w:tcW w:w="929" w:type="dxa"/>
+          </w:tcPr>
+          <w:p/>
+        </w:tc>
+        <w:tc>
+          <w:tcPr>
+            <w:tcW w:w="3950" w:type="dxa"/>
+          </w:tcPr>
+          <w:p>
+            <w:pPr>
+              <w:cnfStyle w:val="000000100000" w:firstRow="0" w:lastRow="0" w:firstColumn="0" w:lastColumn="0" w:oddVBand="0" w:evenVBand="0" w:oddHBand="1" w:evenHBand="0" w:firstRowFirstColumn="0" w:firstRowLastColumn="0" w:lastRowFirstColumn="0" w:lastRowLastColumn="0"/>
+            </w:pPr>
+          </w:p>
+        </w:tc>
+        <w:tc>
+          <w:tcPr>
+            <w:tcW w:w="4859" w:type="dxa"/>
+          </w:tcPr>
+          <w:p>
+            <w:pPr>
+              <w:cnfStyle w:val="000000100000" w:firstRow="0" w:lastRow="0" w:firstColumn="0" w:lastColumn="0" w:oddVBand="0" w:evenVBand="0" w:oddHBand="1" w:evenHBand="0" w:firstRowFirstColumn="0" w:firstRowLastColumn="0" w:lastRowFirstColumn="0" w:lastRowLastColumn="0"/>
+            </w:pPr>
+          </w:p>
+        </w:tc>
+        <w:tc>
+          <w:tcPr>
+            <w:tcW w:w="3532" w:type="dxa"/>
+          </w:tcPr>
+          <w:p>
+            <w:pPr>
+              <w:cnfStyle w:val="000000100000" w:firstRow="0" w:lastRow="0" w:firstColumn="0" w:lastColumn="0" w:oddVBand="0" w:evenVBand="0" w:oddHBand="1" w:evenHBand="0" w:firstRowFirstColumn="0" w:firstRowLastColumn="0" w:lastRowFirstColumn="0" w:lastRowLastColumn="0"/>
+            </w:pPr>
+          </w:p>
+        </w:tc>
+        <w:tc>
+          <w:tcPr>
+            <w:tcW w:w="1609" w:type="dxa"/>
+          </w:tcPr>
+          <w:p>
+            <w:pPr>
+              <w:cnfStyle w:val="000000100000" w:firstRow="0" w:lastRow="0" w:firstColumn="0" w:lastColumn="0" w:oddVBand="0" w:evenVBand="0" w:oddHBand="1" w:evenHBand="0" w:firstRowFirstColumn="0" w:firstRowLastColumn="0" w:lastRowFirstColumn="0" w:lastRowLastColumn="0"/>
+            </w:pPr>
+          </w:p>
+        </w:tc>
+      </w:tr>
+    </w:tbl>
+    <w:p>
+      <w:pPr>
+        <w:pStyle w:val="berschrift2"/>
+      </w:pPr>
+      <w:r>
+        <w:t xml:space="preserve">Testobjekt: </w:t>
+      </w:r>
+      <w:r>
+        <w:t>Datenbank</w:t>
+      </w:r>
+    </w:p>
+    <w:tbl>
+      <w:tblPr>
+        <w:tblStyle w:val="Gitternetztabelle4"/>
+        <w:tblpPr w:leftFromText="180" w:rightFromText="180" w:vertAnchor="text" w:horzAnchor="margin" w:tblpY="101"/>
+        <w:tblW w:w="14879" w:type="dxa"/>
+        <w:tblLook w:val="04A0" w:firstRow="1" w:lastRow="0" w:firstColumn="1" w:lastColumn="0" w:noHBand="0" w:noVBand="1"/>
+      </w:tblPr>
+      <w:tblGrid>
+        <w:gridCol w:w="929"/>
+        <w:gridCol w:w="3950"/>
+        <w:gridCol w:w="4859"/>
+        <w:gridCol w:w="3532"/>
+        <w:gridCol w:w="1609"/>
+      </w:tblGrid>
+      <w:tr>
+        <w:trPr>
+          <w:cnfStyle w:val="100000000000" w:firstRow="1" w:lastRow="0" w:firstColumn="0" w:lastColumn="0" w:oddVBand="0" w:evenVBand="0" w:oddHBand="0" w:evenHBand="0" w:firstRowFirstColumn="0" w:firstRowLastColumn="0" w:lastRowFirstColumn="0" w:lastRowLastColumn="0"/>
+        </w:trPr>
+        <w:tc>
+          <w:tcPr>
+            <w:cnfStyle w:val="001000000000" w:firstRow="0" w:lastRow="0" w:firstColumn="1" w:lastColumn="0" w:oddVBand="0" w:evenVBand="0" w:oddHBand="0" w:evenHBand="0" w:firstRowFirstColumn="0" w:firstRowLastColumn="0" w:lastRowFirstColumn="0" w:lastRowLastColumn="0"/>
+            <w:tcW w:w="929" w:type="dxa"/>
+          </w:tcPr>
+          <w:p>
+            <w:r>
+              <w:t>Test.Nr</w:t>
+            </w:r>
+          </w:p>
+        </w:tc>
+        <w:tc>
+          <w:tcPr>
+            <w:tcW w:w="3950" w:type="dxa"/>
+          </w:tcPr>
+          <w:p>
+            <w:pPr>
+              <w:cnfStyle w:val="100000000000" w:firstRow="1" w:lastRow="0" w:firstColumn="0" w:lastColumn="0" w:oddVBand="0" w:evenVBand="0" w:oddHBand="0" w:evenHBand="0" w:firstRowFirstColumn="0" w:firstRowLastColumn="0" w:lastRowFirstColumn="0" w:lastRowLastColumn="0"/>
+            </w:pPr>
+            <w:r>
+              <w:t>Test</w:t>
+            </w:r>
+          </w:p>
+        </w:tc>
+        <w:tc>
+          <w:tcPr>
+            <w:tcW w:w="4859" w:type="dxa"/>
+          </w:tcPr>
+          <w:p>
+            <w:pPr>
+              <w:cnfStyle w:val="100000000000" w:firstRow="1" w:lastRow="0" w:firstColumn="0" w:lastColumn="0" w:oddVBand="0" w:evenVBand="0" w:oddHBand="0" w:evenHBand="0" w:firstRowFirstColumn="0" w:firstRowLastColumn="0" w:lastRowFirstColumn="0" w:lastRowLastColumn="0"/>
+            </w:pPr>
+            <w:r>
+              <w:t>Erwartetes Ergebnis</w:t>
+            </w:r>
+          </w:p>
+        </w:tc>
+        <w:tc>
+          <w:tcPr>
+            <w:tcW w:w="3532" w:type="dxa"/>
+          </w:tcPr>
+          <w:p>
+            <w:pPr>
+              <w:cnfStyle w:val="100000000000" w:firstRow="1" w:lastRow="0" w:firstColumn="0" w:lastColumn="0" w:oddVBand="0" w:evenVBand="0" w:oddHBand="0" w:evenHBand="0" w:firstRowFirstColumn="0" w:firstRowLastColumn="0" w:lastRowFirstColumn="0" w:lastRowLastColumn="0"/>
+            </w:pPr>
+            <w:r>
+              <w:t>Tatsächliches Ergebnis</w:t>
+            </w:r>
+          </w:p>
+        </w:tc>
+        <w:tc>
+          <w:tcPr>
+            <w:tcW w:w="1609" w:type="dxa"/>
+          </w:tcPr>
+          <w:p>
+            <w:pPr>
+              <w:cnfStyle w:val="100000000000" w:firstRow="1" w:lastRow="0" w:firstColumn="0" w:lastColumn="0" w:oddVBand="0" w:evenVBand="0" w:oddHBand="0" w:evenHBand="0" w:firstRowFirstColumn="0" w:firstRowLastColumn="0" w:lastRowFirstColumn="0" w:lastRowLastColumn="0"/>
+            </w:pPr>
+            <w:r>
+              <w:t>Erfolg JA/NEIN</w:t>
+            </w:r>
+          </w:p>
+        </w:tc>
+      </w:tr>
+      <w:tr>
+        <w:trPr>
+          <w:cnfStyle w:val="000000100000" w:firstRow="0" w:lastRow="0" w:firstColumn="0" w:lastColumn="0" w:oddVBand="0" w:evenVBand="0" w:oddHBand="1" w:evenHBand="0" w:firstRowFirstColumn="0" w:firstRowLastColumn="0" w:lastRowFirstColumn="0" w:lastRowLastColumn="0"/>
+        </w:trPr>
+        <w:tc>
+          <w:tcPr>
+            <w:cnfStyle w:val="001000000000" w:firstRow="0" w:lastRow="0" w:firstColumn="1" w:lastColumn="0" w:oddVBand="0" w:evenVBand="0" w:oddHBand="0" w:evenHBand="0" w:firstRowFirstColumn="0" w:firstRowLastColumn="0" w:lastRowFirstColumn="0" w:lastRowLastColumn="0"/>
+            <w:tcW w:w="929" w:type="dxa"/>
+          </w:tcPr>
+          <w:p>
+            <w:r>
+              <w:t>4.1</w:t>
             </w:r>
           </w:p>
         </w:tc>
@@ -1550,208 +3275,16 @@
           </w:tbl>
           <w:p>
             <w:pPr>
-              <w:cnfStyle w:val="000000000000" w:firstRow="0" w:lastRow="0" w:firstColumn="0" w:lastColumn="0" w:oddVBand="0" w:evenVBand="0" w:oddHBand="0" w:evenHBand="0" w:firstRowFirstColumn="0" w:firstRowLastColumn="0" w:lastRowFirstColumn="0" w:lastRowLastColumn="0"/>
-            </w:pPr>
+              <w:cnfStyle w:val="000000100000" w:firstRow="0" w:lastRow="0" w:firstColumn="0" w:lastColumn="0" w:oddVBand="0" w:evenVBand="0" w:oddHBand="1" w:evenHBand="0" w:firstRowFirstColumn="0" w:firstRowLastColumn="0" w:lastRowFirstColumn="0" w:lastRowLastColumn="0"/>
+            </w:pPr>
+            <w:r>
+              <w:t>PostgreSQL-Datenbank ist erreichbar</w:t>
+            </w:r>
           </w:p>
         </w:tc>
         <w:tc>
           <w:tcPr>
             <w:tcW w:w="4859" w:type="dxa"/>
-          </w:tcPr>
-          <w:p>
-            <w:pPr>
-              <w:cnfStyle w:val="000000000000" w:firstRow="0" w:lastRow="0" w:firstColumn="0" w:lastColumn="0" w:oddVBand="0" w:evenVBand="0" w:oddHBand="0" w:evenHBand="0" w:firstRowFirstColumn="0" w:firstRowLastColumn="0" w:lastRowFirstColumn="0" w:lastRowLastColumn="0"/>
-            </w:pPr>
-          </w:p>
-        </w:tc>
-        <w:tc>
-          <w:tcPr>
-            <w:tcW w:w="3532" w:type="dxa"/>
-          </w:tcPr>
-          <w:p>
-            <w:pPr>
-              <w:cnfStyle w:val="000000000000" w:firstRow="0" w:lastRow="0" w:firstColumn="0" w:lastColumn="0" w:oddVBand="0" w:evenVBand="0" w:oddHBand="0" w:evenHBand="0" w:firstRowFirstColumn="0" w:firstRowLastColumn="0" w:lastRowFirstColumn="0" w:lastRowLastColumn="0"/>
-            </w:pPr>
-          </w:p>
-        </w:tc>
-        <w:tc>
-          <w:tcPr>
-            <w:tcW w:w="1609" w:type="dxa"/>
-          </w:tcPr>
-          <w:p>
-            <w:pPr>
-              <w:cnfStyle w:val="000000000000" w:firstRow="0" w:lastRow="0" w:firstColumn="0" w:lastColumn="0" w:oddVBand="0" w:evenVBand="0" w:oddHBand="0" w:evenHBand="0" w:firstRowFirstColumn="0" w:firstRowLastColumn="0" w:lastRowFirstColumn="0" w:lastRowLastColumn="0"/>
-            </w:pPr>
-          </w:p>
-        </w:tc>
-      </w:tr>
-      <w:tr>
-        <w:trPr>
-          <w:cnfStyle w:val="000000100000" w:firstRow="0" w:lastRow="0" w:firstColumn="0" w:lastColumn="0" w:oddVBand="0" w:evenVBand="0" w:oddHBand="1" w:evenHBand="0" w:firstRowFirstColumn="0" w:firstRowLastColumn="0" w:lastRowFirstColumn="0" w:lastRowLastColumn="0"/>
-        </w:trPr>
-        <w:tc>
-          <w:tcPr>
-            <w:cnfStyle w:val="001000000000" w:firstRow="0" w:lastRow="0" w:firstColumn="1" w:lastColumn="0" w:oddVBand="0" w:evenVBand="0" w:oddHBand="0" w:evenHBand="0" w:firstRowFirstColumn="0" w:firstRowLastColumn="0" w:lastRowFirstColumn="0" w:lastRowLastColumn="0"/>
-            <w:tcW w:w="929" w:type="dxa"/>
-          </w:tcPr>
-          <w:p>
-            <w:r>
-              <w:t>3.3</w:t>
-            </w:r>
-          </w:p>
-        </w:tc>
-        <w:tc>
-          <w:tcPr>
-            <w:tcW w:w="3950" w:type="dxa"/>
-          </w:tcPr>
-          <w:p>
-            <w:pPr>
-              <w:cnfStyle w:val="000000100000" w:firstRow="0" w:lastRow="0" w:firstColumn="0" w:lastColumn="0" w:oddVBand="0" w:evenVBand="0" w:oddHBand="1" w:evenHBand="0" w:firstRowFirstColumn="0" w:firstRowLastColumn="0" w:lastRowFirstColumn="0" w:lastRowLastColumn="0"/>
-            </w:pPr>
-          </w:p>
-        </w:tc>
-        <w:tc>
-          <w:tcPr>
-            <w:tcW w:w="4859" w:type="dxa"/>
-          </w:tcPr>
-          <w:p>
-            <w:pPr>
-              <w:cnfStyle w:val="000000100000" w:firstRow="0" w:lastRow="0" w:firstColumn="0" w:lastColumn="0" w:oddVBand="0" w:evenVBand="0" w:oddHBand="1" w:evenHBand="0" w:firstRowFirstColumn="0" w:firstRowLastColumn="0" w:lastRowFirstColumn="0" w:lastRowLastColumn="0"/>
-            </w:pPr>
-          </w:p>
-        </w:tc>
-        <w:tc>
-          <w:tcPr>
-            <w:tcW w:w="3532" w:type="dxa"/>
-          </w:tcPr>
-          <w:p>
-            <w:pPr>
-              <w:cnfStyle w:val="000000100000" w:firstRow="0" w:lastRow="0" w:firstColumn="0" w:lastColumn="0" w:oddVBand="0" w:evenVBand="0" w:oddHBand="1" w:evenHBand="0" w:firstRowFirstColumn="0" w:firstRowLastColumn="0" w:lastRowFirstColumn="0" w:lastRowLastColumn="0"/>
-            </w:pPr>
-          </w:p>
-        </w:tc>
-        <w:tc>
-          <w:tcPr>
-            <w:tcW w:w="1609" w:type="dxa"/>
-          </w:tcPr>
-          <w:p>
-            <w:pPr>
-              <w:cnfStyle w:val="000000100000" w:firstRow="0" w:lastRow="0" w:firstColumn="0" w:lastColumn="0" w:oddVBand="0" w:evenVBand="0" w:oddHBand="1" w:evenHBand="0" w:firstRowFirstColumn="0" w:firstRowLastColumn="0" w:lastRowFirstColumn="0" w:lastRowLastColumn="0"/>
-            </w:pPr>
-          </w:p>
-        </w:tc>
-      </w:tr>
-    </w:tbl>
-    <w:p>
-      <w:pPr>
-        <w:pStyle w:val="Heading2"/>
-      </w:pPr>
-      <w:r>
-        <w:t>Testobjekt: Load</w:t>
-      </w:r>
-    </w:p>
-    <w:tbl>
-      <w:tblPr>
-        <w:tblStyle w:val="GridTable4"/>
-        <w:tblpPr w:leftFromText="180" w:rightFromText="180" w:vertAnchor="text" w:horzAnchor="margin" w:tblpY="101"/>
-        <w:tblW w:w="14879" w:type="dxa"/>
-        <w:tblLook w:val="04A0" w:firstRow="1" w:lastRow="0" w:firstColumn="1" w:lastColumn="0" w:noHBand="0" w:noVBand="1"/>
-      </w:tblPr>
-      <w:tblGrid>
-        <w:gridCol w:w="929"/>
-        <w:gridCol w:w="3950"/>
-        <w:gridCol w:w="4859"/>
-        <w:gridCol w:w="3532"/>
-        <w:gridCol w:w="1609"/>
-      </w:tblGrid>
-      <w:tr>
-        <w:trPr>
-          <w:cnfStyle w:val="100000000000" w:firstRow="1" w:lastRow="0" w:firstColumn="0" w:lastColumn="0" w:oddVBand="0" w:evenVBand="0" w:oddHBand="0" w:evenHBand="0" w:firstRowFirstColumn="0" w:firstRowLastColumn="0" w:lastRowFirstColumn="0" w:lastRowLastColumn="0"/>
-        </w:trPr>
-        <w:tc>
-          <w:tcPr>
-            <w:cnfStyle w:val="001000000000" w:firstRow="0" w:lastRow="0" w:firstColumn="1" w:lastColumn="0" w:oddVBand="0" w:evenVBand="0" w:oddHBand="0" w:evenHBand="0" w:firstRowFirstColumn="0" w:firstRowLastColumn="0" w:lastRowFirstColumn="0" w:lastRowLastColumn="0"/>
-            <w:tcW w:w="929" w:type="dxa"/>
-          </w:tcPr>
-          <w:p>
-            <w:proofErr w:type="spellStart"/>
-            <w:r>
-              <w:t>Test.Nr</w:t>
-            </w:r>
-            <w:proofErr w:type="spellEnd"/>
-          </w:p>
-        </w:tc>
-        <w:tc>
-          <w:tcPr>
-            <w:tcW w:w="3950" w:type="dxa"/>
-          </w:tcPr>
-          <w:p>
-            <w:pPr>
-              <w:cnfStyle w:val="100000000000" w:firstRow="1" w:lastRow="0" w:firstColumn="0" w:lastColumn="0" w:oddVBand="0" w:evenVBand="0" w:oddHBand="0" w:evenHBand="0" w:firstRowFirstColumn="0" w:firstRowLastColumn="0" w:lastRowFirstColumn="0" w:lastRowLastColumn="0"/>
-            </w:pPr>
-            <w:r>
-              <w:t>Test</w:t>
-            </w:r>
-          </w:p>
-        </w:tc>
-        <w:tc>
-          <w:tcPr>
-            <w:tcW w:w="4859" w:type="dxa"/>
-          </w:tcPr>
-          <w:p>
-            <w:pPr>
-              <w:cnfStyle w:val="100000000000" w:firstRow="1" w:lastRow="0" w:firstColumn="0" w:lastColumn="0" w:oddVBand="0" w:evenVBand="0" w:oddHBand="0" w:evenHBand="0" w:firstRowFirstColumn="0" w:firstRowLastColumn="0" w:lastRowFirstColumn="0" w:lastRowLastColumn="0"/>
-            </w:pPr>
-            <w:r>
-              <w:t>Erwartetes Ergebnis</w:t>
-            </w:r>
-          </w:p>
-        </w:tc>
-        <w:tc>
-          <w:tcPr>
-            <w:tcW w:w="3532" w:type="dxa"/>
-          </w:tcPr>
-          <w:p>
-            <w:pPr>
-              <w:cnfStyle w:val="100000000000" w:firstRow="1" w:lastRow="0" w:firstColumn="0" w:lastColumn="0" w:oddVBand="0" w:evenVBand="0" w:oddHBand="0" w:evenHBand="0" w:firstRowFirstColumn="0" w:firstRowLastColumn="0" w:lastRowFirstColumn="0" w:lastRowLastColumn="0"/>
-            </w:pPr>
-            <w:r>
-              <w:t>Tatsächliches Ergebnis</w:t>
-            </w:r>
-          </w:p>
-        </w:tc>
-        <w:tc>
-          <w:tcPr>
-            <w:tcW w:w="1609" w:type="dxa"/>
-          </w:tcPr>
-          <w:p>
-            <w:pPr>
-              <w:cnfStyle w:val="100000000000" w:firstRow="1" w:lastRow="0" w:firstColumn="0" w:lastColumn="0" w:oddVBand="0" w:evenVBand="0" w:oddHBand="0" w:evenHBand="0" w:firstRowFirstColumn="0" w:firstRowLastColumn="0" w:lastRowFirstColumn="0" w:lastRowLastColumn="0"/>
-            </w:pPr>
-            <w:r>
-              <w:t>Erfolg JA/NEIN</w:t>
-            </w:r>
-          </w:p>
-        </w:tc>
-      </w:tr>
-      <w:tr>
-        <w:trPr>
-          <w:cnfStyle w:val="000000100000" w:firstRow="0" w:lastRow="0" w:firstColumn="0" w:lastColumn="0" w:oddVBand="0" w:evenVBand="0" w:oddHBand="1" w:evenHBand="0" w:firstRowFirstColumn="0" w:firstRowLastColumn="0" w:lastRowFirstColumn="0" w:lastRowLastColumn="0"/>
-        </w:trPr>
-        <w:tc>
-          <w:tcPr>
-            <w:cnfStyle w:val="001000000000" w:firstRow="0" w:lastRow="0" w:firstColumn="1" w:lastColumn="0" w:oddVBand="0" w:evenVBand="0" w:oddHBand="0" w:evenHBand="0" w:firstRowFirstColumn="0" w:firstRowLastColumn="0" w:lastRowFirstColumn="0" w:lastRowLastColumn="0"/>
-            <w:tcW w:w="929" w:type="dxa"/>
-          </w:tcPr>
-          <w:p>
-            <w:r>
-              <w:t>3.1</w:t>
-            </w:r>
-          </w:p>
-        </w:tc>
-        <w:tc>
-          <w:tcPr>
-            <w:tcW w:w="3950" w:type="dxa"/>
           </w:tcPr>
           <w:tbl>
             <w:tblPr>
@@ -1791,11 +3324,53 @@
             <w:pPr>
               <w:cnfStyle w:val="000000100000" w:firstRow="0" w:lastRow="0" w:firstColumn="0" w:lastColumn="0" w:oddVBand="0" w:evenVBand="0" w:oddHBand="1" w:evenHBand="0" w:firstRowFirstColumn="0" w:firstRowLastColumn="0" w:lastRowFirstColumn="0" w:lastRowLastColumn="0"/>
             </w:pPr>
-          </w:p>
-        </w:tc>
-        <w:tc>
-          <w:tcPr>
-            <w:tcW w:w="4859" w:type="dxa"/>
+            <w:r>
+              <w:t>Die PostgreSQL-Datenbank startet erfolgreich und ist über die vorgesehenen Zugangsdaten erreichbar. Eine Verbindung zur Datenbank kann ohne Fehlermeldung hergestellt werden.</w:t>
+            </w:r>
+          </w:p>
+        </w:tc>
+        <w:tc>
+          <w:tcPr>
+            <w:tcW w:w="3532" w:type="dxa"/>
+          </w:tcPr>
+          <w:p>
+            <w:pPr>
+              <w:cnfStyle w:val="000000100000" w:firstRow="0" w:lastRow="0" w:firstColumn="0" w:lastColumn="0" w:oddVBand="0" w:evenVBand="0" w:oddHBand="1" w:evenHBand="0" w:firstRowFirstColumn="0" w:firstRowLastColumn="0" w:lastRowFirstColumn="0" w:lastRowLastColumn="0"/>
+            </w:pPr>
+            <w:r>
+              <w:t xml:space="preserve">Die Datenbank  startet aber ist nicht erreichbar. Der Standartport 5432 wird blockiert. </w:t>
+            </w:r>
+          </w:p>
+        </w:tc>
+        <w:tc>
+          <w:tcPr>
+            <w:tcW w:w="1609" w:type="dxa"/>
+          </w:tcPr>
+          <w:p>
+            <w:pPr>
+              <w:cnfStyle w:val="000000100000" w:firstRow="0" w:lastRow="0" w:firstColumn="0" w:lastColumn="0" w:oddVBand="0" w:evenVBand="0" w:oddHBand="1" w:evenHBand="0" w:firstRowFirstColumn="0" w:firstRowLastColumn="0" w:lastRowFirstColumn="0" w:lastRowLastColumn="0"/>
+            </w:pPr>
+            <w:r>
+              <w:t>NEIN</w:t>
+            </w:r>
+          </w:p>
+        </w:tc>
+      </w:tr>
+      <w:tr>
+        <w:tc>
+          <w:tcPr>
+            <w:cnfStyle w:val="001000000000" w:firstRow="0" w:lastRow="0" w:firstColumn="1" w:lastColumn="0" w:oddVBand="0" w:evenVBand="0" w:oddHBand="0" w:evenHBand="0" w:firstRowFirstColumn="0" w:firstRowLastColumn="0" w:lastRowFirstColumn="0" w:lastRowLastColumn="0"/>
+            <w:tcW w:w="929" w:type="dxa"/>
+          </w:tcPr>
+          <w:p>
+            <w:r>
+              <w:t>4.2</w:t>
+            </w:r>
+          </w:p>
+        </w:tc>
+        <w:tc>
+          <w:tcPr>
+            <w:tcW w:w="3950" w:type="dxa"/>
           </w:tcPr>
           <w:tbl>
             <w:tblPr>
@@ -1810,7 +3385,7 @@
               <w:tblLook w:val="04A0" w:firstRow="1" w:lastRow="0" w:firstColumn="1" w:lastColumn="0" w:noHBand="0" w:noVBand="1"/>
             </w:tblPr>
             <w:tblGrid>
-              <w:gridCol w:w="96"/>
+              <w:gridCol w:w="3225"/>
             </w:tblGrid>
             <w:tr>
               <w:trPr>
@@ -1827,14 +3402,34 @@
                     <w:framePr w:hSpace="180" w:wrap="around" w:vAnchor="text" w:hAnchor="margin" w:y="101"/>
                     <w:spacing w:after="0" w:line="240" w:lineRule="auto"/>
                   </w:pPr>
+                  <w:r>
+                    <w:t>Erstellung der Datenbankstruktur</w:t>
+                  </w:r>
                 </w:p>
               </w:tc>
             </w:tr>
           </w:tbl>
           <w:p>
             <w:pPr>
-              <w:cnfStyle w:val="000000100000" w:firstRow="0" w:lastRow="0" w:firstColumn="0" w:lastColumn="0" w:oddVBand="0" w:evenVBand="0" w:oddHBand="1" w:evenHBand="0" w:firstRowFirstColumn="0" w:firstRowLastColumn="0" w:lastRowFirstColumn="0" w:lastRowLastColumn="0"/>
-            </w:pPr>
+              <w:cnfStyle w:val="000000000000" w:firstRow="0" w:lastRow="0" w:firstColumn="0" w:lastColumn="0" w:oddVBand="0" w:evenVBand="0" w:oddHBand="0" w:evenHBand="0" w:firstRowFirstColumn="0" w:firstRowLastColumn="0" w:lastRowFirstColumn="0" w:lastRowLastColumn="0"/>
+            </w:pPr>
+          </w:p>
+        </w:tc>
+        <w:tc>
+          <w:tcPr>
+            <w:tcW w:w="4859" w:type="dxa"/>
+          </w:tcPr>
+          <w:p>
+            <w:pPr>
+              <w:cnfStyle w:val="000000000000" w:firstRow="0" w:lastRow="0" w:firstColumn="0" w:lastColumn="0" w:oddVBand="0" w:evenVBand="0" w:oddHBand="0" w:evenHBand="0" w:firstRowFirstColumn="0" w:firstRowLastColumn="0" w:lastRowFirstColumn="0" w:lastRowLastColumn="0"/>
+            </w:pPr>
+            <w:r>
+              <w:t xml:space="preserve">Die PostgreSQL-Datenbank wird mit allen benötigten Tabellen, Primärschlüsseln, Fremdschlüsseln, Constraints und Indizes erstellt. Die Tabellenstruktur entspricht dem geplanten relationalen Schema und bildet Clubs, </w:t>
+            </w:r>
+            <w:r>
+              <w:lastRenderedPageBreak/>
+              <w:t>Spieler, Saisons, Matches, Kader und Spielerstatistiken korrekt ab.</w:t>
+            </w:r>
           </w:p>
         </w:tc>
         <w:tc>
@@ -1843,8 +3438,12 @@
           </w:tcPr>
           <w:p>
             <w:pPr>
-              <w:cnfStyle w:val="000000100000" w:firstRow="0" w:lastRow="0" w:firstColumn="0" w:lastColumn="0" w:oddVBand="0" w:evenVBand="0" w:oddHBand="1" w:evenHBand="0" w:firstRowFirstColumn="0" w:firstRowLastColumn="0" w:lastRowFirstColumn="0" w:lastRowLastColumn="0"/>
-            </w:pPr>
+              <w:cnfStyle w:val="000000000000" w:firstRow="0" w:lastRow="0" w:firstColumn="0" w:lastColumn="0" w:oddVBand="0" w:evenVBand="0" w:oddHBand="0" w:evenHBand="0" w:firstRowFirstColumn="0" w:firstRowLastColumn="0" w:lastRowFirstColumn="0" w:lastRowLastColumn="0"/>
+            </w:pPr>
+            <w:r>
+              <w:lastRenderedPageBreak/>
+              <w:t>Die Datenbankstruktur wurde erfolgreich erstellt. Alle benötigten Tabellen, Beziehungen, Constraints und Indizes waren vorhanden.</w:t>
+            </w:r>
           </w:p>
         </w:tc>
         <w:tc>
@@ -1853,95 +3452,11 @@
           </w:tcPr>
           <w:p>
             <w:pPr>
-              <w:cnfStyle w:val="000000100000" w:firstRow="0" w:lastRow="0" w:firstColumn="0" w:lastColumn="0" w:oddVBand="0" w:evenVBand="0" w:oddHBand="1" w:evenHBand="0" w:firstRowFirstColumn="0" w:firstRowLastColumn="0" w:lastRowFirstColumn="0" w:lastRowLastColumn="0"/>
-            </w:pPr>
-          </w:p>
-        </w:tc>
-      </w:tr>
-      <w:tr>
-        <w:tc>
-          <w:tcPr>
-            <w:cnfStyle w:val="001000000000" w:firstRow="0" w:lastRow="0" w:firstColumn="1" w:lastColumn="0" w:oddVBand="0" w:evenVBand="0" w:oddHBand="0" w:evenHBand="0" w:firstRowFirstColumn="0" w:firstRowLastColumn="0" w:lastRowFirstColumn="0" w:lastRowLastColumn="0"/>
-            <w:tcW w:w="929" w:type="dxa"/>
-          </w:tcPr>
-          <w:p>
-            <w:r>
-              <w:t>3.2</w:t>
-            </w:r>
-          </w:p>
-        </w:tc>
-        <w:tc>
-          <w:tcPr>
-            <w:tcW w:w="3950" w:type="dxa"/>
-          </w:tcPr>
-          <w:tbl>
-            <w:tblPr>
-              <w:tblW w:w="0" w:type="auto"/>
-              <w:tblCellSpacing w:w="15" w:type="dxa"/>
-              <w:tblCellMar>
-                <w:top w:w="15" w:type="dxa"/>
-                <w:left w:w="15" w:type="dxa"/>
-                <w:bottom w:w="15" w:type="dxa"/>
-                <w:right w:w="15" w:type="dxa"/>
-              </w:tblCellMar>
-              <w:tblLook w:val="04A0" w:firstRow="1" w:lastRow="0" w:firstColumn="1" w:lastColumn="0" w:noHBand="0" w:noVBand="1"/>
-            </w:tblPr>
-            <w:tblGrid>
-              <w:gridCol w:w="96"/>
-            </w:tblGrid>
-            <w:tr>
-              <w:trPr>
-                <w:tblCellSpacing w:w="15" w:type="dxa"/>
-              </w:trPr>
-              <w:tc>
-                <w:tcPr>
-                  <w:tcW w:w="0" w:type="auto"/>
-                  <w:vAlign w:val="center"/>
-                  <w:hideMark/>
-                </w:tcPr>
-                <w:p>
-                  <w:pPr>
-                    <w:framePr w:hSpace="180" w:wrap="around" w:vAnchor="text" w:hAnchor="margin" w:y="101"/>
-                    <w:spacing w:after="0" w:line="240" w:lineRule="auto"/>
-                  </w:pPr>
-                </w:p>
-              </w:tc>
-            </w:tr>
-          </w:tbl>
-          <w:p>
-            <w:pPr>
-              <w:cnfStyle w:val="000000000000" w:firstRow="0" w:lastRow="0" w:firstColumn="0" w:lastColumn="0" w:oddVBand="0" w:evenVBand="0" w:oddHBand="0" w:evenHBand="0" w:firstRowFirstColumn="0" w:firstRowLastColumn="0" w:lastRowFirstColumn="0" w:lastRowLastColumn="0"/>
-            </w:pPr>
-          </w:p>
-        </w:tc>
-        <w:tc>
-          <w:tcPr>
-            <w:tcW w:w="4859" w:type="dxa"/>
-          </w:tcPr>
-          <w:p>
-            <w:pPr>
-              <w:cnfStyle w:val="000000000000" w:firstRow="0" w:lastRow="0" w:firstColumn="0" w:lastColumn="0" w:oddVBand="0" w:evenVBand="0" w:oddHBand="0" w:evenHBand="0" w:firstRowFirstColumn="0" w:firstRowLastColumn="0" w:lastRowFirstColumn="0" w:lastRowLastColumn="0"/>
-            </w:pPr>
-          </w:p>
-        </w:tc>
-        <w:tc>
-          <w:tcPr>
-            <w:tcW w:w="3532" w:type="dxa"/>
-          </w:tcPr>
-          <w:p>
-            <w:pPr>
-              <w:cnfStyle w:val="000000000000" w:firstRow="0" w:lastRow="0" w:firstColumn="0" w:lastColumn="0" w:oddVBand="0" w:evenVBand="0" w:oddHBand="0" w:evenHBand="0" w:firstRowFirstColumn="0" w:firstRowLastColumn="0" w:lastRowFirstColumn="0" w:lastRowLastColumn="0"/>
-            </w:pPr>
-          </w:p>
-        </w:tc>
-        <w:tc>
-          <w:tcPr>
-            <w:tcW w:w="1609" w:type="dxa"/>
-          </w:tcPr>
-          <w:p>
-            <w:pPr>
-              <w:cnfStyle w:val="000000000000" w:firstRow="0" w:lastRow="0" w:firstColumn="0" w:lastColumn="0" w:oddVBand="0" w:evenVBand="0" w:oddHBand="0" w:evenHBand="0" w:firstRowFirstColumn="0" w:firstRowLastColumn="0" w:lastRowFirstColumn="0" w:lastRowLastColumn="0"/>
-            </w:pPr>
+              <w:cnfStyle w:val="000000000000" w:firstRow="0" w:lastRow="0" w:firstColumn="0" w:lastColumn="0" w:oddVBand="0" w:evenVBand="0" w:oddHBand="0" w:evenHBand="0" w:firstRowFirstColumn="0" w:firstRowLastColumn="0" w:lastRowFirstColumn="0" w:lastRowLastColumn="0"/>
+            </w:pPr>
+            <w:r>
+              <w:t>JA</w:t>
+            </w:r>
           </w:p>
         </w:tc>
       </w:tr>
@@ -1956,7 +3471,7 @@
           </w:tcPr>
           <w:p>
             <w:r>
-              <w:t>3.3</w:t>
+              <w:t>4.3</w:t>
             </w:r>
           </w:p>
         </w:tc>
@@ -1968,6 +3483,9 @@
             <w:pPr>
               <w:cnfStyle w:val="000000100000" w:firstRow="0" w:lastRow="0" w:firstColumn="0" w:lastColumn="0" w:oddVBand="0" w:evenVBand="0" w:oddHBand="1" w:evenHBand="0" w:firstRowFirstColumn="0" w:firstRowLastColumn="0" w:lastRowFirstColumn="0" w:lastRowLastColumn="0"/>
             </w:pPr>
+            <w:r>
+              <w:t>Import der Grunddaten in die PostgreSQL-Datenbank</w:t>
+            </w:r>
           </w:p>
         </w:tc>
         <w:tc>
@@ -1978,6 +3496,9 @@
             <w:pPr>
               <w:cnfStyle w:val="000000100000" w:firstRow="0" w:lastRow="0" w:firstColumn="0" w:lastColumn="0" w:oddVBand="0" w:evenVBand="0" w:oddHBand="1" w:evenHBand="0" w:firstRowFirstColumn="0" w:firstRowLastColumn="0" w:lastRowFirstColumn="0" w:lastRowLastColumn="0"/>
             </w:pPr>
+            <w:r>
+              <w:t>Die transformierten Grunddaten können erfolgreich in die PostgreSQL-Datenbank importiert werden. Dabei werden die Daten in die vorgesehenen Tabellen wie clubs, players, clubs_per_season, matches, squads und player_stats geladen.</w:t>
+            </w:r>
           </w:p>
         </w:tc>
         <w:tc>
@@ -1988,6 +3509,9 @@
             <w:pPr>
               <w:cnfStyle w:val="000000100000" w:firstRow="0" w:lastRow="0" w:firstColumn="0" w:lastColumn="0" w:oddVBand="0" w:evenVBand="0" w:oddHBand="1" w:evenHBand="0" w:firstRowFirstColumn="0" w:firstRowLastColumn="0" w:lastRowFirstColumn="0" w:lastRowLastColumn="0"/>
             </w:pPr>
+            <w:r>
+              <w:t>Die transformierten Grunddaten konnten erfolgreich in die vorgesehenen Tabellen der Datenbank importiert werden.</w:t>
+            </w:r>
           </w:p>
         </w:tc>
         <w:tc>
@@ -1998,6 +3522,275 @@
             <w:pPr>
               <w:cnfStyle w:val="000000100000" w:firstRow="0" w:lastRow="0" w:firstColumn="0" w:lastColumn="0" w:oddVBand="0" w:evenVBand="0" w:oddHBand="1" w:evenHBand="0" w:firstRowFirstColumn="0" w:firstRowLastColumn="0" w:lastRowFirstColumn="0" w:lastRowLastColumn="0"/>
             </w:pPr>
+            <w:r>
+              <w:t>JA</w:t>
+            </w:r>
+          </w:p>
+        </w:tc>
+      </w:tr>
+      <w:tr>
+        <w:tc>
+          <w:tcPr>
+            <w:cnfStyle w:val="001000000000" w:firstRow="0" w:lastRow="0" w:firstColumn="1" w:lastColumn="0" w:oddVBand="0" w:evenVBand="0" w:oddHBand="0" w:evenHBand="0" w:firstRowFirstColumn="0" w:firstRowLastColumn="0" w:lastRowFirstColumn="0" w:lastRowLastColumn="0"/>
+            <w:tcW w:w="929" w:type="dxa"/>
+          </w:tcPr>
+          <w:p>
+            <w:r>
+              <w:t>4.4</w:t>
+            </w:r>
+          </w:p>
+        </w:tc>
+        <w:tc>
+          <w:tcPr>
+            <w:tcW w:w="3950" w:type="dxa"/>
+          </w:tcPr>
+          <w:p>
+            <w:pPr>
+              <w:cnfStyle w:val="000000000000" w:firstRow="0" w:lastRow="0" w:firstColumn="0" w:lastColumn="0" w:oddVBand="0" w:evenVBand="0" w:oddHBand="0" w:evenHBand="0" w:firstRowFirstColumn="0" w:firstRowLastColumn="0" w:lastRowFirstColumn="0" w:lastRowLastColumn="0"/>
+            </w:pPr>
+            <w:r>
+              <w:t>Vermeidung von Duplikaten beim Datenimport</w:t>
+            </w:r>
+          </w:p>
+        </w:tc>
+        <w:tc>
+          <w:tcPr>
+            <w:tcW w:w="4859" w:type="dxa"/>
+          </w:tcPr>
+          <w:p>
+            <w:pPr>
+              <w:cnfStyle w:val="000000000000" w:firstRow="0" w:lastRow="0" w:firstColumn="0" w:lastColumn="0" w:oddVBand="0" w:evenVBand="0" w:oddHBand="0" w:evenHBand="0" w:firstRowFirstColumn="0" w:firstRowLastColumn="0" w:lastRowFirstColumn="0" w:lastRowLastColumn="0"/>
+            </w:pPr>
+            <w:r>
+              <w:t>Beim Import der Daten verhindern Primärschlüssel und eindeutige Tabellenbeziehungen, dass doppelte Datensätze eingefügt werden. Bereits vorhandene Clubs, Spieler, Matches, Kaderzuordnungen oder Spielerstatistiken werden nicht mehrfach gespeichert.</w:t>
+            </w:r>
+          </w:p>
+        </w:tc>
+        <w:tc>
+          <w:tcPr>
+            <w:tcW w:w="3532" w:type="dxa"/>
+          </w:tcPr>
+          <w:p>
+            <w:pPr>
+              <w:cnfStyle w:val="000000000000" w:firstRow="0" w:lastRow="0" w:firstColumn="0" w:lastColumn="0" w:oddVBand="0" w:evenVBand="0" w:oddHBand="0" w:evenHBand="0" w:firstRowFirstColumn="0" w:firstRowLastColumn="0" w:lastRowFirstColumn="0" w:lastRowLastColumn="0"/>
+            </w:pPr>
+            <w:r>
+              <w:t>Duplikate wurden durch die definierten Primärschlüssel und Beziehungen erfolgreich verhindert.</w:t>
+            </w:r>
+          </w:p>
+        </w:tc>
+        <w:tc>
+          <w:tcPr>
+            <w:tcW w:w="1609" w:type="dxa"/>
+          </w:tcPr>
+          <w:p>
+            <w:pPr>
+              <w:cnfStyle w:val="000000000000" w:firstRow="0" w:lastRow="0" w:firstColumn="0" w:lastColumn="0" w:oddVBand="0" w:evenVBand="0" w:oddHBand="0" w:evenHBand="0" w:firstRowFirstColumn="0" w:firstRowLastColumn="0" w:lastRowFirstColumn="0" w:lastRowLastColumn="0"/>
+            </w:pPr>
+            <w:r>
+              <w:t>JA</w:t>
+            </w:r>
+          </w:p>
+        </w:tc>
+      </w:tr>
+      <w:tr>
+        <w:trPr>
+          <w:cnfStyle w:val="000000100000" w:firstRow="0" w:lastRow="0" w:firstColumn="0" w:lastColumn="0" w:oddVBand="0" w:evenVBand="0" w:oddHBand="1" w:evenHBand="0" w:firstRowFirstColumn="0" w:firstRowLastColumn="0" w:lastRowFirstColumn="0" w:lastRowLastColumn="0"/>
+        </w:trPr>
+        <w:tc>
+          <w:tcPr>
+            <w:cnfStyle w:val="001000000000" w:firstRow="0" w:lastRow="0" w:firstColumn="1" w:lastColumn="0" w:oddVBand="0" w:evenVBand="0" w:oddHBand="0" w:evenHBand="0" w:firstRowFirstColumn="0" w:firstRowLastColumn="0" w:lastRowFirstColumn="0" w:lastRowLastColumn="0"/>
+            <w:tcW w:w="929" w:type="dxa"/>
+          </w:tcPr>
+          <w:p>
+            <w:r>
+              <w:t>4.5</w:t>
+            </w:r>
+          </w:p>
+        </w:tc>
+        <w:tc>
+          <w:tcPr>
+            <w:tcW w:w="3950" w:type="dxa"/>
+          </w:tcPr>
+          <w:p>
+            <w:pPr>
+              <w:cnfStyle w:val="000000100000" w:firstRow="0" w:lastRow="0" w:firstColumn="0" w:lastColumn="0" w:oddVBand="0" w:evenVBand="0" w:oddHBand="1" w:evenHBand="0" w:firstRowFirstColumn="0" w:firstRowLastColumn="0" w:lastRowFirstColumn="0" w:lastRowLastColumn="0"/>
+            </w:pPr>
+            <w:r>
+              <w:t>Nachladen von Live-Daten in die PostgreSQL-Datenbank</w:t>
+            </w:r>
+          </w:p>
+        </w:tc>
+        <w:tc>
+          <w:tcPr>
+            <w:tcW w:w="4859" w:type="dxa"/>
+          </w:tcPr>
+          <w:p>
+            <w:pPr>
+              <w:cnfStyle w:val="000000100000" w:firstRow="0" w:lastRow="0" w:firstColumn="0" w:lastColumn="0" w:oddVBand="0" w:evenVBand="0" w:oddHBand="1" w:evenHBand="0" w:firstRowFirstColumn="0" w:firstRowLastColumn="0" w:lastRowFirstColumn="0" w:lastRowLastColumn="0"/>
+            </w:pPr>
+            <w:r>
+              <w:t>Neue Daten aus dem Live-Scraping können in die bestehende PostgreSQL-Datenbank geladen werden. Dabei werden vorhandene Daten ergänzt, ohne die bestehende Datenbankstruktur oder bereits gespeicherte Datensätze zu beschädigen.</w:t>
+            </w:r>
+          </w:p>
+        </w:tc>
+        <w:tc>
+          <w:tcPr>
+            <w:tcW w:w="3532" w:type="dxa"/>
+          </w:tcPr>
+          <w:p>
+            <w:pPr>
+              <w:cnfStyle w:val="000000100000" w:firstRow="0" w:lastRow="0" w:firstColumn="0" w:lastColumn="0" w:oddVBand="0" w:evenVBand="0" w:oddHBand="1" w:evenHBand="0" w:firstRowFirstColumn="0" w:firstRowLastColumn="0" w:lastRowFirstColumn="0" w:lastRowLastColumn="0"/>
+            </w:pPr>
+            <w:r>
+              <w:t>Die Live-Daten konnten erfolgreich in die bestehende Datenbank nachgeladen werden.</w:t>
+            </w:r>
+          </w:p>
+        </w:tc>
+        <w:tc>
+          <w:tcPr>
+            <w:tcW w:w="1609" w:type="dxa"/>
+          </w:tcPr>
+          <w:p>
+            <w:pPr>
+              <w:cnfStyle w:val="000000100000" w:firstRow="0" w:lastRow="0" w:firstColumn="0" w:lastColumn="0" w:oddVBand="0" w:evenVBand="0" w:oddHBand="1" w:evenHBand="0" w:firstRowFirstColumn="0" w:firstRowLastColumn="0" w:lastRowFirstColumn="0" w:lastRowLastColumn="0"/>
+            </w:pPr>
+            <w:r>
+              <w:t>JA</w:t>
+            </w:r>
+          </w:p>
+        </w:tc>
+      </w:tr>
+      <w:tr>
+        <w:tc>
+          <w:tcPr>
+            <w:cnfStyle w:val="001000000000" w:firstRow="0" w:lastRow="0" w:firstColumn="1" w:lastColumn="0" w:oddVBand="0" w:evenVBand="0" w:oddHBand="0" w:evenHBand="0" w:firstRowFirstColumn="0" w:firstRowLastColumn="0" w:lastRowFirstColumn="0" w:lastRowLastColumn="0"/>
+            <w:tcW w:w="929" w:type="dxa"/>
+          </w:tcPr>
+          <w:p>
+            <w:r>
+              <w:t>4.6</w:t>
+            </w:r>
+          </w:p>
+        </w:tc>
+        <w:tc>
+          <w:tcPr>
+            <w:tcW w:w="3950" w:type="dxa"/>
+          </w:tcPr>
+          <w:p>
+            <w:pPr>
+              <w:cnfStyle w:val="000000000000" w:firstRow="0" w:lastRow="0" w:firstColumn="0" w:lastColumn="0" w:oddVBand="0" w:evenVBand="0" w:oddHBand="0" w:evenHBand="0" w:firstRowFirstColumn="0" w:firstRowLastColumn="0" w:lastRowFirstColumn="0" w:lastRowLastColumn="0"/>
+            </w:pPr>
+            <w:r>
+              <w:t>Ausführung von Datenbankabfragen für Backend und API</w:t>
+            </w:r>
+          </w:p>
+        </w:tc>
+        <w:tc>
+          <w:tcPr>
+            <w:tcW w:w="4859" w:type="dxa"/>
+          </w:tcPr>
+          <w:p>
+            <w:pPr>
+              <w:cnfStyle w:val="000000000000" w:firstRow="0" w:lastRow="0" w:firstColumn="0" w:lastColumn="0" w:oddVBand="0" w:evenVBand="0" w:oddHBand="0" w:evenHBand="0" w:firstRowFirstColumn="0" w:firstRowLastColumn="0" w:lastRowFirstColumn="0" w:lastRowLastColumn="0"/>
+            </w:pPr>
+            <w:r>
+              <w:t>Die benötigten SQL-Abfragen können erfolgreich auf der PostgreSQL-Datenbank ausgeführt werden. Dabei werden die passenden Daten für Teams, Spieler, Kader, Matches, Statistiken und Scout-Funktionen korrekt zurückgegeben und können vom Backend weiterverarbeitet werden.</w:t>
+            </w:r>
+          </w:p>
+        </w:tc>
+        <w:tc>
+          <w:tcPr>
+            <w:tcW w:w="3532" w:type="dxa"/>
+          </w:tcPr>
+          <w:p>
+            <w:pPr>
+              <w:cnfStyle w:val="000000000000" w:firstRow="0" w:lastRow="0" w:firstColumn="0" w:lastColumn="0" w:oddVBand="0" w:evenVBand="0" w:oddHBand="0" w:evenHBand="0" w:firstRowFirstColumn="0" w:firstRowLastColumn="0" w:lastRowFirstColumn="0" w:lastRowLastColumn="0"/>
+            </w:pPr>
+            <w:r>
+              <w:t>Die Datenbankabfragen wurden erfolgreich ausgeführt und lieferten die erwarteten Resultate für die Backend-Routen.</w:t>
+            </w:r>
+          </w:p>
+        </w:tc>
+        <w:tc>
+          <w:tcPr>
+            <w:tcW w:w="1609" w:type="dxa"/>
+          </w:tcPr>
+          <w:p>
+            <w:pPr>
+              <w:cnfStyle w:val="000000000000" w:firstRow="0" w:lastRow="0" w:firstColumn="0" w:lastColumn="0" w:oddVBand="0" w:evenVBand="0" w:oddHBand="0" w:evenHBand="0" w:firstRowFirstColumn="0" w:firstRowLastColumn="0" w:lastRowFirstColumn="0" w:lastRowLastColumn="0"/>
+            </w:pPr>
+            <w:r>
+              <w:t>JA</w:t>
+            </w:r>
+          </w:p>
+        </w:tc>
+      </w:tr>
+      <w:tr>
+        <w:trPr>
+          <w:cnfStyle w:val="000000100000" w:firstRow="0" w:lastRow="0" w:firstColumn="0" w:lastColumn="0" w:oddVBand="0" w:evenVBand="0" w:oddHBand="1" w:evenHBand="0" w:firstRowFirstColumn="0" w:firstRowLastColumn="0" w:lastRowFirstColumn="0" w:lastRowLastColumn="0"/>
+        </w:trPr>
+        <w:tc>
+          <w:tcPr>
+            <w:cnfStyle w:val="001000000000" w:firstRow="0" w:lastRow="0" w:firstColumn="1" w:lastColumn="0" w:oddVBand="0" w:evenVBand="0" w:oddHBand="0" w:evenHBand="0" w:firstRowFirstColumn="0" w:firstRowLastColumn="0" w:lastRowFirstColumn="0" w:lastRowLastColumn="0"/>
+            <w:tcW w:w="929" w:type="dxa"/>
+          </w:tcPr>
+          <w:p>
+            <w:r>
+              <w:t>4.7</w:t>
+            </w:r>
+          </w:p>
+        </w:tc>
+        <w:tc>
+          <w:tcPr>
+            <w:tcW w:w="3950" w:type="dxa"/>
+          </w:tcPr>
+          <w:p>
+            <w:pPr>
+              <w:cnfStyle w:val="000000100000" w:firstRow="0" w:lastRow="0" w:firstColumn="0" w:lastColumn="0" w:oddVBand="0" w:evenVBand="0" w:oddHBand="1" w:evenHBand="0" w:firstRowFirstColumn="0" w:firstRowLastColumn="0" w:lastRowFirstColumn="0" w:lastRowLastColumn="0"/>
+            </w:pPr>
+            <w:r>
+              <w:t>Prüfung der Datenintegrität durch Constraints und Fremdschlüssel</w:t>
+            </w:r>
+          </w:p>
+        </w:tc>
+        <w:tc>
+          <w:tcPr>
+            <w:tcW w:w="4859" w:type="dxa"/>
+          </w:tcPr>
+          <w:p>
+            <w:pPr>
+              <w:cnfStyle w:val="000000100000" w:firstRow="0" w:lastRow="0" w:firstColumn="0" w:lastColumn="0" w:oddVBand="0" w:evenVBand="0" w:oddHBand="1" w:evenHBand="0" w:firstRowFirstColumn="0" w:firstRowLastColumn="0" w:lastRowFirstColumn="0" w:lastRowLastColumn="0"/>
+            </w:pPr>
+            <w:r>
+              <w:t>Die Datenbank verhindert ungültige oder inkonsistente Einträge. Dazu gehören z. B. negative Torwerte, Minuten ausserhalb des erlaubten Bereichs, Matches mit gleichem Heim- und Auswärtsteam oder Verweise auf nicht vorhandene Clubs, Spieler oder Matches.</w:t>
+            </w:r>
+          </w:p>
+        </w:tc>
+        <w:tc>
+          <w:tcPr>
+            <w:tcW w:w="3532" w:type="dxa"/>
+          </w:tcPr>
+          <w:p>
+            <w:pPr>
+              <w:cnfStyle w:val="000000100000" w:firstRow="0" w:lastRow="0" w:firstColumn="0" w:lastColumn="0" w:oddVBand="0" w:evenVBand="0" w:oddHBand="1" w:evenHBand="0" w:firstRowFirstColumn="0" w:firstRowLastColumn="0" w:lastRowFirstColumn="0" w:lastRowLastColumn="0"/>
+            </w:pPr>
+            <w:r>
+              <w:t>Ungültige oder inkonsistente Datensätze wurden durch die definierten Constraints und Fremdschlüssel verhindert.</w:t>
+            </w:r>
+          </w:p>
+        </w:tc>
+        <w:tc>
+          <w:tcPr>
+            <w:tcW w:w="1609" w:type="dxa"/>
+          </w:tcPr>
+          <w:p>
+            <w:pPr>
+              <w:cnfStyle w:val="000000100000" w:firstRow="0" w:lastRow="0" w:firstColumn="0" w:lastColumn="0" w:oddVBand="0" w:evenVBand="0" w:oddHBand="1" w:evenHBand="0" w:firstRowFirstColumn="0" w:firstRowLastColumn="0" w:lastRowFirstColumn="0" w:lastRowLastColumn="0"/>
+            </w:pPr>
+            <w:r>
+              <w:t>JA</w:t>
+            </w:r>
           </w:p>
         </w:tc>
       </w:tr>
@@ -2005,7 +3798,7 @@
     <w:p/>
     <w:p>
       <w:pPr>
-        <w:pStyle w:val="Heading2"/>
+        <w:pStyle w:val="berschrift2"/>
       </w:pPr>
       <w:r>
         <w:t xml:space="preserve">Testobjekt: </w:t>
@@ -2016,7 +3809,7 @@
     </w:p>
     <w:tbl>
       <w:tblPr>
-        <w:tblStyle w:val="GridTable4"/>
+        <w:tblStyle w:val="Gitternetztabelle4"/>
         <w:tblpPr w:leftFromText="180" w:rightFromText="180" w:vertAnchor="text" w:horzAnchor="margin" w:tblpY="101"/>
         <w:tblW w:w="14879" w:type="dxa"/>
         <w:tblLook w:val="04A0" w:firstRow="1" w:lastRow="0" w:firstColumn="1" w:lastColumn="0" w:noHBand="0" w:noVBand="1"/>
@@ -2038,11 +3831,9 @@
             <w:tcW w:w="930" w:type="dxa"/>
           </w:tcPr>
           <w:p>
-            <w:proofErr w:type="spellStart"/>
             <w:r>
               <w:t>Test.Nr</w:t>
             </w:r>
-            <w:proofErr w:type="spellEnd"/>
           </w:p>
         </w:tc>
         <w:tc>
@@ -2109,7 +3900,10 @@
           </w:tcPr>
           <w:p>
             <w:r>
-              <w:t>3.1</w:t>
+              <w:t>5</w:t>
+            </w:r>
+            <w:r>
+              <w:t>.1</w:t>
             </w:r>
           </w:p>
         </w:tc>
@@ -2121,13 +3915,8 @@
             <w:pPr>
               <w:cnfStyle w:val="000000100000" w:firstRow="0" w:lastRow="0" w:firstColumn="0" w:lastColumn="0" w:oddVBand="0" w:evenVBand="0" w:oddHBand="1" w:evenHBand="0" w:firstRowFirstColumn="0" w:firstRowLastColumn="0" w:lastRowFirstColumn="0" w:lastRowLastColumn="0"/>
             </w:pPr>
-            <w:proofErr w:type="spellStart"/>
-            <w:r>
-              <w:t>Airflow</w:t>
-            </w:r>
-            <w:proofErr w:type="spellEnd"/>
-            <w:r>
-              <w:t>: jährlicher Dag</w:t>
+            <w:r>
+              <w:t>Airflow: jährlicher Dag</w:t>
             </w:r>
           </w:p>
         </w:tc>
@@ -2214,7 +4003,10 @@
           </w:tcPr>
           <w:p>
             <w:r>
-              <w:t>3.2</w:t>
+              <w:t>5</w:t>
+            </w:r>
+            <w:r>
+              <w:t>.2</w:t>
             </w:r>
           </w:p>
         </w:tc>
@@ -2253,13 +4045,8 @@
                     <w:framePr w:hSpace="180" w:wrap="around" w:vAnchor="text" w:hAnchor="margin" w:y="101"/>
                     <w:spacing w:after="0" w:line="240" w:lineRule="auto"/>
                   </w:pPr>
-                  <w:proofErr w:type="spellStart"/>
                   <w:r>
-                    <w:t>Airflow</w:t>
-                  </w:r>
-                  <w:proofErr w:type="spellEnd"/>
-                  <w:r>
-                    <w:t xml:space="preserve">: </w:t>
+                    <w:t xml:space="preserve">Airflow: </w:t>
                   </w:r>
                   <w:r>
                     <w:t>wöchentlicher Dag</w:t>
@@ -2325,7 +4112,10 @@
           </w:tcPr>
           <w:p>
             <w:r>
-              <w:t>3.3</w:t>
+              <w:t>5</w:t>
+            </w:r>
+            <w:r>
+              <w:t>.3</w:t>
             </w:r>
           </w:p>
         </w:tc>
@@ -2353,58 +4143,36 @@
             <w:r>
               <w:t xml:space="preserve">In </w:t>
             </w:r>
-            <w:proofErr w:type="spellStart"/>
             <w:r>
               <w:rPr>
                 <w:rStyle w:val="HTMLCode"/>
                 <w:rFonts w:eastAsiaTheme="minorHAnsi"/>
               </w:rPr>
-              <w:t>last_</w:t>
-            </w:r>
-            <w:proofErr w:type="gramStart"/>
+              <w:t>last_scrapes.json</w:t>
+            </w:r>
+            <w:r>
+              <w:t xml:space="preserve"> wird die Saison 2025 als aktuelle Saison gespeichert.</w:t>
+            </w:r>
+          </w:p>
+        </w:tc>
+        <w:tc>
+          <w:tcPr>
+            <w:tcW w:w="3522" w:type="dxa"/>
+          </w:tcPr>
+          <w:p>
+            <w:pPr>
+              <w:cnfStyle w:val="000000100000" w:firstRow="0" w:lastRow="0" w:firstColumn="0" w:lastColumn="0" w:oddVBand="0" w:evenVBand="0" w:oddHBand="1" w:evenHBand="0" w:firstRowFirstColumn="0" w:firstRowLastColumn="0" w:lastRowFirstColumn="0" w:lastRowLastColumn="0"/>
+            </w:pPr>
+            <w:r>
+              <w:t xml:space="preserve">In </w:t>
+            </w:r>
             <w:r>
               <w:rPr>
                 <w:rStyle w:val="HTMLCode"/>
                 <w:rFonts w:eastAsiaTheme="minorHAnsi"/>
               </w:rPr>
-              <w:t>scrapes.json</w:t>
-            </w:r>
-            <w:proofErr w:type="spellEnd"/>
-            <w:proofErr w:type="gramEnd"/>
-            <w:r>
-              <w:t xml:space="preserve"> wird die Saison 2025 als aktuelle Saison gespeichert.</w:t>
-            </w:r>
-          </w:p>
-        </w:tc>
-        <w:tc>
-          <w:tcPr>
-            <w:tcW w:w="3522" w:type="dxa"/>
-          </w:tcPr>
-          <w:p>
-            <w:pPr>
-              <w:cnfStyle w:val="000000100000" w:firstRow="0" w:lastRow="0" w:firstColumn="0" w:lastColumn="0" w:oddVBand="0" w:evenVBand="0" w:oddHBand="1" w:evenHBand="0" w:firstRowFirstColumn="0" w:firstRowLastColumn="0" w:lastRowFirstColumn="0" w:lastRowLastColumn="0"/>
-            </w:pPr>
-            <w:r>
-              <w:t xml:space="preserve">In </w:t>
-            </w:r>
-            <w:proofErr w:type="spellStart"/>
-            <w:r>
-              <w:rPr>
-                <w:rStyle w:val="HTMLCode"/>
-                <w:rFonts w:eastAsiaTheme="minorHAnsi"/>
-              </w:rPr>
-              <w:t>last_</w:t>
-            </w:r>
-            <w:proofErr w:type="gramStart"/>
-            <w:r>
-              <w:rPr>
-                <w:rStyle w:val="HTMLCode"/>
-                <w:rFonts w:eastAsiaTheme="minorHAnsi"/>
-              </w:rPr>
-              <w:t>scrapes.json</w:t>
-            </w:r>
-            <w:proofErr w:type="spellEnd"/>
-            <w:proofErr w:type="gramEnd"/>
+              <w:t>last_scrapes.json</w:t>
+            </w:r>
             <w:r>
               <w:t xml:space="preserve"> wurde die Saison 2025 korrekt als aktuelle Saison gespeichert.</w:t>
             </w:r>
@@ -2432,7 +4200,10 @@
           </w:tcPr>
           <w:p>
             <w:r>
-              <w:t>3.</w:t>
+              <w:t>5</w:t>
+            </w:r>
+            <w:r>
+              <w:t>.</w:t>
             </w:r>
             <w:r>
               <w:t>4</w:t>
@@ -2448,23 +4219,7 @@
               <w:cnfStyle w:val="000000000000" w:firstRow="0" w:lastRow="0" w:firstColumn="0" w:lastColumn="0" w:oddVBand="0" w:evenVBand="0" w:oddHBand="0" w:evenHBand="0" w:firstRowFirstColumn="0" w:firstRowLastColumn="0" w:lastRowFirstColumn="0" w:lastRowLastColumn="0"/>
             </w:pPr>
             <w:r>
-              <w:t xml:space="preserve">Jährlich: </w:t>
-            </w:r>
-            <w:proofErr w:type="spellStart"/>
-            <w:r>
-              <w:t>scraper</w:t>
-            </w:r>
-            <w:proofErr w:type="spellEnd"/>
-            <w:r>
-              <w:t>/</w:t>
-            </w:r>
-            <w:proofErr w:type="spellStart"/>
-            <w:r>
-              <w:t>clubs</w:t>
-            </w:r>
-            <w:proofErr w:type="spellEnd"/>
-            <w:r>
-              <w:t xml:space="preserve"> ausführen</w:t>
+              <w:t>Jährlich: scraper/clubs ausführen</w:t>
             </w:r>
           </w:p>
         </w:tc>
@@ -2519,12 +4274,14 @@
           </w:tcPr>
           <w:p>
             <w:r>
-              <w:lastRenderedPageBreak/>
-              <w:t>3.</w:t>
-            </w:r>
-            <w:r>
               <w:t>5</w:t>
             </w:r>
+            <w:r>
+              <w:t>.</w:t>
+            </w:r>
+            <w:r>
+              <w:t>5</w:t>
+            </w:r>
           </w:p>
         </w:tc>
         <w:tc>
@@ -2538,31 +4295,13 @@
             <w:r>
               <w:t xml:space="preserve">Wöchentlich: </w:t>
             </w:r>
-            <w:proofErr w:type="spellStart"/>
             <w:r>
               <w:rPr>
                 <w:rStyle w:val="HTMLCode"/>
                 <w:rFonts w:eastAsiaTheme="minorHAnsi"/>
               </w:rPr>
-              <w:t>scraper</w:t>
-            </w:r>
-            <w:proofErr w:type="spellEnd"/>
-            <w:r>
-              <w:rPr>
-                <w:rStyle w:val="HTMLCode"/>
-                <w:rFonts w:eastAsiaTheme="minorHAnsi"/>
-              </w:rPr>
-              <w:t>/</w:t>
-            </w:r>
-            <w:proofErr w:type="spellStart"/>
-            <w:r>
-              <w:rPr>
-                <w:rStyle w:val="HTMLCode"/>
-                <w:rFonts w:eastAsiaTheme="minorHAnsi"/>
-              </w:rPr>
-              <w:t>matches</w:t>
-            </w:r>
-            <w:proofErr w:type="spellEnd"/>
+              <w:t>scraper/matches</w:t>
+            </w:r>
             <w:r>
               <w:t xml:space="preserve"> ausführen</w:t>
             </w:r>
@@ -2616,7 +4355,10 @@
           </w:tcPr>
           <w:p>
             <w:r>
-              <w:t>3.</w:t>
+              <w:t>5</w:t>
+            </w:r>
+            <w:r>
+              <w:t>.</w:t>
             </w:r>
             <w:r>
               <w:t>6</w:t>
@@ -2632,23 +4374,7 @@
               <w:cnfStyle w:val="000000000000" w:firstRow="0" w:lastRow="0" w:firstColumn="0" w:lastColumn="0" w:oddVBand="0" w:evenVBand="0" w:oddHBand="0" w:evenHBand="0" w:firstRowFirstColumn="0" w:firstRowLastColumn="0" w:lastRowFirstColumn="0" w:lastRowLastColumn="0"/>
             </w:pPr>
             <w:r>
-              <w:t xml:space="preserve">Wöchentlich: </w:t>
-            </w:r>
-            <w:proofErr w:type="spellStart"/>
-            <w:r>
-              <w:t>scraper</w:t>
-            </w:r>
-            <w:proofErr w:type="spellEnd"/>
-            <w:r>
-              <w:t>/</w:t>
-            </w:r>
-            <w:proofErr w:type="spellStart"/>
-            <w:r>
-              <w:t>player</w:t>
-            </w:r>
-            <w:proofErr w:type="spellEnd"/>
-            <w:r>
-              <w:t xml:space="preserve"> ausführen</w:t>
+              <w:t>Wöchentlich: scraper/player ausführen</w:t>
             </w:r>
           </w:p>
         </w:tc>
@@ -2703,7 +4429,10 @@
           </w:tcPr>
           <w:p>
             <w:r>
-              <w:t>3.</w:t>
+              <w:t>5</w:t>
+            </w:r>
+            <w:r>
+              <w:t>.</w:t>
             </w:r>
             <w:r>
               <w:t>7</w:t>
@@ -2721,31 +4450,13 @@
             <w:r>
               <w:t xml:space="preserve">Wöchentlich: </w:t>
             </w:r>
-            <w:proofErr w:type="spellStart"/>
             <w:r>
               <w:rPr>
                 <w:rStyle w:val="HTMLCode"/>
                 <w:rFonts w:eastAsiaTheme="minorHAnsi"/>
               </w:rPr>
-              <w:t>scraper</w:t>
-            </w:r>
-            <w:proofErr w:type="spellEnd"/>
-            <w:r>
-              <w:rPr>
-                <w:rStyle w:val="HTMLCode"/>
-                <w:rFonts w:eastAsiaTheme="minorHAnsi"/>
-              </w:rPr>
-              <w:t>/</w:t>
-            </w:r>
-            <w:proofErr w:type="spellStart"/>
-            <w:r>
-              <w:rPr>
-                <w:rStyle w:val="HTMLCode"/>
-                <w:rFonts w:eastAsiaTheme="minorHAnsi"/>
-              </w:rPr>
-              <w:t>player_stats</w:t>
-            </w:r>
-            <w:proofErr w:type="spellEnd"/>
+              <w:t>scraper/player_stats</w:t>
+            </w:r>
             <w:r>
               <w:t xml:space="preserve"> ausführen</w:t>
             </w:r>
@@ -2799,7 +4510,10 @@
           </w:tcPr>
           <w:p>
             <w:r>
-              <w:t>3.</w:t>
+              <w:t>5</w:t>
+            </w:r>
+            <w:r>
+              <w:t>.</w:t>
             </w:r>
             <w:r>
               <w:t>8</w:t>
@@ -2876,7 +4590,11 @@
           </w:tcPr>
           <w:p>
             <w:r>
-              <w:t>3.</w:t>
+              <w:lastRenderedPageBreak/>
+              <w:t>5</w:t>
+            </w:r>
+            <w:r>
+              <w:t>.</w:t>
             </w:r>
             <w:r>
               <w:t>9</w:t>
@@ -2892,13 +4610,8 @@
               <w:cnfStyle w:val="000000100000" w:firstRow="0" w:lastRow="0" w:firstColumn="0" w:lastColumn="0" w:oddVBand="0" w:evenVBand="0" w:oddHBand="1" w:evenHBand="0" w:firstRowFirstColumn="0" w:firstRowLastColumn="0" w:lastRowFirstColumn="0" w:lastRowLastColumn="0"/>
             </w:pPr>
             <w:r>
-              <w:t xml:space="preserve">Wöchentlich: </w:t>
-            </w:r>
-            <w:proofErr w:type="spellStart"/>
-            <w:r>
-              <w:t>Transfrom</w:t>
-            </w:r>
-            <w:proofErr w:type="spellEnd"/>
+              <w:t>Wöchentlich: Transfrom</w:t>
+            </w:r>
           </w:p>
         </w:tc>
         <w:tc>
@@ -2949,7 +4662,10 @@
           </w:tcPr>
           <w:p>
             <w:r>
-              <w:t>3.1</w:t>
+              <w:t>5</w:t>
+            </w:r>
+            <w:r>
+              <w:t>.1</w:t>
             </w:r>
             <w:r>
               <w:t>0</w:t>
@@ -3020,7 +4736,10 @@
           </w:tcPr>
           <w:p>
             <w:r>
-              <w:t>3.1</w:t>
+              <w:t>5</w:t>
+            </w:r>
+            <w:r>
+              <w:t>.1</w:t>
             </w:r>
             <w:r>
               <w:t>1</w:t>
@@ -3088,7 +4807,10 @@
           </w:tcPr>
           <w:p>
             <w:r>
-              <w:t>3.1</w:t>
+              <w:t>5</w:t>
+            </w:r>
+            <w:r>
+              <w:t>.1</w:t>
             </w:r>
             <w:r>
               <w:t>2</w:t>
@@ -3159,7 +4881,10 @@
           </w:tcPr>
           <w:p>
             <w:r>
-              <w:t>3.1</w:t>
+              <w:t>5</w:t>
+            </w:r>
+            <w:r>
+              <w:t>.1</w:t>
             </w:r>
             <w:r>
               <w:t>3</w:t>
@@ -3175,15 +4900,7 @@
               <w:cnfStyle w:val="000000100000" w:firstRow="0" w:lastRow="0" w:firstColumn="0" w:lastColumn="0" w:oddVBand="0" w:evenVBand="0" w:oddHBand="1" w:evenHBand="0" w:firstRowFirstColumn="0" w:firstRowLastColumn="0" w:lastRowFirstColumn="0" w:lastRowLastColumn="0"/>
             </w:pPr>
             <w:r>
-              <w:t xml:space="preserve">Wöchentlich: </w:t>
-            </w:r>
-            <w:proofErr w:type="spellStart"/>
-            <w:r>
-              <w:t>Recommender</w:t>
-            </w:r>
-            <w:proofErr w:type="spellEnd"/>
-            <w:r>
-              <w:t>-Modell</w:t>
+              <w:t>Wöchentlich: Recommender-Modell</w:t>
             </w:r>
           </w:p>
         </w:tc>
@@ -3196,15 +4913,7 @@
               <w:cnfStyle w:val="000000100000" w:firstRow="0" w:lastRow="0" w:firstColumn="0" w:lastColumn="0" w:oddVBand="0" w:evenVBand="0" w:oddHBand="1" w:evenHBand="0" w:firstRowFirstColumn="0" w:firstRowLastColumn="0" w:lastRowFirstColumn="0" w:lastRowLastColumn="0"/>
             </w:pPr>
             <w:r>
-              <w:t xml:space="preserve">Das </w:t>
-            </w:r>
-            <w:proofErr w:type="spellStart"/>
-            <w:r>
-              <w:t>Recommender</w:t>
-            </w:r>
-            <w:proofErr w:type="spellEnd"/>
-            <w:r>
-              <w:t>-Modell wird auf alle bisherigen und neuen Leistungsdaten angewendet. Die Vorhersagebewertung wird aktualisiert.</w:t>
+              <w:t>Das Recommender-Modell wird auf alle bisherigen und neuen Leistungsdaten angewendet. Die Vorhersagebewertung wird aktualisiert.</w:t>
             </w:r>
           </w:p>
         </w:tc>
@@ -3239,7 +4948,7 @@
     <w:p/>
     <w:p>
       <w:pPr>
-        <w:pStyle w:val="Heading2"/>
+        <w:pStyle w:val="berschrift2"/>
       </w:pPr>
       <w:r>
         <w:t>Testobjekt: Frontend</w:t>
@@ -3247,7 +4956,7 @@
     </w:p>
     <w:tbl>
       <w:tblPr>
-        <w:tblStyle w:val="GridTable4"/>
+        <w:tblStyle w:val="Gitternetztabelle4"/>
         <w:tblpPr w:leftFromText="180" w:rightFromText="180" w:vertAnchor="text" w:horzAnchor="margin" w:tblpY="101"/>
         <w:tblW w:w="14879" w:type="dxa"/>
         <w:tblLook w:val="04A0" w:firstRow="1" w:lastRow="0" w:firstColumn="1" w:lastColumn="0" w:noHBand="0" w:noVBand="1"/>
@@ -3269,11 +4978,9 @@
             <w:tcW w:w="929" w:type="dxa"/>
           </w:tcPr>
           <w:p>
-            <w:proofErr w:type="spellStart"/>
             <w:r>
               <w:t>Test.Nr</w:t>
             </w:r>
-            <w:proofErr w:type="spellEnd"/>
           </w:p>
         </w:tc>
         <w:tc>
@@ -3340,7 +5047,7 @@
           </w:tcPr>
           <w:p>
             <w:r>
-              <w:t>3.1</w:t>
+              <w:t>6.1</w:t>
             </w:r>
           </w:p>
         </w:tc>
@@ -3386,6 +5093,9 @@
             <w:pPr>
               <w:cnfStyle w:val="000000100000" w:firstRow="0" w:lastRow="0" w:firstColumn="0" w:lastColumn="0" w:oddVBand="0" w:evenVBand="0" w:oddHBand="1" w:evenHBand="0" w:firstRowFirstColumn="0" w:firstRowLastColumn="0" w:lastRowFirstColumn="0" w:lastRowLastColumn="0"/>
             </w:pPr>
+            <w:r>
+              <w:t>Starten der Streamlit-App</w:t>
+            </w:r>
           </w:p>
         </w:tc>
         <w:tc>
@@ -3430,6 +5140,9 @@
             <w:pPr>
               <w:cnfStyle w:val="000000100000" w:firstRow="0" w:lastRow="0" w:firstColumn="0" w:lastColumn="0" w:oddVBand="0" w:evenVBand="0" w:oddHBand="1" w:evenHBand="0" w:firstRowFirstColumn="0" w:firstRowLastColumn="0" w:lastRowFirstColumn="0" w:lastRowLastColumn="0"/>
             </w:pPr>
+            <w:r>
+              <w:t>Die Streamlit-App startet erfolgreich und ist im Browser erreichbar. Die Startseite wird ohne Fehlermeldung geladen.</w:t>
+            </w:r>
           </w:p>
         </w:tc>
         <w:tc>
@@ -3440,6 +5153,9 @@
             <w:pPr>
               <w:cnfStyle w:val="000000100000" w:firstRow="0" w:lastRow="0" w:firstColumn="0" w:lastColumn="0" w:oddVBand="0" w:evenVBand="0" w:oddHBand="1" w:evenHBand="0" w:firstRowFirstColumn="0" w:firstRowLastColumn="0" w:lastRowFirstColumn="0" w:lastRowLastColumn="0"/>
             </w:pPr>
+            <w:r>
+              <w:t>Die Streamlit-App konnte erfolgreich gestartet und im Browser geöffnet werden.</w:t>
+            </w:r>
           </w:p>
         </w:tc>
         <w:tc>
@@ -3450,6 +5166,9 @@
             <w:pPr>
               <w:cnfStyle w:val="000000100000" w:firstRow="0" w:lastRow="0" w:firstColumn="0" w:lastColumn="0" w:oddVBand="0" w:evenVBand="0" w:oddHBand="1" w:evenHBand="0" w:firstRowFirstColumn="0" w:firstRowLastColumn="0" w:lastRowFirstColumn="0" w:lastRowLastColumn="0"/>
             </w:pPr>
+            <w:r>
+              <w:t>JA</w:t>
+            </w:r>
           </w:p>
         </w:tc>
       </w:tr>
@@ -3461,8 +5180,7 @@
           </w:tcPr>
           <w:p>
             <w:r>
-              <w:lastRenderedPageBreak/>
-              <w:t>3.2</w:t>
+              <w:t>6.2</w:t>
             </w:r>
           </w:p>
         </w:tc>
@@ -3508,6 +5226,9 @@
             <w:pPr>
               <w:cnfStyle w:val="000000000000" w:firstRow="0" w:lastRow="0" w:firstColumn="0" w:lastColumn="0" w:oddVBand="0" w:evenVBand="0" w:oddHBand="0" w:evenHBand="0" w:firstRowFirstColumn="0" w:firstRowLastColumn="0" w:lastRowFirstColumn="0" w:lastRowLastColumn="0"/>
             </w:pPr>
+            <w:r>
+              <w:t>Navigation zwischen den Seiten</w:t>
+            </w:r>
           </w:p>
         </w:tc>
         <w:tc>
@@ -3518,6 +5239,9 @@
             <w:pPr>
               <w:cnfStyle w:val="000000000000" w:firstRow="0" w:lastRow="0" w:firstColumn="0" w:lastColumn="0" w:oddVBand="0" w:evenVBand="0" w:oddHBand="0" w:evenHBand="0" w:firstRowFirstColumn="0" w:firstRowLastColumn="0" w:lastRowFirstColumn="0" w:lastRowLastColumn="0"/>
             </w:pPr>
+            <w:r>
+              <w:t>Der Benutzer kann über die Navigation zwischen den verschiedenen Seiten der Streamlit-App wechseln. Die ausgewählte Seite wird korrekt geladen und angezeigt.</w:t>
+            </w:r>
           </w:p>
         </w:tc>
         <w:tc>
@@ -3528,6 +5252,9 @@
             <w:pPr>
               <w:cnfStyle w:val="000000000000" w:firstRow="0" w:lastRow="0" w:firstColumn="0" w:lastColumn="0" w:oddVBand="0" w:evenVBand="0" w:oddHBand="0" w:evenHBand="0" w:firstRowFirstColumn="0" w:firstRowLastColumn="0" w:lastRowFirstColumn="0" w:lastRowLastColumn="0"/>
             </w:pPr>
+            <w:r>
+              <w:t>Die Navigation zwischen den verschiedenen Seiten funktionierte erfolgreich. Die Seiten wurden korrekt geladen.</w:t>
+            </w:r>
           </w:p>
         </w:tc>
         <w:tc>
@@ -3538,6 +5265,9 @@
             <w:pPr>
               <w:cnfStyle w:val="000000000000" w:firstRow="0" w:lastRow="0" w:firstColumn="0" w:lastColumn="0" w:oddVBand="0" w:evenVBand="0" w:oddHBand="0" w:evenHBand="0" w:firstRowFirstColumn="0" w:firstRowLastColumn="0" w:lastRowFirstColumn="0" w:lastRowLastColumn="0"/>
             </w:pPr>
+            <w:r>
+              <w:t>JA</w:t>
+            </w:r>
           </w:p>
         </w:tc>
       </w:tr>
@@ -3552,7 +5282,7 @@
           </w:tcPr>
           <w:p>
             <w:r>
-              <w:t>3.3</w:t>
+              <w:t>6.3</w:t>
             </w:r>
           </w:p>
         </w:tc>
@@ -3564,6 +5294,9 @@
             <w:pPr>
               <w:cnfStyle w:val="000000100000" w:firstRow="0" w:lastRow="0" w:firstColumn="0" w:lastColumn="0" w:oddVBand="0" w:evenVBand="0" w:oddHBand="1" w:evenHBand="0" w:firstRowFirstColumn="0" w:firstRowLastColumn="0" w:lastRowFirstColumn="0" w:lastRowLastColumn="0"/>
             </w:pPr>
+            <w:r>
+              <w:t>Verbindung zwischen Frontend und Backend</w:t>
+            </w:r>
           </w:p>
         </w:tc>
         <w:tc>
@@ -3574,6 +5307,9 @@
             <w:pPr>
               <w:cnfStyle w:val="000000100000" w:firstRow="0" w:lastRow="0" w:firstColumn="0" w:lastColumn="0" w:oddVBand="0" w:evenVBand="0" w:oddHBand="1" w:evenHBand="0" w:firstRowFirstColumn="0" w:firstRowLastColumn="0" w:lastRowFirstColumn="0" w:lastRowLastColumn="0"/>
             </w:pPr>
+            <w:r>
+              <w:t>Das Streamlit-Frontend kann erfolgreich Anfragen an die REST API senden und die erhaltenen Daten in der App anzeigen.</w:t>
+            </w:r>
           </w:p>
         </w:tc>
         <w:tc>
@@ -3584,6 +5320,9 @@
             <w:pPr>
               <w:cnfStyle w:val="000000100000" w:firstRow="0" w:lastRow="0" w:firstColumn="0" w:lastColumn="0" w:oddVBand="0" w:evenVBand="0" w:oddHBand="1" w:evenHBand="0" w:firstRowFirstColumn="0" w:firstRowLastColumn="0" w:lastRowFirstColumn="0" w:lastRowLastColumn="0"/>
             </w:pPr>
+            <w:r>
+              <w:t>Das Frontend konnte erfolgreich Daten vom Backend abrufen und anzeigen.</w:t>
+            </w:r>
           </w:p>
         </w:tc>
         <w:tc>
@@ -3594,6 +5333,680 @@
             <w:pPr>
               <w:cnfStyle w:val="000000100000" w:firstRow="0" w:lastRow="0" w:firstColumn="0" w:lastColumn="0" w:oddVBand="0" w:evenVBand="0" w:oddHBand="1" w:evenHBand="0" w:firstRowFirstColumn="0" w:firstRowLastColumn="0" w:lastRowFirstColumn="0" w:lastRowLastColumn="0"/>
             </w:pPr>
+            <w:r>
+              <w:t>JA</w:t>
+            </w:r>
+          </w:p>
+        </w:tc>
+      </w:tr>
+      <w:tr>
+        <w:tc>
+          <w:tcPr>
+            <w:cnfStyle w:val="001000000000" w:firstRow="0" w:lastRow="0" w:firstColumn="1" w:lastColumn="0" w:oddVBand="0" w:evenVBand="0" w:oddHBand="0" w:evenHBand="0" w:firstRowFirstColumn="0" w:firstRowLastColumn="0" w:lastRowFirstColumn="0" w:lastRowLastColumn="0"/>
+            <w:tcW w:w="929" w:type="dxa"/>
+          </w:tcPr>
+          <w:p>
+            <w:r>
+              <w:t>6.4</w:t>
+            </w:r>
+          </w:p>
+        </w:tc>
+        <w:tc>
+          <w:tcPr>
+            <w:tcW w:w="3950" w:type="dxa"/>
+          </w:tcPr>
+          <w:p>
+            <w:pPr>
+              <w:cnfStyle w:val="000000000000" w:firstRow="0" w:lastRow="0" w:firstColumn="0" w:lastColumn="0" w:oddVBand="0" w:evenVBand="0" w:oddHBand="0" w:evenHBand="0" w:firstRowFirstColumn="0" w:firstRowLastColumn="0" w:lastRowFirstColumn="0" w:lastRowLastColumn="0"/>
+            </w:pPr>
+            <w:r>
+              <w:t>Auswahl von Team und Saison in Team Insights</w:t>
+            </w:r>
+          </w:p>
+        </w:tc>
+        <w:tc>
+          <w:tcPr>
+            <w:tcW w:w="4859" w:type="dxa"/>
+          </w:tcPr>
+          <w:p>
+            <w:pPr>
+              <w:cnfStyle w:val="000000000000" w:firstRow="0" w:lastRow="0" w:firstColumn="0" w:lastColumn="0" w:oddVBand="0" w:evenVBand="0" w:oddHBand="0" w:evenHBand="0" w:firstRowFirstColumn="0" w:firstRowLastColumn="0" w:lastRowFirstColumn="0" w:lastRowLastColumn="0"/>
+            </w:pPr>
+            <w:r>
+              <w:t xml:space="preserve">Der Benutzer kann ein Team und eine Saison auswählen. Die Seite lädt danach die passenden </w:t>
+            </w:r>
+            <w:r>
+              <w:lastRenderedPageBreak/>
+              <w:t>Daten für das ausgewählte Team und die gewählte Saison.</w:t>
+            </w:r>
+          </w:p>
+        </w:tc>
+        <w:tc>
+          <w:tcPr>
+            <w:tcW w:w="3532" w:type="dxa"/>
+          </w:tcPr>
+          <w:p>
+            <w:pPr>
+              <w:cnfStyle w:val="000000000000" w:firstRow="0" w:lastRow="0" w:firstColumn="0" w:lastColumn="0" w:oddVBand="0" w:evenVBand="0" w:oddHBand="0" w:evenHBand="0" w:firstRowFirstColumn="0" w:firstRowLastColumn="0" w:lastRowFirstColumn="0" w:lastRowLastColumn="0"/>
+            </w:pPr>
+            <w:r>
+              <w:lastRenderedPageBreak/>
+              <w:t xml:space="preserve">Team und Saison konnten erfolgreich ausgewählt werden und </w:t>
+            </w:r>
+            <w:r>
+              <w:lastRenderedPageBreak/>
+              <w:t>die passenden Daten wurden angezeigt.</w:t>
+            </w:r>
+          </w:p>
+        </w:tc>
+        <w:tc>
+          <w:tcPr>
+            <w:tcW w:w="1609" w:type="dxa"/>
+          </w:tcPr>
+          <w:p>
+            <w:pPr>
+              <w:cnfStyle w:val="000000000000" w:firstRow="0" w:lastRow="0" w:firstColumn="0" w:lastColumn="0" w:oddVBand="0" w:evenVBand="0" w:oddHBand="0" w:evenHBand="0" w:firstRowFirstColumn="0" w:firstRowLastColumn="0" w:lastRowFirstColumn="0" w:lastRowLastColumn="0"/>
+            </w:pPr>
+            <w:r>
+              <w:lastRenderedPageBreak/>
+              <w:t>JA</w:t>
+            </w:r>
+          </w:p>
+        </w:tc>
+      </w:tr>
+      <w:tr>
+        <w:trPr>
+          <w:cnfStyle w:val="000000100000" w:firstRow="0" w:lastRow="0" w:firstColumn="0" w:lastColumn="0" w:oddVBand="0" w:evenVBand="0" w:oddHBand="1" w:evenHBand="0" w:firstRowFirstColumn="0" w:firstRowLastColumn="0" w:lastRowFirstColumn="0" w:lastRowLastColumn="0"/>
+        </w:trPr>
+        <w:tc>
+          <w:tcPr>
+            <w:cnfStyle w:val="001000000000" w:firstRow="0" w:lastRow="0" w:firstColumn="1" w:lastColumn="0" w:oddVBand="0" w:evenVBand="0" w:oddHBand="0" w:evenHBand="0" w:firstRowFirstColumn="0" w:firstRowLastColumn="0" w:lastRowFirstColumn="0" w:lastRowLastColumn="0"/>
+            <w:tcW w:w="929" w:type="dxa"/>
+          </w:tcPr>
+          <w:p>
+            <w:r>
+              <w:t>6.5</w:t>
+            </w:r>
+          </w:p>
+        </w:tc>
+        <w:tc>
+          <w:tcPr>
+            <w:tcW w:w="3950" w:type="dxa"/>
+          </w:tcPr>
+          <w:p>
+            <w:pPr>
+              <w:cnfStyle w:val="000000100000" w:firstRow="0" w:lastRow="0" w:firstColumn="0" w:lastColumn="0" w:oddVBand="0" w:evenVBand="0" w:oddHBand="1" w:evenHBand="0" w:firstRowFirstColumn="0" w:firstRowLastColumn="0" w:lastRowFirstColumn="0" w:lastRowLastColumn="0"/>
+            </w:pPr>
+            <w:r>
+              <w:t>Anzeige der Team-Informationen in Team Insights</w:t>
+            </w:r>
+          </w:p>
+        </w:tc>
+        <w:tc>
+          <w:tcPr>
+            <w:tcW w:w="4859" w:type="dxa"/>
+          </w:tcPr>
+          <w:p>
+            <w:pPr>
+              <w:cnfStyle w:val="000000100000" w:firstRow="0" w:lastRow="0" w:firstColumn="0" w:lastColumn="0" w:oddVBand="0" w:evenVBand="0" w:oddHBand="1" w:evenHBand="0" w:firstRowFirstColumn="0" w:firstRowLastColumn="0" w:lastRowFirstColumn="0" w:lastRowLastColumn="0"/>
+            </w:pPr>
+            <w:r>
+              <w:t>Die Seite zeigt die wichtigsten Informationen zum ausgewählten Team an, darunter Kaderübersicht, Topspieler und Spiele. Falls für eine Saison keine Daten vorhanden sind, wird eine verständliche Meldung angezeigt.</w:t>
+            </w:r>
+          </w:p>
+        </w:tc>
+        <w:tc>
+          <w:tcPr>
+            <w:tcW w:w="3532" w:type="dxa"/>
+          </w:tcPr>
+          <w:p>
+            <w:pPr>
+              <w:cnfStyle w:val="000000100000" w:firstRow="0" w:lastRow="0" w:firstColumn="0" w:lastColumn="0" w:oddVBand="0" w:evenVBand="0" w:oddHBand="1" w:evenHBand="0" w:firstRowFirstColumn="0" w:firstRowLastColumn="0" w:lastRowFirstColumn="0" w:lastRowLastColumn="0"/>
+            </w:pPr>
+            <w:r>
+              <w:t>Die Teamdaten wurden korrekt angezeigt. Bei fehlenden Daten wurde eine Warnmeldung ausgegeben.</w:t>
+            </w:r>
+          </w:p>
+        </w:tc>
+        <w:tc>
+          <w:tcPr>
+            <w:tcW w:w="1609" w:type="dxa"/>
+          </w:tcPr>
+          <w:p>
+            <w:pPr>
+              <w:cnfStyle w:val="000000100000" w:firstRow="0" w:lastRow="0" w:firstColumn="0" w:lastColumn="0" w:oddVBand="0" w:evenVBand="0" w:oddHBand="1" w:evenHBand="0" w:firstRowFirstColumn="0" w:firstRowLastColumn="0" w:lastRowFirstColumn="0" w:lastRowLastColumn="0"/>
+            </w:pPr>
+            <w:r>
+              <w:t>JA</w:t>
+            </w:r>
+          </w:p>
+        </w:tc>
+      </w:tr>
+      <w:tr>
+        <w:tc>
+          <w:tcPr>
+            <w:cnfStyle w:val="001000000000" w:firstRow="0" w:lastRow="0" w:firstColumn="1" w:lastColumn="0" w:oddVBand="0" w:evenVBand="0" w:oddHBand="0" w:evenHBand="0" w:firstRowFirstColumn="0" w:firstRowLastColumn="0" w:lastRowFirstColumn="0" w:lastRowLastColumn="0"/>
+            <w:tcW w:w="929" w:type="dxa"/>
+          </w:tcPr>
+          <w:p>
+            <w:r>
+              <w:t>6.6</w:t>
+            </w:r>
+          </w:p>
+        </w:tc>
+        <w:tc>
+          <w:tcPr>
+            <w:tcW w:w="3950" w:type="dxa"/>
+          </w:tcPr>
+          <w:p>
+            <w:pPr>
+              <w:cnfStyle w:val="000000000000" w:firstRow="0" w:lastRow="0" w:firstColumn="0" w:lastColumn="0" w:oddVBand="0" w:evenVBand="0" w:oddHBand="0" w:evenHBand="0" w:firstRowFirstColumn="0" w:firstRowLastColumn="0" w:lastRowFirstColumn="0" w:lastRowLastColumn="0"/>
+            </w:pPr>
+            <w:r>
+              <w:t>Auswahl eines Spielers in Player Insights</w:t>
+            </w:r>
+          </w:p>
+        </w:tc>
+        <w:tc>
+          <w:tcPr>
+            <w:tcW w:w="4859" w:type="dxa"/>
+          </w:tcPr>
+          <w:p>
+            <w:pPr>
+              <w:cnfStyle w:val="000000000000" w:firstRow="0" w:lastRow="0" w:firstColumn="0" w:lastColumn="0" w:oddVBand="0" w:evenVBand="0" w:oddHBand="0" w:evenHBand="0" w:firstRowFirstColumn="0" w:firstRowLastColumn="0" w:lastRowFirstColumn="0" w:lastRowLastColumn="0"/>
+            </w:pPr>
+            <w:r>
+              <w:t>Der Benutzer kann einen Spieler auswählen. Nach der Auswahl werden die passenden Spielerinformationen und Leistungsdaten über das Backend geladen.</w:t>
+            </w:r>
+          </w:p>
+        </w:tc>
+        <w:tc>
+          <w:tcPr>
+            <w:tcW w:w="3532" w:type="dxa"/>
+          </w:tcPr>
+          <w:p>
+            <w:pPr>
+              <w:cnfStyle w:val="000000000000" w:firstRow="0" w:lastRow="0" w:firstColumn="0" w:lastColumn="0" w:oddVBand="0" w:evenVBand="0" w:oddHBand="0" w:evenHBand="0" w:firstRowFirstColumn="0" w:firstRowLastColumn="0" w:lastRowFirstColumn="0" w:lastRowLastColumn="0"/>
+            </w:pPr>
+            <w:r>
+              <w:t>Der Spieler konnte erfolgreich ausgewählt werden und die passenden Daten wurden geladen.</w:t>
+            </w:r>
+          </w:p>
+        </w:tc>
+        <w:tc>
+          <w:tcPr>
+            <w:tcW w:w="1609" w:type="dxa"/>
+          </w:tcPr>
+          <w:p>
+            <w:pPr>
+              <w:cnfStyle w:val="000000000000" w:firstRow="0" w:lastRow="0" w:firstColumn="0" w:lastColumn="0" w:oddVBand="0" w:evenVBand="0" w:oddHBand="0" w:evenHBand="0" w:firstRowFirstColumn="0" w:firstRowLastColumn="0" w:lastRowFirstColumn="0" w:lastRowLastColumn="0"/>
+            </w:pPr>
+            <w:r>
+              <w:t>JA</w:t>
+            </w:r>
+          </w:p>
+        </w:tc>
+      </w:tr>
+      <w:tr>
+        <w:trPr>
+          <w:cnfStyle w:val="000000100000" w:firstRow="0" w:lastRow="0" w:firstColumn="0" w:lastColumn="0" w:oddVBand="0" w:evenVBand="0" w:oddHBand="1" w:evenHBand="0" w:firstRowFirstColumn="0" w:firstRowLastColumn="0" w:lastRowFirstColumn="0" w:lastRowLastColumn="0"/>
+        </w:trPr>
+        <w:tc>
+          <w:tcPr>
+            <w:cnfStyle w:val="001000000000" w:firstRow="0" w:lastRow="0" w:firstColumn="1" w:lastColumn="0" w:oddVBand="0" w:evenVBand="0" w:oddHBand="0" w:evenHBand="0" w:firstRowFirstColumn="0" w:firstRowLastColumn="0" w:lastRowFirstColumn="0" w:lastRowLastColumn="0"/>
+            <w:tcW w:w="929" w:type="dxa"/>
+          </w:tcPr>
+          <w:p>
+            <w:r>
+              <w:t>6.7</w:t>
+            </w:r>
+          </w:p>
+        </w:tc>
+        <w:tc>
+          <w:tcPr>
+            <w:tcW w:w="3950" w:type="dxa"/>
+          </w:tcPr>
+          <w:p>
+            <w:pPr>
+              <w:cnfStyle w:val="000000100000" w:firstRow="0" w:lastRow="0" w:firstColumn="0" w:lastColumn="0" w:oddVBand="0" w:evenVBand="0" w:oddHBand="1" w:evenHBand="0" w:firstRowFirstColumn="0" w:firstRowLastColumn="0" w:lastRowFirstColumn="0" w:lastRowLastColumn="0"/>
+            </w:pPr>
+            <w:r>
+              <w:t>Anzeige der Spielerinformationen und Leistungsdaten</w:t>
+            </w:r>
+          </w:p>
+        </w:tc>
+        <w:tc>
+          <w:tcPr>
+            <w:tcW w:w="4859" w:type="dxa"/>
+          </w:tcPr>
+          <w:p>
+            <w:pPr>
+              <w:cnfStyle w:val="000000100000" w:firstRow="0" w:lastRow="0" w:firstColumn="0" w:lastColumn="0" w:oddVBand="0" w:evenVBand="0" w:oddHBand="1" w:evenHBand="0" w:firstRowFirstColumn="0" w:firstRowLastColumn="0" w:lastRowFirstColumn="0" w:lastRowLastColumn="0"/>
+            </w:pPr>
+            <w:r>
+              <w:t>Die Seite zeigt die wichtigsten Informationen zum ausgewählten Spieler an, darunter Name, Nationalität, Geburtsdatum, Alter, Grösse, Position sowie Leistungsdaten wie Anzahl Spiele und durchschnittliches Rating. Falls keine Daten vorhanden sind, wird eine verständliche Meldung angezeigt.</w:t>
+            </w:r>
+          </w:p>
+        </w:tc>
+        <w:tc>
+          <w:tcPr>
+            <w:tcW w:w="3532" w:type="dxa"/>
+          </w:tcPr>
+          <w:p>
+            <w:pPr>
+              <w:cnfStyle w:val="000000100000" w:firstRow="0" w:lastRow="0" w:firstColumn="0" w:lastColumn="0" w:oddVBand="0" w:evenVBand="0" w:oddHBand="1" w:evenHBand="0" w:firstRowFirstColumn="0" w:firstRowLastColumn="0" w:lastRowFirstColumn="0" w:lastRowLastColumn="0"/>
+            </w:pPr>
+            <w:r>
+              <w:t>Die Spielerinformationen und Leistungsdaten wurden korrekt angezeigt. Bei fehlenden Daten wurde eine Warnmeldung ausgegeben.</w:t>
+            </w:r>
+          </w:p>
+        </w:tc>
+        <w:tc>
+          <w:tcPr>
+            <w:tcW w:w="1609" w:type="dxa"/>
+          </w:tcPr>
+          <w:p>
+            <w:pPr>
+              <w:cnfStyle w:val="000000100000" w:firstRow="0" w:lastRow="0" w:firstColumn="0" w:lastColumn="0" w:oddVBand="0" w:evenVBand="0" w:oddHBand="1" w:evenHBand="0" w:firstRowFirstColumn="0" w:firstRowLastColumn="0" w:lastRowFirstColumn="0" w:lastRowLastColumn="0"/>
+            </w:pPr>
+            <w:r>
+              <w:t>JA</w:t>
+            </w:r>
+          </w:p>
+        </w:tc>
+      </w:tr>
+      <w:tr>
+        <w:tc>
+          <w:tcPr>
+            <w:cnfStyle w:val="001000000000" w:firstRow="0" w:lastRow="0" w:firstColumn="1" w:lastColumn="0" w:oddVBand="0" w:evenVBand="0" w:oddHBand="0" w:evenHBand="0" w:firstRowFirstColumn="0" w:firstRowLastColumn="0" w:lastRowFirstColumn="0" w:lastRowLastColumn="0"/>
+            <w:tcW w:w="929" w:type="dxa"/>
+          </w:tcPr>
+          <w:p>
+            <w:r>
+              <w:t>6.8</w:t>
+            </w:r>
+          </w:p>
+        </w:tc>
+        <w:tc>
+          <w:tcPr>
+            <w:tcW w:w="3950" w:type="dxa"/>
+          </w:tcPr>
+          <w:p>
+            <w:pPr>
+              <w:cnfStyle w:val="000000000000" w:firstRow="0" w:lastRow="0" w:firstColumn="0" w:lastColumn="0" w:oddVBand="0" w:evenVBand="0" w:oddHBand="0" w:evenHBand="0" w:firstRowFirstColumn="0" w:firstRowLastColumn="0" w:lastRowFirstColumn="0" w:lastRowLastColumn="0"/>
+            </w:pPr>
+            <w:r>
+              <w:t>Auswahl eines Matches in Match Insights</w:t>
+            </w:r>
+          </w:p>
+        </w:tc>
+        <w:tc>
+          <w:tcPr>
+            <w:tcW w:w="4859" w:type="dxa"/>
+          </w:tcPr>
+          <w:p>
+            <w:pPr>
+              <w:cnfStyle w:val="000000000000" w:firstRow="0" w:lastRow="0" w:firstColumn="0" w:lastColumn="0" w:oddVBand="0" w:evenVBand="0" w:oddHBand="0" w:evenHBand="0" w:firstRowFirstColumn="0" w:firstRowLastColumn="0" w:lastRowFirstColumn="0" w:lastRowLastColumn="0"/>
+            </w:pPr>
+            <w:r>
+              <w:t>Der Benutzer kann ein Match entweder über die Match-ID oder über die Auswahl von zwei Teams suchen und auswählen. Falls kein passendes Match gefunden wird, erscheint eine verständliche Meldung.</w:t>
+            </w:r>
+          </w:p>
+        </w:tc>
+        <w:tc>
+          <w:tcPr>
+            <w:tcW w:w="3532" w:type="dxa"/>
+          </w:tcPr>
+          <w:p>
+            <w:pPr>
+              <w:cnfStyle w:val="000000000000" w:firstRow="0" w:lastRow="0" w:firstColumn="0" w:lastColumn="0" w:oddVBand="0" w:evenVBand="0" w:oddHBand="0" w:evenHBand="0" w:firstRowFirstColumn="0" w:firstRowLastColumn="0" w:lastRowFirstColumn="0" w:lastRowLastColumn="0"/>
+            </w:pPr>
+            <w:r>
+              <w:t>Matches konnten erfolgreich über Match-ID oder Teamauswahl gesucht und ausgewählt werden. Bei fehlenden Resultaten wurde eine Meldung angezeigt.</w:t>
+            </w:r>
+          </w:p>
+        </w:tc>
+        <w:tc>
+          <w:tcPr>
+            <w:tcW w:w="1609" w:type="dxa"/>
+          </w:tcPr>
+          <w:p>
+            <w:pPr>
+              <w:cnfStyle w:val="000000000000" w:firstRow="0" w:lastRow="0" w:firstColumn="0" w:lastColumn="0" w:oddVBand="0" w:evenVBand="0" w:oddHBand="0" w:evenHBand="0" w:firstRowFirstColumn="0" w:firstRowLastColumn="0" w:lastRowFirstColumn="0" w:lastRowLastColumn="0"/>
+            </w:pPr>
+            <w:r>
+              <w:t>JA</w:t>
+            </w:r>
+          </w:p>
+        </w:tc>
+      </w:tr>
+      <w:tr>
+        <w:trPr>
+          <w:cnfStyle w:val="000000100000" w:firstRow="0" w:lastRow="0" w:firstColumn="0" w:lastColumn="0" w:oddVBand="0" w:evenVBand="0" w:oddHBand="1" w:evenHBand="0" w:firstRowFirstColumn="0" w:firstRowLastColumn="0" w:lastRowFirstColumn="0" w:lastRowLastColumn="0"/>
+        </w:trPr>
+        <w:tc>
+          <w:tcPr>
+            <w:cnfStyle w:val="001000000000" w:firstRow="0" w:lastRow="0" w:firstColumn="1" w:lastColumn="0" w:oddVBand="0" w:evenVBand="0" w:oddHBand="0" w:evenHBand="0" w:firstRowFirstColumn="0" w:firstRowLastColumn="0" w:lastRowFirstColumn="0" w:lastRowLastColumn="0"/>
+            <w:tcW w:w="929" w:type="dxa"/>
+          </w:tcPr>
+          <w:p>
+            <w:r>
+              <w:t>6.9</w:t>
+            </w:r>
+          </w:p>
+        </w:tc>
+        <w:tc>
+          <w:tcPr>
+            <w:tcW w:w="3950" w:type="dxa"/>
+          </w:tcPr>
+          <w:p>
+            <w:pPr>
+              <w:cnfStyle w:val="000000100000" w:firstRow="0" w:lastRow="0" w:firstColumn="0" w:lastColumn="0" w:oddVBand="0" w:evenVBand="0" w:oddHBand="1" w:evenHBand="0" w:firstRowFirstColumn="0" w:firstRowLastColumn="0" w:lastRowFirstColumn="0" w:lastRowLastColumn="0"/>
+            </w:pPr>
+            <w:r>
+              <w:t>Anzeige der Matchübersicht und Spielerstatistiken</w:t>
+            </w:r>
+          </w:p>
+        </w:tc>
+        <w:tc>
+          <w:tcPr>
+            <w:tcW w:w="4859" w:type="dxa"/>
+          </w:tcPr>
+          <w:p>
+            <w:pPr>
+              <w:cnfStyle w:val="000000100000" w:firstRow="0" w:lastRow="0" w:firstColumn="0" w:lastColumn="0" w:oddVBand="0" w:evenVBand="0" w:oddHBand="1" w:evenHBand="0" w:firstRowFirstColumn="0" w:firstRowLastColumn="0" w:lastRowFirstColumn="0" w:lastRowLastColumn="0"/>
+            </w:pPr>
+            <w:r>
+              <w:t>Nach Auswahl eines Matches zeigt die Seite die wichtigsten Matchinformationen wie Teams, Resultat, Datum, Liga und Saison an. Zusätzlich werden die Spielerstatistiken der Heim- und Auswärtsmannschaft getrennt dargestellt.</w:t>
+            </w:r>
+          </w:p>
+        </w:tc>
+        <w:tc>
+          <w:tcPr>
+            <w:tcW w:w="3532" w:type="dxa"/>
+          </w:tcPr>
+          <w:p>
+            <w:pPr>
+              <w:cnfStyle w:val="000000100000" w:firstRow="0" w:lastRow="0" w:firstColumn="0" w:lastColumn="0" w:oddVBand="0" w:evenVBand="0" w:oddHBand="1" w:evenHBand="0" w:firstRowFirstColumn="0" w:firstRowLastColumn="0" w:lastRowFirstColumn="0" w:lastRowLastColumn="0"/>
+            </w:pPr>
+            <w:r>
+              <w:t>Die Matchübersicht und die Spielerstatistiken wurden korrekt geladen und angezeigt.</w:t>
+            </w:r>
+          </w:p>
+        </w:tc>
+        <w:tc>
+          <w:tcPr>
+            <w:tcW w:w="1609" w:type="dxa"/>
+          </w:tcPr>
+          <w:p>
+            <w:pPr>
+              <w:cnfStyle w:val="000000100000" w:firstRow="0" w:lastRow="0" w:firstColumn="0" w:lastColumn="0" w:oddVBand="0" w:evenVBand="0" w:oddHBand="1" w:evenHBand="0" w:firstRowFirstColumn="0" w:firstRowLastColumn="0" w:lastRowFirstColumn="0" w:lastRowLastColumn="0"/>
+            </w:pPr>
+            <w:r>
+              <w:t>JA</w:t>
+            </w:r>
+          </w:p>
+        </w:tc>
+      </w:tr>
+      <w:tr>
+        <w:tc>
+          <w:tcPr>
+            <w:cnfStyle w:val="001000000000" w:firstRow="0" w:lastRow="0" w:firstColumn="1" w:lastColumn="0" w:oddVBand="0" w:evenVBand="0" w:oddHBand="0" w:evenHBand="0" w:firstRowFirstColumn="0" w:firstRowLastColumn="0" w:lastRowFirstColumn="0" w:lastRowLastColumn="0"/>
+            <w:tcW w:w="929" w:type="dxa"/>
+          </w:tcPr>
+          <w:p>
+            <w:r>
+              <w:t>6.10</w:t>
+            </w:r>
+          </w:p>
+        </w:tc>
+        <w:tc>
+          <w:tcPr>
+            <w:tcW w:w="3950" w:type="dxa"/>
+          </w:tcPr>
+          <w:p>
+            <w:pPr>
+              <w:cnfStyle w:val="000000000000" w:firstRow="0" w:lastRow="0" w:firstColumn="0" w:lastColumn="0" w:oddVBand="0" w:evenVBand="0" w:oddHBand="0" w:evenHBand="0" w:firstRowFirstColumn="0" w:firstRowLastColumn="0" w:lastRowFirstColumn="0" w:lastRowLastColumn="0"/>
+            </w:pPr>
+            <w:r>
+              <w:t>Auswahl von Liga und Saison in League Insights</w:t>
+            </w:r>
+          </w:p>
+        </w:tc>
+        <w:tc>
+          <w:tcPr>
+            <w:tcW w:w="4859" w:type="dxa"/>
+          </w:tcPr>
+          <w:p>
+            <w:pPr>
+              <w:cnfStyle w:val="000000000000" w:firstRow="0" w:lastRow="0" w:firstColumn="0" w:lastColumn="0" w:oddVBand="0" w:evenVBand="0" w:oddHBand="0" w:evenHBand="0" w:firstRowFirstColumn="0" w:firstRowLastColumn="0" w:lastRowFirstColumn="0" w:lastRowLastColumn="0"/>
+            </w:pPr>
+            <w:r>
+              <w:t>Der Benutzer kann eine Liga auswählen. Danach werden nur die verfügbaren Saisons dieser Liga angezeigt und auswählbar gemacht. Falls keine Liga- oder Saisondaten vorhanden sind, erscheint eine verständliche Meldung.</w:t>
+            </w:r>
+          </w:p>
+        </w:tc>
+        <w:tc>
+          <w:tcPr>
+            <w:tcW w:w="3532" w:type="dxa"/>
+          </w:tcPr>
+          <w:p>
+            <w:pPr>
+              <w:cnfStyle w:val="000000000000" w:firstRow="0" w:lastRow="0" w:firstColumn="0" w:lastColumn="0" w:oddVBand="0" w:evenVBand="0" w:oddHBand="0" w:evenHBand="0" w:firstRowFirstColumn="0" w:firstRowLastColumn="0" w:lastRowFirstColumn="0" w:lastRowLastColumn="0"/>
+            </w:pPr>
+            <w:r>
+              <w:t>Liga und Saison konnten erfolgreich ausgewählt werden. Bei fehlenden Daten wurde eine Meldung angezeigt.</w:t>
+            </w:r>
+          </w:p>
+        </w:tc>
+        <w:tc>
+          <w:tcPr>
+            <w:tcW w:w="1609" w:type="dxa"/>
+          </w:tcPr>
+          <w:p>
+            <w:pPr>
+              <w:cnfStyle w:val="000000000000" w:firstRow="0" w:lastRow="0" w:firstColumn="0" w:lastColumn="0" w:oddVBand="0" w:evenVBand="0" w:oddHBand="0" w:evenHBand="0" w:firstRowFirstColumn="0" w:firstRowLastColumn="0" w:lastRowFirstColumn="0" w:lastRowLastColumn="0"/>
+            </w:pPr>
+            <w:r>
+              <w:t>JA</w:t>
+            </w:r>
+          </w:p>
+        </w:tc>
+      </w:tr>
+      <w:tr>
+        <w:trPr>
+          <w:cnfStyle w:val="000000100000" w:firstRow="0" w:lastRow="0" w:firstColumn="0" w:lastColumn="0" w:oddVBand="0" w:evenVBand="0" w:oddHBand="1" w:evenHBand="0" w:firstRowFirstColumn="0" w:firstRowLastColumn="0" w:lastRowFirstColumn="0" w:lastRowLastColumn="0"/>
+        </w:trPr>
+        <w:tc>
+          <w:tcPr>
+            <w:cnfStyle w:val="001000000000" w:firstRow="0" w:lastRow="0" w:firstColumn="1" w:lastColumn="0" w:oddVBand="0" w:evenVBand="0" w:oddHBand="0" w:evenHBand="0" w:firstRowFirstColumn="0" w:firstRowLastColumn="0" w:lastRowFirstColumn="0" w:lastRowLastColumn="0"/>
+            <w:tcW w:w="929" w:type="dxa"/>
+          </w:tcPr>
+          <w:p/>
+        </w:tc>
+        <w:tc>
+          <w:tcPr>
+            <w:tcW w:w="3950" w:type="dxa"/>
+          </w:tcPr>
+          <w:p>
+            <w:pPr>
+              <w:cnfStyle w:val="000000100000" w:firstRow="0" w:lastRow="0" w:firstColumn="0" w:lastColumn="0" w:oddVBand="0" w:evenVBand="0" w:oddHBand="1" w:evenHBand="0" w:firstRowFirstColumn="0" w:firstRowLastColumn="0" w:lastRowFirstColumn="0" w:lastRowLastColumn="0"/>
+            </w:pPr>
+            <w:r>
+              <w:t>Anzeige der Topspieler einer Liga</w:t>
+            </w:r>
+          </w:p>
+        </w:tc>
+        <w:tc>
+          <w:tcPr>
+            <w:tcW w:w="4859" w:type="dxa"/>
+          </w:tcPr>
+          <w:p>
+            <w:pPr>
+              <w:cnfStyle w:val="000000100000" w:firstRow="0" w:lastRow="0" w:firstColumn="0" w:lastColumn="0" w:oddVBand="0" w:evenVBand="0" w:oddHBand="1" w:evenHBand="0" w:firstRowFirstColumn="0" w:firstRowLastColumn="0" w:lastRowFirstColumn="0" w:lastRowLastColumn="0"/>
+            </w:pPr>
+            <w:r>
+              <w:t>Für die ausgewählte Liga und Saison werden die bestbewerteten Spieler der Liga geladen und in einer Tabelle angezeigt. Falls keine Topspieler-Daten vorhanden sind, erscheint eine verständliche Meldung.</w:t>
+            </w:r>
+          </w:p>
+        </w:tc>
+        <w:tc>
+          <w:tcPr>
+            <w:tcW w:w="3532" w:type="dxa"/>
+          </w:tcPr>
+          <w:p>
+            <w:pPr>
+              <w:cnfStyle w:val="000000100000" w:firstRow="0" w:lastRow="0" w:firstColumn="0" w:lastColumn="0" w:oddVBand="0" w:evenVBand="0" w:oddHBand="1" w:evenHBand="0" w:firstRowFirstColumn="0" w:firstRowLastColumn="0" w:lastRowFirstColumn="0" w:lastRowLastColumn="0"/>
+            </w:pPr>
+            <w:r>
+              <w:t>Die Topspieler der ausgewählten Liga und Saison wurden korrekt geladen und angezeigt.</w:t>
+            </w:r>
+          </w:p>
+        </w:tc>
+        <w:tc>
+          <w:tcPr>
+            <w:tcW w:w="1609" w:type="dxa"/>
+          </w:tcPr>
+          <w:p>
+            <w:pPr>
+              <w:cnfStyle w:val="000000100000" w:firstRow="0" w:lastRow="0" w:firstColumn="0" w:lastColumn="0" w:oddVBand="0" w:evenVBand="0" w:oddHBand="1" w:evenHBand="0" w:firstRowFirstColumn="0" w:firstRowLastColumn="0" w:lastRowFirstColumn="0" w:lastRowLastColumn="0"/>
+            </w:pPr>
+            <w:r>
+              <w:t>JA</w:t>
+            </w:r>
+          </w:p>
+        </w:tc>
+      </w:tr>
+      <w:tr>
+        <w:tc>
+          <w:tcPr>
+            <w:cnfStyle w:val="001000000000" w:firstRow="0" w:lastRow="0" w:firstColumn="1" w:lastColumn="0" w:oddVBand="0" w:evenVBand="0" w:oddHBand="0" w:evenHBand="0" w:firstRowFirstColumn="0" w:firstRowLastColumn="0" w:lastRowFirstColumn="0" w:lastRowLastColumn="0"/>
+            <w:tcW w:w="929" w:type="dxa"/>
+          </w:tcPr>
+          <w:p>
+            <w:r>
+              <w:t>6.11</w:t>
+            </w:r>
+          </w:p>
+        </w:tc>
+        <w:tc>
+          <w:tcPr>
+            <w:tcW w:w="3950" w:type="dxa"/>
+          </w:tcPr>
+          <w:p>
+            <w:pPr>
+              <w:cnfStyle w:val="000000000000" w:firstRow="0" w:lastRow="0" w:firstColumn="0" w:lastColumn="0" w:oddVBand="0" w:evenVBand="0" w:oddHBand="0" w:evenHBand="0" w:firstRowFirstColumn="0" w:firstRowLastColumn="0" w:lastRowFirstColumn="0" w:lastRowLastColumn="0"/>
+            </w:pPr>
+            <w:r>
+              <w:t>Setzen von Filtern im Smart Scout</w:t>
+            </w:r>
+          </w:p>
+        </w:tc>
+        <w:tc>
+          <w:tcPr>
+            <w:tcW w:w="4859" w:type="dxa"/>
+          </w:tcPr>
+          <w:p>
+            <w:pPr>
+              <w:cnfStyle w:val="000000000000" w:firstRow="0" w:lastRow="0" w:firstColumn="0" w:lastColumn="0" w:oddVBand="0" w:evenVBand="0" w:oddHBand="0" w:evenHBand="0" w:firstRowFirstColumn="0" w:firstRowLastColumn="0" w:lastRowFirstColumn="0" w:lastRowLastColumn="0"/>
+            </w:pPr>
+            <w:r>
+              <w:t>Der Benutzer kann Filter wie Alter, Liga, Ort, Position und Entfernung setzen. Nach dem Anwenden der Filter werden diese gespeichert und für die Spielersuche berücksichtigt.</w:t>
+            </w:r>
+          </w:p>
+        </w:tc>
+        <w:tc>
+          <w:tcPr>
+            <w:tcW w:w="3532" w:type="dxa"/>
+          </w:tcPr>
+          <w:p>
+            <w:pPr>
+              <w:cnfStyle w:val="000000000000" w:firstRow="0" w:lastRow="0" w:firstColumn="0" w:lastColumn="0" w:oddVBand="0" w:evenVBand="0" w:oddHBand="0" w:evenHBand="0" w:firstRowFirstColumn="0" w:firstRowLastColumn="0" w:lastRowFirstColumn="0" w:lastRowLastColumn="0"/>
+            </w:pPr>
+            <w:r>
+              <w:t>Manche Filter (Alter und Region) funktionieren nicht</w:t>
+            </w:r>
+          </w:p>
+        </w:tc>
+        <w:tc>
+          <w:tcPr>
+            <w:tcW w:w="1609" w:type="dxa"/>
+          </w:tcPr>
+          <w:p>
+            <w:pPr>
+              <w:cnfStyle w:val="000000000000" w:firstRow="0" w:lastRow="0" w:firstColumn="0" w:lastColumn="0" w:oddVBand="0" w:evenVBand="0" w:oddHBand="0" w:evenHBand="0" w:firstRowFirstColumn="0" w:firstRowLastColumn="0" w:lastRowFirstColumn="0" w:lastRowLastColumn="0"/>
+            </w:pPr>
+            <w:r>
+              <w:t>NEIN</w:t>
+            </w:r>
+          </w:p>
+        </w:tc>
+      </w:tr>
+      <w:tr>
+        <w:trPr>
+          <w:cnfStyle w:val="000000100000" w:firstRow="0" w:lastRow="0" w:firstColumn="0" w:lastColumn="0" w:oddVBand="0" w:evenVBand="0" w:oddHBand="1" w:evenHBand="0" w:firstRowFirstColumn="0" w:firstRowLastColumn="0" w:lastRowFirstColumn="0" w:lastRowLastColumn="0"/>
+        </w:trPr>
+        <w:tc>
+          <w:tcPr>
+            <w:cnfStyle w:val="001000000000" w:firstRow="0" w:lastRow="0" w:firstColumn="1" w:lastColumn="0" w:oddVBand="0" w:evenVBand="0" w:oddHBand="0" w:evenHBand="0" w:firstRowFirstColumn="0" w:firstRowLastColumn="0" w:lastRowFirstColumn="0" w:lastRowLastColumn="0"/>
+            <w:tcW w:w="929" w:type="dxa"/>
+          </w:tcPr>
+          <w:p>
+            <w:r>
+              <w:t>6.12</w:t>
+            </w:r>
+          </w:p>
+        </w:tc>
+        <w:tc>
+          <w:tcPr>
+            <w:tcW w:w="3950" w:type="dxa"/>
+          </w:tcPr>
+          <w:p>
+            <w:pPr>
+              <w:cnfStyle w:val="000000100000" w:firstRow="0" w:lastRow="0" w:firstColumn="0" w:lastColumn="0" w:oddVBand="0" w:evenVBand="0" w:oddHBand="1" w:evenHBand="0" w:firstRowFirstColumn="0" w:firstRowLastColumn="0" w:lastRowFirstColumn="0" w:lastRowLastColumn="0"/>
+            </w:pPr>
+            <w:r>
+              <w:t>Anzeige der gefilterten Spieler im Smart Scout</w:t>
+            </w:r>
+          </w:p>
+        </w:tc>
+        <w:tc>
+          <w:tcPr>
+            <w:tcW w:w="4859" w:type="dxa"/>
+          </w:tcPr>
+          <w:p>
+            <w:pPr>
+              <w:cnfStyle w:val="000000100000" w:firstRow="0" w:lastRow="0" w:firstColumn="0" w:lastColumn="0" w:oddVBand="0" w:evenVBand="0" w:oddHBand="1" w:evenHBand="0" w:firstRowFirstColumn="0" w:firstRowLastColumn="0" w:lastRowFirstColumn="0" w:lastRowLastColumn="0"/>
+            </w:pPr>
+            <w:r>
+              <w:t>In der Spielerdatenbank werden die Spieler passend zu den gesetzten Filtern angezeigt. Die Resultate enthalten relevante Informationen wie Spielername, Position, Club, Ort und Alter. Falls keine passenden Spieler gefunden werden, erscheint eine verständliche Meldung.</w:t>
+            </w:r>
+          </w:p>
+        </w:tc>
+        <w:tc>
+          <w:tcPr>
+            <w:tcW w:w="3532" w:type="dxa"/>
+          </w:tcPr>
+          <w:p>
+            <w:pPr>
+              <w:cnfStyle w:val="000000100000" w:firstRow="0" w:lastRow="0" w:firstColumn="0" w:lastColumn="0" w:oddVBand="0" w:evenVBand="0" w:oddHBand="1" w:evenHBand="0" w:firstRowFirstColumn="0" w:firstRowLastColumn="0" w:lastRowFirstColumn="0" w:lastRowLastColumn="0"/>
+            </w:pPr>
+            <w:r>
+              <w:t>Die gefilterten Spieler wurden korrekt angezeigt. Bei leeren Resultaten wurde eine passende Meldung ausgegeben.</w:t>
+            </w:r>
+          </w:p>
+        </w:tc>
+        <w:tc>
+          <w:tcPr>
+            <w:tcW w:w="1609" w:type="dxa"/>
+          </w:tcPr>
+          <w:p>
+            <w:pPr>
+              <w:cnfStyle w:val="000000100000" w:firstRow="0" w:lastRow="0" w:firstColumn="0" w:lastColumn="0" w:oddVBand="0" w:evenVBand="0" w:oddHBand="1" w:evenHBand="0" w:firstRowFirstColumn="0" w:firstRowLastColumn="0" w:lastRowFirstColumn="0" w:lastRowLastColumn="0"/>
+            </w:pPr>
+            <w:r>
+              <w:t>JA</w:t>
+            </w:r>
           </w:p>
         </w:tc>
       </w:tr>
@@ -3601,7 +6014,7 @@
     <w:p/>
     <w:p>
       <w:pPr>
-        <w:pStyle w:val="Heading2"/>
+        <w:pStyle w:val="berschrift2"/>
         <w:numPr>
           <w:ilvl w:val="0"/>
           <w:numId w:val="0"/>
@@ -3610,7 +6023,7 @@
     </w:p>
     <w:p>
       <w:pPr>
-        <w:pStyle w:val="Heading1"/>
+        <w:pStyle w:val="berschrift1"/>
       </w:pPr>
       <w:r>
         <w:t xml:space="preserve">Testdurchlauf </w:t>
@@ -3624,16 +6037,17 @@
     </w:p>
     <w:tbl>
       <w:tblPr>
-        <w:tblStyle w:val="GridTable4"/>
-        <w:tblW w:w="14879" w:type="dxa"/>
+        <w:tblStyle w:val="Gitternetztabelle4"/>
+        <w:tblW w:w="14601" w:type="dxa"/>
         <w:tblLook w:val="04A0" w:firstRow="1" w:lastRow="0" w:firstColumn="1" w:lastColumn="0" w:noHBand="0" w:noVBand="1"/>
       </w:tblPr>
       <w:tblGrid>
         <w:gridCol w:w="929"/>
-        <w:gridCol w:w="3196"/>
-        <w:gridCol w:w="5328"/>
-        <w:gridCol w:w="3749"/>
-        <w:gridCol w:w="1677"/>
+        <w:gridCol w:w="3177"/>
+        <w:gridCol w:w="5069"/>
+        <w:gridCol w:w="3725"/>
+        <w:gridCol w:w="1686"/>
+        <w:gridCol w:w="15"/>
       </w:tblGrid>
       <w:tr>
         <w:trPr>
@@ -3645,16 +6059,14 @@
             <w:tcW w:w="929" w:type="dxa"/>
           </w:tcPr>
           <w:p>
-            <w:proofErr w:type="spellStart"/>
             <w:r>
               <w:t>Test.Nr</w:t>
             </w:r>
-            <w:proofErr w:type="spellEnd"/>
-          </w:p>
-        </w:tc>
-        <w:tc>
-          <w:tcPr>
-            <w:tcW w:w="3196" w:type="dxa"/>
+          </w:p>
+        </w:tc>
+        <w:tc>
+          <w:tcPr>
+            <w:tcW w:w="3177" w:type="dxa"/>
           </w:tcPr>
           <w:p>
             <w:pPr>
@@ -3667,7 +6079,7 @@
         </w:tc>
         <w:tc>
           <w:tcPr>
-            <w:tcW w:w="5328" w:type="dxa"/>
+            <w:tcW w:w="5069" w:type="dxa"/>
           </w:tcPr>
           <w:p>
             <w:pPr>
@@ -3680,7 +6092,7 @@
         </w:tc>
         <w:tc>
           <w:tcPr>
-            <w:tcW w:w="3749" w:type="dxa"/>
+            <w:tcW w:w="3725" w:type="dxa"/>
           </w:tcPr>
           <w:p>
             <w:pPr>
@@ -3693,7 +6105,8 @@
         </w:tc>
         <w:tc>
           <w:tcPr>
-            <w:tcW w:w="1677" w:type="dxa"/>
+            <w:tcW w:w="1701" w:type="dxa"/>
+            <w:gridSpan w:val="2"/>
           </w:tcPr>
           <w:p>
             <w:pPr>
@@ -3716,13 +6129,165 @@
           </w:tcPr>
           <w:p>
             <w:r>
+              <w:t>1.2</w:t>
+            </w:r>
+          </w:p>
+        </w:tc>
+        <w:tc>
+          <w:tcPr>
+            <w:tcW w:w="3177" w:type="dxa"/>
+          </w:tcPr>
+          <w:p>
+            <w:pPr>
+              <w:cnfStyle w:val="000000100000" w:firstRow="0" w:lastRow="0" w:firstColumn="0" w:lastColumn="0" w:oddVBand="0" w:evenVBand="0" w:oddHBand="1" w:evenHBand="0" w:firstRowFirstColumn="0" w:firstRowLastColumn="0" w:lastRowFirstColumn="0" w:lastRowLastColumn="0"/>
+            </w:pPr>
+            <w:r>
+              <w:t>Erreichbarkeit des Backends von ausserhalb über das lokale Frontend</w:t>
+            </w:r>
+          </w:p>
+        </w:tc>
+        <w:tc>
+          <w:tcPr>
+            <w:tcW w:w="5069" w:type="dxa"/>
+          </w:tcPr>
+          <w:p>
+            <w:pPr>
+              <w:cnfStyle w:val="000000100000" w:firstRow="0" w:lastRow="0" w:firstColumn="0" w:lastColumn="0" w:oddVBand="0" w:evenVBand="0" w:oddHBand="1" w:evenHBand="0" w:firstRowFirstColumn="0" w:firstRowLastColumn="0" w:lastRowFirstColumn="0" w:lastRowLastColumn="0"/>
+              <w:rPr>
+                <w:rStyle w:val="HTMLCode"/>
+                <w:rFonts w:eastAsiaTheme="minorHAnsi"/>
+              </w:rPr>
+            </w:pPr>
+            <w:r>
+              <w:t>Der FastAPI-Service startet ohne Fehlermeldung und läuft stabil</w:t>
+            </w:r>
+            <w:r>
+              <w:t>.</w:t>
+            </w:r>
+          </w:p>
+        </w:tc>
+        <w:tc>
+          <w:tcPr>
+            <w:tcW w:w="3725" w:type="dxa"/>
+          </w:tcPr>
+          <w:p>
+            <w:pPr>
+              <w:cnfStyle w:val="000000100000" w:firstRow="0" w:lastRow="0" w:firstColumn="0" w:lastColumn="0" w:oddVBand="0" w:evenVBand="0" w:oddHBand="1" w:evenHBand="0" w:firstRowFirstColumn="0" w:firstRowLastColumn="0" w:lastRowFirstColumn="0" w:lastRowLastColumn="0"/>
+              <w:rPr>
+                <w:rStyle w:val="HTMLCode"/>
+                <w:rFonts w:eastAsiaTheme="minorHAnsi"/>
+              </w:rPr>
+            </w:pPr>
+            <w:r>
+              <w:t xml:space="preserve">Mit dem </w:t>
+            </w:r>
+            <w:r>
+              <w:t>neuen Port ist das Backend von ausserhalb der VM erreichbar.</w:t>
+            </w:r>
+          </w:p>
+        </w:tc>
+        <w:tc>
+          <w:tcPr>
+            <w:tcW w:w="1701" w:type="dxa"/>
+            <w:gridSpan w:val="2"/>
+          </w:tcPr>
+          <w:p>
+            <w:pPr>
+              <w:cnfStyle w:val="000000100000" w:firstRow="0" w:lastRow="0" w:firstColumn="0" w:lastColumn="0" w:oddVBand="0" w:evenVBand="0" w:oddHBand="1" w:evenHBand="0" w:firstRowFirstColumn="0" w:firstRowLastColumn="0" w:lastRowFirstColumn="0" w:lastRowLastColumn="0"/>
+            </w:pPr>
+            <w:r>
+              <w:t>Ja</w:t>
+            </w:r>
+          </w:p>
+        </w:tc>
+      </w:tr>
+      <w:tr>
+        <w:trPr>
+          <w:trHeight w:val="300"/>
+        </w:trPr>
+        <w:tc>
+          <w:tcPr>
+            <w:cnfStyle w:val="001000000000" w:firstRow="0" w:lastRow="0" w:firstColumn="1" w:lastColumn="0" w:oddVBand="0" w:evenVBand="0" w:oddHBand="0" w:evenHBand="0" w:firstRowFirstColumn="0" w:firstRowLastColumn="0" w:lastRowFirstColumn="0" w:lastRowLastColumn="0"/>
+            <w:tcW w:w="929" w:type="dxa"/>
+          </w:tcPr>
+          <w:p>
+            <w:r>
+              <w:t>1.10</w:t>
+            </w:r>
+          </w:p>
+        </w:tc>
+        <w:tc>
+          <w:tcPr>
+            <w:tcW w:w="3177" w:type="dxa"/>
+          </w:tcPr>
+          <w:p>
+            <w:pPr>
+              <w:cnfStyle w:val="000000000000" w:firstRow="0" w:lastRow="0" w:firstColumn="0" w:lastColumn="0" w:oddVBand="0" w:evenVBand="0" w:oddHBand="0" w:evenHBand="0" w:firstRowFirstColumn="0" w:firstRowLastColumn="0" w:lastRowFirstColumn="0" w:lastRowLastColumn="0"/>
+            </w:pPr>
+            <w:r>
+              <w:t>Abrufen von Clubs in der Umgebung über /clubs-in-radius</w:t>
+            </w:r>
+          </w:p>
+        </w:tc>
+        <w:tc>
+          <w:tcPr>
+            <w:tcW w:w="5069" w:type="dxa"/>
+          </w:tcPr>
+          <w:p>
+            <w:pPr>
+              <w:cnfStyle w:val="000000000000" w:firstRow="0" w:lastRow="0" w:firstColumn="0" w:lastColumn="0" w:oddVBand="0" w:evenVBand="0" w:oddHBand="0" w:evenHBand="0" w:firstRowFirstColumn="0" w:firstRowLastColumn="0" w:lastRowFirstColumn="0" w:lastRowLastColumn="0"/>
+            </w:pPr>
+            <w:r>
+              <w:t>Bei Übergabe einer gültigen Postleitzahl und eines Radius gibt die API die Clubs zurück, die sich innerhalb der angegebenen Distanz befinden.</w:t>
+            </w:r>
+          </w:p>
+        </w:tc>
+        <w:tc>
+          <w:tcPr>
+            <w:tcW w:w="3725" w:type="dxa"/>
+          </w:tcPr>
+          <w:p>
+            <w:pPr>
+              <w:cnfStyle w:val="000000000000" w:firstRow="0" w:lastRow="0" w:firstColumn="0" w:lastColumn="0" w:oddVBand="0" w:evenVBand="0" w:oddHBand="0" w:evenHBand="0" w:firstRowFirstColumn="0" w:firstRowLastColumn="0" w:lastRowFirstColumn="0" w:lastRowLastColumn="0"/>
+            </w:pPr>
+            <w:r>
+              <w:t>Nach Anpassen der Filterlogik werden die Clubs richtig nach Radius gefiltert und zurückgegebn</w:t>
+            </w:r>
+          </w:p>
+        </w:tc>
+        <w:tc>
+          <w:tcPr>
+            <w:tcW w:w="1701" w:type="dxa"/>
+            <w:gridSpan w:val="2"/>
+          </w:tcPr>
+          <w:p>
+            <w:pPr>
+              <w:cnfStyle w:val="000000000000" w:firstRow="0" w:lastRow="0" w:firstColumn="0" w:lastColumn="0" w:oddVBand="0" w:evenVBand="0" w:oddHBand="0" w:evenHBand="0" w:firstRowFirstColumn="0" w:firstRowLastColumn="0" w:lastRowFirstColumn="0" w:lastRowLastColumn="0"/>
+            </w:pPr>
+            <w:r>
+              <w:t>JA</w:t>
+            </w:r>
+          </w:p>
+        </w:tc>
+      </w:tr>
+      <w:tr>
+        <w:trPr>
+          <w:cnfStyle w:val="000000100000" w:firstRow="0" w:lastRow="0" w:firstColumn="0" w:lastColumn="0" w:oddVBand="0" w:evenVBand="0" w:oddHBand="1" w:evenHBand="0" w:firstRowFirstColumn="0" w:firstRowLastColumn="0" w:lastRowFirstColumn="0" w:lastRowLastColumn="0"/>
+        </w:trPr>
+        <w:tc>
+          <w:tcPr>
+            <w:cnfStyle w:val="001000000000" w:firstRow="0" w:lastRow="0" w:firstColumn="1" w:lastColumn="0" w:oddVBand="0" w:evenVBand="0" w:oddHBand="0" w:evenHBand="0" w:firstRowFirstColumn="0" w:firstRowLastColumn="0" w:lastRowFirstColumn="0" w:lastRowLastColumn="0"/>
+            <w:tcW w:w="929" w:type="dxa"/>
+          </w:tcPr>
+          <w:p>
+            <w:r>
               <w:t>2.6</w:t>
             </w:r>
           </w:p>
         </w:tc>
         <w:tc>
           <w:tcPr>
-            <w:tcW w:w="3196" w:type="dxa"/>
+            <w:tcW w:w="3177" w:type="dxa"/>
           </w:tcPr>
           <w:p>
             <w:pPr>
@@ -3735,13 +6300,12 @@
         </w:tc>
         <w:tc>
           <w:tcPr>
-            <w:tcW w:w="5328" w:type="dxa"/>
-          </w:tcPr>
-          <w:p>
-            <w:pPr>
-              <w:cnfStyle w:val="000000100000" w:firstRow="0" w:lastRow="0" w:firstColumn="0" w:lastColumn="0" w:oddVBand="0" w:evenVBand="0" w:oddHBand="1" w:evenHBand="0" w:firstRowFirstColumn="0" w:firstRowLastColumn="0" w:lastRowFirstColumn="0" w:lastRowLastColumn="0"/>
-            </w:pPr>
-            <w:proofErr w:type="spellStart"/>
+            <w:tcW w:w="5069" w:type="dxa"/>
+          </w:tcPr>
+          <w:p>
+            <w:pPr>
+              <w:cnfStyle w:val="000000100000" w:firstRow="0" w:lastRow="0" w:firstColumn="0" w:lastColumn="0" w:oddVBand="0" w:evenVBand="0" w:oddHBand="1" w:evenHBand="0" w:firstRowFirstColumn="0" w:firstRowLastColumn="0" w:lastRowFirstColumn="0" w:lastRowLastColumn="0"/>
+            </w:pPr>
             <w:r>
               <w:rPr>
                 <w:rStyle w:val="HTMLCode"/>
@@ -3749,11 +6313,9 @@
               </w:rPr>
               <w:t>on_min</w:t>
             </w:r>
-            <w:proofErr w:type="spellEnd"/>
             <w:r>
               <w:t xml:space="preserve"> und </w:t>
             </w:r>
-            <w:proofErr w:type="spellStart"/>
             <w:r>
               <w:rPr>
                 <w:rStyle w:val="HTMLCode"/>
@@ -3761,7 +6323,6 @@
               </w:rPr>
               <w:t>off_min</w:t>
             </w:r>
-            <w:proofErr w:type="spellEnd"/>
             <w:r>
               <w:t xml:space="preserve"> werden korrekt von Transfermarkt extrahiert.</w:t>
             </w:r>
@@ -3769,13 +6330,12 @@
         </w:tc>
         <w:tc>
           <w:tcPr>
-            <w:tcW w:w="3749" w:type="dxa"/>
-          </w:tcPr>
-          <w:p>
-            <w:pPr>
-              <w:cnfStyle w:val="000000100000" w:firstRow="0" w:lastRow="0" w:firstColumn="0" w:lastColumn="0" w:oddVBand="0" w:evenVBand="0" w:oddHBand="1" w:evenHBand="0" w:firstRowFirstColumn="0" w:firstRowLastColumn="0" w:lastRowFirstColumn="0" w:lastRowLastColumn="0"/>
-            </w:pPr>
-            <w:proofErr w:type="spellStart"/>
+            <w:tcW w:w="3725" w:type="dxa"/>
+          </w:tcPr>
+          <w:p>
+            <w:pPr>
+              <w:cnfStyle w:val="000000100000" w:firstRow="0" w:lastRow="0" w:firstColumn="0" w:lastColumn="0" w:oddVBand="0" w:evenVBand="0" w:oddHBand="1" w:evenHBand="0" w:firstRowFirstColumn="0" w:firstRowLastColumn="0" w:lastRowFirstColumn="0" w:lastRowLastColumn="0"/>
+            </w:pPr>
             <w:r>
               <w:rPr>
                 <w:rStyle w:val="HTMLCode"/>
@@ -3783,11 +6343,9 @@
               </w:rPr>
               <w:t>on_min</w:t>
             </w:r>
-            <w:proofErr w:type="spellEnd"/>
             <w:r>
               <w:t xml:space="preserve"> und </w:t>
             </w:r>
-            <w:proofErr w:type="spellStart"/>
             <w:r>
               <w:rPr>
                 <w:rStyle w:val="HTMLCode"/>
@@ -3795,7 +6353,6 @@
               </w:rPr>
               <w:t>off_min</w:t>
             </w:r>
-            <w:proofErr w:type="spellEnd"/>
             <w:r>
               <w:t xml:space="preserve"> wurden korrekt extrahiert und gespeichert. Es fehlten jedoch weiterhin Leistungsdaten einzelner Spieler.</w:t>
             </w:r>
@@ -3803,7 +6360,8 @@
         </w:tc>
         <w:tc>
           <w:tcPr>
-            <w:tcW w:w="1677" w:type="dxa"/>
+            <w:tcW w:w="1701" w:type="dxa"/>
+            <w:gridSpan w:val="2"/>
           </w:tcPr>
           <w:p>
             <w:pPr>
@@ -3823,13 +6381,14 @@
           </w:tcPr>
           <w:p>
             <w:r>
+              <w:lastRenderedPageBreak/>
               <w:t>2.7</w:t>
             </w:r>
           </w:p>
         </w:tc>
         <w:tc>
           <w:tcPr>
-            <w:tcW w:w="3196" w:type="dxa"/>
+            <w:tcW w:w="3177" w:type="dxa"/>
           </w:tcPr>
           <w:p>
             <w:pPr>
@@ -3842,28 +6401,20 @@
         </w:tc>
         <w:tc>
           <w:tcPr>
-            <w:tcW w:w="5328" w:type="dxa"/>
-          </w:tcPr>
-          <w:p>
-            <w:pPr>
-              <w:cnfStyle w:val="000000000000" w:firstRow="0" w:lastRow="0" w:firstColumn="0" w:lastColumn="0" w:oddVBand="0" w:evenVBand="0" w:oddHBand="0" w:evenHBand="0" w:firstRowFirstColumn="0" w:firstRowLastColumn="0" w:lastRowFirstColumn="0" w:lastRowLastColumn="0"/>
-            </w:pPr>
-            <w:r>
-              <w:t xml:space="preserve">Nach der Implementierung mit </w:t>
-            </w:r>
-            <w:proofErr w:type="spellStart"/>
-            <w:r>
-              <w:t>Playwright</w:t>
-            </w:r>
-            <w:proofErr w:type="spellEnd"/>
-            <w:r>
-              <w:t xml:space="preserve"> wird der Test erneut durchgeführt. Alle benötigten Spielerdaten werden korrekt extrahiert und gespeichert.</w:t>
-            </w:r>
-          </w:p>
-        </w:tc>
-        <w:tc>
-          <w:tcPr>
-            <w:tcW w:w="3749" w:type="dxa"/>
+            <w:tcW w:w="5069" w:type="dxa"/>
+          </w:tcPr>
+          <w:p>
+            <w:pPr>
+              <w:cnfStyle w:val="000000000000" w:firstRow="0" w:lastRow="0" w:firstColumn="0" w:lastColumn="0" w:oddVBand="0" w:evenVBand="0" w:oddHBand="0" w:evenHBand="0" w:firstRowFirstColumn="0" w:firstRowLastColumn="0" w:lastRowFirstColumn="0" w:lastRowLastColumn="0"/>
+            </w:pPr>
+            <w:r>
+              <w:t>Nach der Implementierung mit Playwright wird der Test erneut durchgeführt. Alle benötigten Spielerdaten werden korrekt extrahiert und gespeichert.</w:t>
+            </w:r>
+          </w:p>
+        </w:tc>
+        <w:tc>
+          <w:tcPr>
+            <w:tcW w:w="3725" w:type="dxa"/>
           </w:tcPr>
           <w:p>
             <w:pPr>
@@ -3876,7 +6427,8 @@
         </w:tc>
         <w:tc>
           <w:tcPr>
-            <w:tcW w:w="1677" w:type="dxa"/>
+            <w:tcW w:w="1701" w:type="dxa"/>
+            <w:gridSpan w:val="2"/>
           </w:tcPr>
           <w:p>
             <w:pPr>
@@ -3905,7 +6457,7 @@
         </w:tc>
         <w:tc>
           <w:tcPr>
-            <w:tcW w:w="3196" w:type="dxa"/>
+            <w:tcW w:w="3177" w:type="dxa"/>
           </w:tcPr>
           <w:p>
             <w:pPr>
@@ -3918,7 +6470,7 @@
         </w:tc>
         <w:tc>
           <w:tcPr>
-            <w:tcW w:w="5328" w:type="dxa"/>
+            <w:tcW w:w="5069" w:type="dxa"/>
           </w:tcPr>
           <w:p>
             <w:pPr>
@@ -3931,7 +6483,7 @@
         </w:tc>
         <w:tc>
           <w:tcPr>
-            <w:tcW w:w="3749" w:type="dxa"/>
+            <w:tcW w:w="3725" w:type="dxa"/>
           </w:tcPr>
           <w:p>
             <w:pPr>
@@ -3944,7 +6496,8 @@
         </w:tc>
         <w:tc>
           <w:tcPr>
-            <w:tcW w:w="1677" w:type="dxa"/>
+            <w:tcW w:w="1701" w:type="dxa"/>
+            <w:gridSpan w:val="2"/>
           </w:tcPr>
           <w:p>
             <w:pPr>
@@ -3964,7 +6517,10 @@
           </w:tcPr>
           <w:p>
             <w:r>
-              <w:t>3.</w:t>
+              <w:t>5</w:t>
+            </w:r>
+            <w:r>
+              <w:t>.</w:t>
             </w:r>
             <w:r>
               <w:t>6</w:t>
@@ -3973,7 +6529,7 @@
         </w:tc>
         <w:tc>
           <w:tcPr>
-            <w:tcW w:w="3196" w:type="dxa"/>
+            <w:tcW w:w="3177" w:type="dxa"/>
           </w:tcPr>
           <w:p>
             <w:pPr>
@@ -3982,31 +6538,13 @@
             <w:r>
               <w:t xml:space="preserve">Wöchentlich: </w:t>
             </w:r>
-            <w:proofErr w:type="spellStart"/>
             <w:r>
               <w:rPr>
                 <w:rStyle w:val="HTMLCode"/>
                 <w:rFonts w:eastAsiaTheme="minorHAnsi"/>
               </w:rPr>
-              <w:t>scraper</w:t>
-            </w:r>
-            <w:proofErr w:type="spellEnd"/>
-            <w:r>
-              <w:rPr>
-                <w:rStyle w:val="HTMLCode"/>
-                <w:rFonts w:eastAsiaTheme="minorHAnsi"/>
-              </w:rPr>
-              <w:t>/</w:t>
-            </w:r>
-            <w:proofErr w:type="spellStart"/>
-            <w:r>
-              <w:rPr>
-                <w:rStyle w:val="HTMLCode"/>
-                <w:rFonts w:eastAsiaTheme="minorHAnsi"/>
-              </w:rPr>
-              <w:t>player</w:t>
-            </w:r>
-            <w:proofErr w:type="spellEnd"/>
+              <w:t>scraper/player</w:t>
+            </w:r>
             <w:r>
               <w:t xml:space="preserve"> ausführen</w:t>
             </w:r>
@@ -4014,7 +6552,7 @@
         </w:tc>
         <w:tc>
           <w:tcPr>
-            <w:tcW w:w="5328" w:type="dxa"/>
+            <w:tcW w:w="5069" w:type="dxa"/>
           </w:tcPr>
           <w:p>
             <w:pPr>
@@ -4027,7 +6565,7 @@
         </w:tc>
         <w:tc>
           <w:tcPr>
-            <w:tcW w:w="3749" w:type="dxa"/>
+            <w:tcW w:w="3725" w:type="dxa"/>
           </w:tcPr>
           <w:p>
             <w:pPr>
@@ -4040,7 +6578,8 @@
         </w:tc>
         <w:tc>
           <w:tcPr>
-            <w:tcW w:w="1677" w:type="dxa"/>
+            <w:tcW w:w="1701" w:type="dxa"/>
+            <w:gridSpan w:val="2"/>
           </w:tcPr>
           <w:p>
             <w:pPr>
@@ -4063,7 +6602,10 @@
           </w:tcPr>
           <w:p>
             <w:r>
-              <w:t>3.</w:t>
+              <w:t>5</w:t>
+            </w:r>
+            <w:r>
+              <w:t>.</w:t>
             </w:r>
             <w:r>
               <w:t>7</w:t>
@@ -4072,7 +6614,7 @@
         </w:tc>
         <w:tc>
           <w:tcPr>
-            <w:tcW w:w="3196" w:type="dxa"/>
+            <w:tcW w:w="3177" w:type="dxa"/>
           </w:tcPr>
           <w:p>
             <w:pPr>
@@ -4081,85 +6623,49 @@
             <w:r>
               <w:t xml:space="preserve">Wöchentlich: </w:t>
             </w:r>
-            <w:proofErr w:type="spellStart"/>
             <w:r>
               <w:rPr>
                 <w:rStyle w:val="HTMLCode"/>
                 <w:rFonts w:eastAsiaTheme="minorHAnsi"/>
               </w:rPr>
-              <w:t>scraper</w:t>
-            </w:r>
-            <w:proofErr w:type="spellEnd"/>
+              <w:t>scraper/player_stats</w:t>
+            </w:r>
+            <w:r>
+              <w:t xml:space="preserve"> ausführen</w:t>
+            </w:r>
+          </w:p>
+        </w:tc>
+        <w:tc>
+          <w:tcPr>
+            <w:tcW w:w="5069" w:type="dxa"/>
+          </w:tcPr>
+          <w:p>
+            <w:pPr>
+              <w:cnfStyle w:val="000000100000" w:firstRow="0" w:lastRow="0" w:firstColumn="0" w:lastColumn="0" w:oddVBand="0" w:evenVBand="0" w:oddHBand="1" w:evenHBand="0" w:firstRowFirstColumn="0" w:firstRowLastColumn="0" w:lastRowFirstColumn="0" w:lastRowLastColumn="0"/>
+            </w:pPr>
+            <w:r>
+              <w:t>Die Fehlerursache wird analysiert.</w:t>
+            </w:r>
+          </w:p>
+        </w:tc>
+        <w:tc>
+          <w:tcPr>
+            <w:tcW w:w="3725" w:type="dxa"/>
+          </w:tcPr>
+          <w:p>
+            <w:pPr>
+              <w:cnfStyle w:val="000000100000" w:firstRow="0" w:lastRow="0" w:firstColumn="0" w:lastColumn="0" w:oddVBand="0" w:evenVBand="0" w:oddHBand="1" w:evenHBand="0" w:firstRowFirstColumn="0" w:firstRowLastColumn="0" w:lastRowFirstColumn="0" w:lastRowLastColumn="0"/>
+            </w:pPr>
+            <w:r>
+              <w:t xml:space="preserve">Die Ursache liegt nicht in der Live-Logik, sondern im Modul </w:t>
+            </w:r>
             <w:r>
               <w:rPr>
                 <w:rStyle w:val="HTMLCode"/>
                 <w:rFonts w:eastAsiaTheme="minorHAnsi"/>
               </w:rPr>
-              <w:t>/</w:t>
-            </w:r>
-            <w:proofErr w:type="spellStart"/>
-            <w:r>
-              <w:rPr>
-                <w:rStyle w:val="HTMLCode"/>
-                <w:rFonts w:eastAsiaTheme="minorHAnsi"/>
-              </w:rPr>
-              <w:t>player_stats</w:t>
-            </w:r>
-            <w:proofErr w:type="spellEnd"/>
-            <w:r>
-              <w:t xml:space="preserve"> ausführen</w:t>
-            </w:r>
-          </w:p>
-        </w:tc>
-        <w:tc>
-          <w:tcPr>
-            <w:tcW w:w="5328" w:type="dxa"/>
-          </w:tcPr>
-          <w:p>
-            <w:pPr>
-              <w:cnfStyle w:val="000000100000" w:firstRow="0" w:lastRow="0" w:firstColumn="0" w:lastColumn="0" w:oddVBand="0" w:evenVBand="0" w:oddHBand="1" w:evenHBand="0" w:firstRowFirstColumn="0" w:firstRowLastColumn="0" w:lastRowFirstColumn="0" w:lastRowLastColumn="0"/>
-            </w:pPr>
-            <w:r>
-              <w:t>Die Fehlerursache wird analysiert.</w:t>
-            </w:r>
-          </w:p>
-        </w:tc>
-        <w:tc>
-          <w:tcPr>
-            <w:tcW w:w="3749" w:type="dxa"/>
-          </w:tcPr>
-          <w:p>
-            <w:pPr>
-              <w:cnfStyle w:val="000000100000" w:firstRow="0" w:lastRow="0" w:firstColumn="0" w:lastColumn="0" w:oddVBand="0" w:evenVBand="0" w:oddHBand="1" w:evenHBand="0" w:firstRowFirstColumn="0" w:firstRowLastColumn="0" w:lastRowFirstColumn="0" w:lastRowLastColumn="0"/>
-            </w:pPr>
-            <w:r>
-              <w:t xml:space="preserve">Die Ursache liegt nicht in der Live-Logik, sondern im Modul </w:t>
-            </w:r>
-            <w:proofErr w:type="spellStart"/>
-            <w:r>
-              <w:rPr>
-                <w:rStyle w:val="HTMLCode"/>
-                <w:rFonts w:eastAsiaTheme="minorHAnsi"/>
-              </w:rPr>
-              <w:t>scraper</w:t>
-            </w:r>
-            <w:proofErr w:type="spellEnd"/>
-            <w:r>
-              <w:rPr>
-                <w:rStyle w:val="HTMLCode"/>
-                <w:rFonts w:eastAsiaTheme="minorHAnsi"/>
-              </w:rPr>
-              <w:t>/</w:t>
-            </w:r>
-            <w:proofErr w:type="spellStart"/>
-            <w:r>
-              <w:rPr>
-                <w:rStyle w:val="HTMLCode"/>
-                <w:rFonts w:eastAsiaTheme="minorHAnsi"/>
-              </w:rPr>
-              <w:t>player_stats</w:t>
-            </w:r>
-            <w:proofErr w:type="spellEnd"/>
+              <w:t>scraper/player_stats</w:t>
+            </w:r>
             <w:r>
               <w:t>. Dieses muss erneut getestet werden.</w:t>
             </w:r>
@@ -4167,7 +6673,8 @@
         </w:tc>
         <w:tc>
           <w:tcPr>
-            <w:tcW w:w="1677" w:type="dxa"/>
+            <w:tcW w:w="1701" w:type="dxa"/>
+            <w:gridSpan w:val="2"/>
           </w:tcPr>
           <w:p>
             <w:pPr>
@@ -4187,7 +6694,10 @@
           </w:tcPr>
           <w:p>
             <w:r>
-              <w:t>3.1</w:t>
+              <w:t>5</w:t>
+            </w:r>
+            <w:r>
+              <w:t>.1</w:t>
             </w:r>
             <w:r>
               <w:t>0</w:t>
@@ -4196,7 +6706,7 @@
         </w:tc>
         <w:tc>
           <w:tcPr>
-            <w:tcW w:w="3196" w:type="dxa"/>
+            <w:tcW w:w="3177" w:type="dxa"/>
           </w:tcPr>
           <w:p>
             <w:pPr>
@@ -4207,21 +6717,13 @@
             </w:r>
             <w:r>
               <w:br/>
-              <w:t>Mit neuem Container (</w:t>
-            </w:r>
-            <w:proofErr w:type="spellStart"/>
-            <w:r>
-              <w:t>update_data</w:t>
-            </w:r>
-            <w:proofErr w:type="spellEnd"/>
-            <w:r>
-              <w:t>) Test nochmals durchgeführt</w:t>
-            </w:r>
-          </w:p>
-        </w:tc>
-        <w:tc>
-          <w:tcPr>
-            <w:tcW w:w="5328" w:type="dxa"/>
+              <w:t>Mit neuem Container (update_data) Test nochmals durchgeführt</w:t>
+            </w:r>
+          </w:p>
+        </w:tc>
+        <w:tc>
+          <w:tcPr>
+            <w:tcW w:w="5069" w:type="dxa"/>
           </w:tcPr>
           <w:p>
             <w:pPr>
@@ -4230,7 +6732,6 @@
             <w:r>
               <w:t xml:space="preserve">Mit dem neuen Container </w:t>
             </w:r>
-            <w:proofErr w:type="spellStart"/>
             <w:r>
               <w:rPr>
                 <w:rStyle w:val="HTMLCode"/>
@@ -4238,7 +6739,6 @@
               </w:rPr>
               <w:t>update_data</w:t>
             </w:r>
-            <w:proofErr w:type="spellEnd"/>
             <w:r>
               <w:t xml:space="preserve"> wird der Test erneut durchgeführt. Alle Daten werden in die Datenbank geladen.</w:t>
             </w:r>
@@ -4246,7 +6746,7 @@
         </w:tc>
         <w:tc>
           <w:tcPr>
-            <w:tcW w:w="3749" w:type="dxa"/>
+            <w:tcW w:w="3725" w:type="dxa"/>
           </w:tcPr>
           <w:p>
             <w:pPr>
@@ -4259,7 +6759,8 @@
         </w:tc>
         <w:tc>
           <w:tcPr>
-            <w:tcW w:w="1677" w:type="dxa"/>
+            <w:tcW w:w="1701" w:type="dxa"/>
+            <w:gridSpan w:val="2"/>
           </w:tcPr>
           <w:p>
             <w:pPr>
@@ -4282,8 +6783,10 @@
           </w:tcPr>
           <w:p>
             <w:r>
-              <w:lastRenderedPageBreak/>
-              <w:t>3.1</w:t>
+              <w:t>5</w:t>
+            </w:r>
+            <w:r>
+              <w:t>.1</w:t>
             </w:r>
             <w:r>
               <w:t>1</w:t>
@@ -4292,35 +6795,24 @@
         </w:tc>
         <w:tc>
           <w:tcPr>
-            <w:tcW w:w="3196" w:type="dxa"/>
-          </w:tcPr>
-          <w:p>
-            <w:pPr>
-              <w:cnfStyle w:val="000000100000" w:firstRow="0" w:lastRow="0" w:firstColumn="0" w:lastColumn="0" w:oddVBand="0" w:evenVBand="0" w:oddHBand="1" w:evenHBand="0" w:firstRowFirstColumn="0" w:firstRowLastColumn="0" w:lastRowFirstColumn="0" w:lastRowLastColumn="0"/>
-            </w:pPr>
-            <w:r>
-              <w:t>Wöchentlich</w:t>
-            </w:r>
-            <w:r>
-              <w:t>: Load</w:t>
+            <w:tcW w:w="3177" w:type="dxa"/>
+          </w:tcPr>
+          <w:p>
+            <w:pPr>
+              <w:cnfStyle w:val="000000100000" w:firstRow="0" w:lastRow="0" w:firstColumn="0" w:lastColumn="0" w:oddVBand="0" w:evenVBand="0" w:oddHBand="1" w:evenHBand="0" w:firstRowFirstColumn="0" w:firstRowLastColumn="0" w:lastRowFirstColumn="0" w:lastRowLastColumn="0"/>
+            </w:pPr>
+            <w:r>
+              <w:t>Wöchentlich: Load</w:t>
             </w:r>
             <w:r>
               <w:br/>
-              <w:t>Mit neuem Container (</w:t>
-            </w:r>
-            <w:proofErr w:type="spellStart"/>
-            <w:r>
-              <w:t>update_data</w:t>
-            </w:r>
-            <w:proofErr w:type="spellEnd"/>
-            <w:r>
-              <w:t>) Test nochmals durchgeführt</w:t>
-            </w:r>
-          </w:p>
-        </w:tc>
-        <w:tc>
-          <w:tcPr>
-            <w:tcW w:w="5328" w:type="dxa"/>
+              <w:t>Mit neuem Container (update_data) Test nochmals durchgeführt</w:t>
+            </w:r>
+          </w:p>
+        </w:tc>
+        <w:tc>
+          <w:tcPr>
+            <w:tcW w:w="5069" w:type="dxa"/>
           </w:tcPr>
           <w:p>
             <w:pPr>
@@ -4329,7 +6821,6 @@
             <w:r>
               <w:t xml:space="preserve">Mit dem neuen Container </w:t>
             </w:r>
-            <w:proofErr w:type="spellStart"/>
             <w:r>
               <w:rPr>
                 <w:rStyle w:val="HTMLCode"/>
@@ -4337,7 +6828,6 @@
               </w:rPr>
               <w:t>update_data</w:t>
             </w:r>
-            <w:proofErr w:type="spellEnd"/>
             <w:r>
               <w:t xml:space="preserve"> wird der Test erneut durchgeführt. Alle Daten werden in die Datenbank geladen.</w:t>
             </w:r>
@@ -4345,7 +6835,7 @@
         </w:tc>
         <w:tc>
           <w:tcPr>
-            <w:tcW w:w="3749" w:type="dxa"/>
+            <w:tcW w:w="3725" w:type="dxa"/>
           </w:tcPr>
           <w:p>
             <w:pPr>
@@ -4358,7 +6848,8 @@
         </w:tc>
         <w:tc>
           <w:tcPr>
-            <w:tcW w:w="1677" w:type="dxa"/>
+            <w:tcW w:w="1701" w:type="dxa"/>
+            <w:gridSpan w:val="2"/>
           </w:tcPr>
           <w:p>
             <w:pPr>
@@ -4371,6 +6862,10 @@
         </w:tc>
       </w:tr>
       <w:tr>
+        <w:trPr>
+          <w:gridAfter w:val="1"/>
+          <w:wAfter w:w="15" w:type="dxa"/>
+        </w:trPr>
         <w:tc>
           <w:tcPr>
             <w:cnfStyle w:val="001000000000" w:firstRow="0" w:lastRow="0" w:firstColumn="1" w:lastColumn="0" w:oddVBand="0" w:evenVBand="0" w:oddHBand="0" w:evenHBand="0" w:firstRowFirstColumn="0" w:firstRowLastColumn="0" w:lastRowFirstColumn="0" w:lastRowLastColumn="0"/>
@@ -4378,38 +6873,60 @@
           </w:tcPr>
           <w:p>
             <w:r>
-              <w:t>3.1</w:t>
-            </w:r>
-            <w:r>
-              <w:t>3</w:t>
-            </w:r>
-          </w:p>
-        </w:tc>
-        <w:tc>
-          <w:tcPr>
-            <w:tcW w:w="3196" w:type="dxa"/>
-          </w:tcPr>
-          <w:p>
-            <w:pPr>
-              <w:cnfStyle w:val="000000000000" w:firstRow="0" w:lastRow="0" w:firstColumn="0" w:lastColumn="0" w:oddVBand="0" w:evenVBand="0" w:oddHBand="0" w:evenHBand="0" w:firstRowFirstColumn="0" w:firstRowLastColumn="0" w:lastRowFirstColumn="0" w:lastRowLastColumn="0"/>
-            </w:pPr>
-            <w:r>
-              <w:t xml:space="preserve">Wöchentlich: </w:t>
-            </w:r>
-            <w:proofErr w:type="spellStart"/>
-            <w:r>
-              <w:t>Recommender</w:t>
-            </w:r>
-            <w:proofErr w:type="spellEnd"/>
-            <w:r>
-              <w:t>-Modell</w:t>
-            </w:r>
-          </w:p>
-        </w:tc>
-        <w:tc>
-          <w:tcPr>
-            <w:tcW w:w="5328" w:type="dxa"/>
-          </w:tcPr>
+              <w:t>5.13</w:t>
+            </w:r>
+          </w:p>
+        </w:tc>
+        <w:tc>
+          <w:tcPr>
+            <w:tcW w:w="3177" w:type="dxa"/>
+          </w:tcPr>
+          <w:p>
+            <w:pPr>
+              <w:cnfStyle w:val="000000000000" w:firstRow="0" w:lastRow="0" w:firstColumn="0" w:lastColumn="0" w:oddVBand="0" w:evenVBand="0" w:oddHBand="0" w:evenHBand="0" w:firstRowFirstColumn="0" w:firstRowLastColumn="0" w:lastRowFirstColumn="0" w:lastRowLastColumn="0"/>
+            </w:pPr>
+            <w:r>
+              <w:t>Wöchentlich: Recommender-Modell</w:t>
+            </w:r>
+          </w:p>
+        </w:tc>
+        <w:tc>
+          <w:tcPr>
+            <w:tcW w:w="5069" w:type="dxa"/>
+          </w:tcPr>
+          <w:tbl>
+            <w:tblPr>
+              <w:tblW w:w="0" w:type="auto"/>
+              <w:tblCellSpacing w:w="15" w:type="dxa"/>
+              <w:tblCellMar>
+                <w:top w:w="15" w:type="dxa"/>
+                <w:left w:w="15" w:type="dxa"/>
+                <w:bottom w:w="15" w:type="dxa"/>
+                <w:right w:w="15" w:type="dxa"/>
+              </w:tblCellMar>
+              <w:tblLook w:val="04A0" w:firstRow="1" w:lastRow="0" w:firstColumn="1" w:lastColumn="0" w:noHBand="0" w:noVBand="1"/>
+            </w:tblPr>
+            <w:tblGrid>
+              <w:gridCol w:w="96"/>
+            </w:tblGrid>
+            <w:tr>
+              <w:trPr>
+                <w:tblCellSpacing w:w="15" w:type="dxa"/>
+              </w:trPr>
+              <w:tc>
+                <w:tcPr>
+                  <w:tcW w:w="0" w:type="auto"/>
+                  <w:vAlign w:val="center"/>
+                  <w:hideMark/>
+                </w:tcPr>
+                <w:p>
+                  <w:pPr>
+                    <w:spacing w:after="0" w:line="240" w:lineRule="auto"/>
+                  </w:pPr>
+                </w:p>
+              </w:tc>
+            </w:tr>
+          </w:tbl>
           <w:p>
             <w:pPr>
               <w:cnfStyle w:val="000000000000" w:firstRow="0" w:lastRow="0" w:firstColumn="0" w:lastColumn="0" w:oddVBand="0" w:evenVBand="0" w:oddHBand="0" w:evenHBand="0" w:firstRowFirstColumn="0" w:firstRowLastColumn="0" w:lastRowFirstColumn="0" w:lastRowLastColumn="0"/>
@@ -4421,7 +6938,7 @@
         </w:tc>
         <w:tc>
           <w:tcPr>
-            <w:tcW w:w="3749" w:type="dxa"/>
+            <w:tcW w:w="3725" w:type="dxa"/>
           </w:tcPr>
           <w:p>
             <w:pPr>
@@ -4434,7 +6951,147 @@
         </w:tc>
         <w:tc>
           <w:tcPr>
-            <w:tcW w:w="1677" w:type="dxa"/>
+            <w:tcW w:w="1686" w:type="dxa"/>
+          </w:tcPr>
+          <w:p>
+            <w:pPr>
+              <w:cnfStyle w:val="000000000000" w:firstRow="0" w:lastRow="0" w:firstColumn="0" w:lastColumn="0" w:oddVBand="0" w:evenVBand="0" w:oddHBand="0" w:evenHBand="0" w:firstRowFirstColumn="0" w:firstRowLastColumn="0" w:lastRowFirstColumn="0" w:lastRowLastColumn="0"/>
+            </w:pPr>
+            <w:r>
+              <w:t>JA</w:t>
+            </w:r>
+          </w:p>
+        </w:tc>
+      </w:tr>
+      <w:tr>
+        <w:trPr>
+          <w:cnfStyle w:val="000000100000" w:firstRow="0" w:lastRow="0" w:firstColumn="0" w:lastColumn="0" w:oddVBand="0" w:evenVBand="0" w:oddHBand="1" w:evenHBand="0" w:firstRowFirstColumn="0" w:firstRowLastColumn="0" w:lastRowFirstColumn="0" w:lastRowLastColumn="0"/>
+        </w:trPr>
+        <w:tc>
+          <w:tcPr>
+            <w:cnfStyle w:val="001000000000" w:firstRow="0" w:lastRow="0" w:firstColumn="1" w:lastColumn="0" w:oddVBand="0" w:evenVBand="0" w:oddHBand="0" w:evenHBand="0" w:firstRowFirstColumn="0" w:firstRowLastColumn="0" w:lastRowFirstColumn="0" w:lastRowLastColumn="0"/>
+            <w:tcW w:w="929" w:type="dxa"/>
+          </w:tcPr>
+          <w:p>
+            <w:r>
+              <w:t>4.1</w:t>
+            </w:r>
+          </w:p>
+        </w:tc>
+        <w:tc>
+          <w:tcPr>
+            <w:tcW w:w="3177" w:type="dxa"/>
+          </w:tcPr>
+          <w:p>
+            <w:pPr>
+              <w:cnfStyle w:val="000000100000" w:firstRow="0" w:lastRow="0" w:firstColumn="0" w:lastColumn="0" w:oddVBand="0" w:evenVBand="0" w:oddHBand="1" w:evenHBand="0" w:firstRowFirstColumn="0" w:firstRowLastColumn="0" w:lastRowFirstColumn="0" w:lastRowLastColumn="0"/>
+            </w:pPr>
+            <w:r>
+              <w:t>PostgreSQL-Datenbank ist erreichbar</w:t>
+            </w:r>
+          </w:p>
+        </w:tc>
+        <w:tc>
+          <w:tcPr>
+            <w:tcW w:w="5069" w:type="dxa"/>
+          </w:tcPr>
+          <w:p>
+            <w:pPr>
+              <w:cnfStyle w:val="000000100000" w:firstRow="0" w:lastRow="0" w:firstColumn="0" w:lastColumn="0" w:oddVBand="0" w:evenVBand="0" w:oddHBand="1" w:evenHBand="0" w:firstRowFirstColumn="0" w:firstRowLastColumn="0" w:lastRowFirstColumn="0" w:lastRowLastColumn="0"/>
+            </w:pPr>
+            <w:r>
+              <w:t>Die PostgreSQL-Datenbank startet erfolgreich und ist über die vorgesehenen Zugangsdaten erreichbar. Eine Verbindung zur Datenbank kann ohne Fehlermeldung hergestellt werden.</w:t>
+            </w:r>
+          </w:p>
+        </w:tc>
+        <w:tc>
+          <w:tcPr>
+            <w:tcW w:w="3725" w:type="dxa"/>
+          </w:tcPr>
+          <w:p>
+            <w:pPr>
+              <w:cnfStyle w:val="000000100000" w:firstRow="0" w:lastRow="0" w:firstColumn="0" w:lastColumn="0" w:oddVBand="0" w:evenVBand="0" w:oddHBand="1" w:evenHBand="0" w:firstRowFirstColumn="0" w:firstRowLastColumn="0" w:lastRowFirstColumn="0" w:lastRowLastColumn="0"/>
+            </w:pPr>
+            <w:r>
+              <w:t>Nach abändern des Ports klappt der Zugriff</w:t>
+            </w:r>
+          </w:p>
+        </w:tc>
+        <w:tc>
+          <w:tcPr>
+            <w:tcW w:w="1701" w:type="dxa"/>
+            <w:gridSpan w:val="2"/>
+          </w:tcPr>
+          <w:p>
+            <w:pPr>
+              <w:cnfStyle w:val="000000100000" w:firstRow="0" w:lastRow="0" w:firstColumn="0" w:lastColumn="0" w:oddVBand="0" w:evenVBand="0" w:oddHBand="1" w:evenHBand="0" w:firstRowFirstColumn="0" w:firstRowLastColumn="0" w:lastRowFirstColumn="0" w:lastRowLastColumn="0"/>
+            </w:pPr>
+            <w:r>
+              <w:t>JA</w:t>
+            </w:r>
+          </w:p>
+        </w:tc>
+      </w:tr>
+      <w:tr>
+        <w:tc>
+          <w:tcPr>
+            <w:cnfStyle w:val="001000000000" w:firstRow="0" w:lastRow="0" w:firstColumn="1" w:lastColumn="0" w:oddVBand="0" w:evenVBand="0" w:oddHBand="0" w:evenHBand="0" w:firstRowFirstColumn="0" w:firstRowLastColumn="0" w:lastRowFirstColumn="0" w:lastRowLastColumn="0"/>
+            <w:tcW w:w="929" w:type="dxa"/>
+          </w:tcPr>
+          <w:p>
+            <w:r>
+              <w:t>6.11</w:t>
+            </w:r>
+          </w:p>
+        </w:tc>
+        <w:tc>
+          <w:tcPr>
+            <w:tcW w:w="3177" w:type="dxa"/>
+          </w:tcPr>
+          <w:p>
+            <w:pPr>
+              <w:cnfStyle w:val="000000000000" w:firstRow="0" w:lastRow="0" w:firstColumn="0" w:lastColumn="0" w:oddVBand="0" w:evenVBand="0" w:oddHBand="0" w:evenHBand="0" w:firstRowFirstColumn="0" w:firstRowLastColumn="0" w:lastRowFirstColumn="0" w:lastRowLastColumn="0"/>
+            </w:pPr>
+            <w:r>
+              <w:t>Setzen von Filtern im Smart Scout</w:t>
+            </w:r>
+          </w:p>
+        </w:tc>
+        <w:tc>
+          <w:tcPr>
+            <w:tcW w:w="5069" w:type="dxa"/>
+          </w:tcPr>
+          <w:p>
+            <w:pPr>
+              <w:cnfStyle w:val="000000000000" w:firstRow="0" w:lastRow="0" w:firstColumn="0" w:lastColumn="0" w:oddVBand="0" w:evenVBand="0" w:oddHBand="0" w:evenHBand="0" w:firstRowFirstColumn="0" w:firstRowLastColumn="0" w:lastRowFirstColumn="0" w:lastRowLastColumn="0"/>
+            </w:pPr>
+            <w:r>
+              <w:t xml:space="preserve">Der Benutzer kann Filter wie Alter, Liga, Ort, Position und Entfernung setzen. Nach dem </w:t>
+            </w:r>
+            <w:r>
+              <w:lastRenderedPageBreak/>
+              <w:t>Anwenden der Filter werden diese gespeichert und für die Spielersuche berücksichtigt.</w:t>
+            </w:r>
+          </w:p>
+        </w:tc>
+        <w:tc>
+          <w:tcPr>
+            <w:tcW w:w="3725" w:type="dxa"/>
+          </w:tcPr>
+          <w:p>
+            <w:pPr>
+              <w:cnfStyle w:val="000000000000" w:firstRow="0" w:lastRow="0" w:firstColumn="0" w:lastColumn="0" w:oddVBand="0" w:evenVBand="0" w:oddHBand="0" w:evenHBand="0" w:firstRowFirstColumn="0" w:firstRowLastColumn="0" w:lastRowFirstColumn="0" w:lastRowLastColumn="0"/>
+            </w:pPr>
+            <w:r>
+              <w:lastRenderedPageBreak/>
+              <w:t>Alle Filter funktionieren korrekt</w:t>
+            </w:r>
+          </w:p>
+        </w:tc>
+        <w:tc>
+          <w:tcPr>
+            <w:tcW w:w="1701" w:type="dxa"/>
+            <w:gridSpan w:val="2"/>
           </w:tcPr>
           <w:p>
             <w:pPr>
@@ -4449,7 +7106,7 @@
     </w:tbl>
     <w:p>
       <w:pPr>
-        <w:pStyle w:val="Heading1"/>
+        <w:pStyle w:val="berschrift1"/>
       </w:pPr>
       <w:r>
         <w:t>Testdurchlauf V</w:t>
@@ -4460,7 +7117,7 @@
     </w:p>
     <w:p>
       <w:pPr>
-        <w:pStyle w:val="Heading2"/>
+        <w:pStyle w:val="berschrift2"/>
         <w:numPr>
           <w:ilvl w:val="0"/>
           <w:numId w:val="0"/>
@@ -4469,7 +7126,7 @@
     </w:p>
     <w:tbl>
       <w:tblPr>
-        <w:tblStyle w:val="GridTable4"/>
+        <w:tblStyle w:val="Gitternetztabelle4"/>
         <w:tblW w:w="14879" w:type="dxa"/>
         <w:tblLook w:val="04A0" w:firstRow="1" w:lastRow="0" w:firstColumn="1" w:lastColumn="0" w:noHBand="0" w:noVBand="1"/>
       </w:tblPr>
@@ -4490,11 +7147,9 @@
             <w:tcW w:w="929" w:type="dxa"/>
           </w:tcPr>
           <w:p>
-            <w:proofErr w:type="spellStart"/>
             <w:r>
               <w:t>Test.Nr</w:t>
             </w:r>
-            <w:proofErr w:type="spellEnd"/>
           </w:p>
         </w:tc>
         <w:tc>
@@ -4654,7 +7309,6 @@
             <w:r>
               <w:t xml:space="preserve">Bei fehlenden Bewertungen wird der Wert </w:t>
             </w:r>
-            <w:proofErr w:type="spellStart"/>
             <w:r>
               <w:rPr>
                 <w:rStyle w:val="HTMLCode"/>
@@ -4662,7 +7316,6 @@
               </w:rPr>
               <w:t>NaN</w:t>
             </w:r>
-            <w:proofErr w:type="spellEnd"/>
             <w:r>
               <w:t xml:space="preserve"> zurückgegeben.</w:t>
             </w:r>
@@ -4679,7 +7332,6 @@
             <w:r>
               <w:t xml:space="preserve">Bei fehlenden Bewertungen wurde korrekt </w:t>
             </w:r>
-            <w:proofErr w:type="spellStart"/>
             <w:r>
               <w:rPr>
                 <w:rStyle w:val="HTMLCode"/>
@@ -4687,7 +7339,6 @@
               </w:rPr>
               <w:t>NaN</w:t>
             </w:r>
-            <w:proofErr w:type="spellEnd"/>
             <w:r>
               <w:t xml:space="preserve"> zurückgegeben. Es wurden keine Uhrzeiten oder Resultate mehr fälschlicherweise als Bewertung interpretiert.</w:t>
             </w:r>
@@ -4747,15 +7398,7 @@
               <w:cnfStyle w:val="000000100000" w:firstRow="0" w:lastRow="0" w:firstColumn="0" w:lastColumn="0" w:oddVBand="0" w:evenVBand="0" w:oddHBand="1" w:evenHBand="0" w:firstRowFirstColumn="0" w:firstRowLastColumn="0" w:lastRowFirstColumn="0" w:lastRowLastColumn="0"/>
             </w:pPr>
             <w:r>
-              <w:t xml:space="preserve">Die Leistungsdaten können mit einem </w:t>
-            </w:r>
-            <w:proofErr w:type="spellStart"/>
-            <w:r>
-              <w:t>Playwright</w:t>
-            </w:r>
-            <w:proofErr w:type="spellEnd"/>
-            <w:r>
-              <w:t>-Client erneut extrahiert werden.</w:t>
+              <w:t>Die Leistungsdaten können mit einem Playwright-Client erneut extrahiert werden.</w:t>
             </w:r>
           </w:p>
         </w:tc>
@@ -4768,15 +7411,7 @@
               <w:cnfStyle w:val="000000100000" w:firstRow="0" w:lastRow="0" w:firstColumn="0" w:lastColumn="0" w:oddVBand="0" w:evenVBand="0" w:oddHBand="1" w:evenHBand="0" w:firstRowFirstColumn="0" w:firstRowLastColumn="0" w:lastRowFirstColumn="0" w:lastRowLastColumn="0"/>
             </w:pPr>
             <w:r>
-              <w:t xml:space="preserve">Auch mit </w:t>
-            </w:r>
-            <w:proofErr w:type="spellStart"/>
-            <w:r>
-              <w:t>Playwright</w:t>
-            </w:r>
-            <w:proofErr w:type="spellEnd"/>
-            <w:r>
-              <w:t xml:space="preserve"> konnten die Daten nicht mehr extrahiert werden. Ursache ist eine Änderung auf der Transfermarkt-Webseite, wodurch nur leeres HTML zurückgegeben wird. Der Fehler kann aktuell nicht behoben werden.</w:t>
+              <w:t>Auch mit Playwright konnten die Daten nicht mehr extrahiert werden. Ursache ist eine Änderung auf der Transfermarkt-Webseite, wodurch nur leeres HTML zurückgegeben wird. Der Fehler kann aktuell nicht behoben werden.</w:t>
             </w:r>
           </w:p>
         </w:tc>
@@ -4799,6 +7434,107 @@
             <w:r>
               <w:t>Fehler kann zurzeit nicht behoben werden</w:t>
             </w:r>
+          </w:p>
+        </w:tc>
+      </w:tr>
+      <w:tr>
+        <w:tc>
+          <w:tcPr>
+            <w:cnfStyle w:val="001000000000" w:firstRow="0" w:lastRow="0" w:firstColumn="1" w:lastColumn="0" w:oddVBand="0" w:evenVBand="0" w:oddHBand="0" w:evenHBand="0" w:firstRowFirstColumn="0" w:firstRowLastColumn="0" w:lastRowFirstColumn="0" w:lastRowLastColumn="0"/>
+            <w:tcW w:w="929" w:type="dxa"/>
+          </w:tcPr>
+          <w:p/>
+        </w:tc>
+        <w:tc>
+          <w:tcPr>
+            <w:tcW w:w="4145" w:type="dxa"/>
+          </w:tcPr>
+          <w:p>
+            <w:pPr>
+              <w:cnfStyle w:val="000000000000" w:firstRow="0" w:lastRow="0" w:firstColumn="0" w:lastColumn="0" w:oddVBand="0" w:evenVBand="0" w:oddHBand="0" w:evenHBand="0" w:firstRowFirstColumn="0" w:firstRowLastColumn="0" w:lastRowFirstColumn="0" w:lastRowLastColumn="0"/>
+            </w:pPr>
+          </w:p>
+        </w:tc>
+        <w:tc>
+          <w:tcPr>
+            <w:tcW w:w="4763" w:type="dxa"/>
+          </w:tcPr>
+          <w:p>
+            <w:pPr>
+              <w:cnfStyle w:val="000000000000" w:firstRow="0" w:lastRow="0" w:firstColumn="0" w:lastColumn="0" w:oddVBand="0" w:evenVBand="0" w:oddHBand="0" w:evenHBand="0" w:firstRowFirstColumn="0" w:firstRowLastColumn="0" w:lastRowFirstColumn="0" w:lastRowLastColumn="0"/>
+            </w:pPr>
+          </w:p>
+        </w:tc>
+        <w:tc>
+          <w:tcPr>
+            <w:tcW w:w="3456" w:type="dxa"/>
+          </w:tcPr>
+          <w:p>
+            <w:pPr>
+              <w:cnfStyle w:val="000000000000" w:firstRow="0" w:lastRow="0" w:firstColumn="0" w:lastColumn="0" w:oddVBand="0" w:evenVBand="0" w:oddHBand="0" w:evenHBand="0" w:firstRowFirstColumn="0" w:firstRowLastColumn="0" w:lastRowFirstColumn="0" w:lastRowLastColumn="0"/>
+            </w:pPr>
+          </w:p>
+        </w:tc>
+        <w:tc>
+          <w:tcPr>
+            <w:tcW w:w="1586" w:type="dxa"/>
+          </w:tcPr>
+          <w:p>
+            <w:pPr>
+              <w:cnfStyle w:val="000000000000" w:firstRow="0" w:lastRow="0" w:firstColumn="0" w:lastColumn="0" w:oddVBand="0" w:evenVBand="0" w:oddHBand="0" w:evenHBand="0" w:firstRowFirstColumn="0" w:firstRowLastColumn="0" w:lastRowFirstColumn="0" w:lastRowLastColumn="0"/>
+            </w:pPr>
+          </w:p>
+        </w:tc>
+      </w:tr>
+      <w:tr>
+        <w:trPr>
+          <w:cnfStyle w:val="000000100000" w:firstRow="0" w:lastRow="0" w:firstColumn="0" w:lastColumn="0" w:oddVBand="0" w:evenVBand="0" w:oddHBand="1" w:evenHBand="0" w:firstRowFirstColumn="0" w:firstRowLastColumn="0" w:lastRowFirstColumn="0" w:lastRowLastColumn="0"/>
+        </w:trPr>
+        <w:tc>
+          <w:tcPr>
+            <w:cnfStyle w:val="001000000000" w:firstRow="0" w:lastRow="0" w:firstColumn="1" w:lastColumn="0" w:oddVBand="0" w:evenVBand="0" w:oddHBand="0" w:evenHBand="0" w:firstRowFirstColumn="0" w:firstRowLastColumn="0" w:lastRowFirstColumn="0" w:lastRowLastColumn="0"/>
+            <w:tcW w:w="929" w:type="dxa"/>
+          </w:tcPr>
+          <w:p/>
+        </w:tc>
+        <w:tc>
+          <w:tcPr>
+            <w:tcW w:w="4145" w:type="dxa"/>
+          </w:tcPr>
+          <w:p>
+            <w:pPr>
+              <w:cnfStyle w:val="000000100000" w:firstRow="0" w:lastRow="0" w:firstColumn="0" w:lastColumn="0" w:oddVBand="0" w:evenVBand="0" w:oddHBand="1" w:evenHBand="0" w:firstRowFirstColumn="0" w:firstRowLastColumn="0" w:lastRowFirstColumn="0" w:lastRowLastColumn="0"/>
+            </w:pPr>
+          </w:p>
+        </w:tc>
+        <w:tc>
+          <w:tcPr>
+            <w:tcW w:w="4763" w:type="dxa"/>
+          </w:tcPr>
+          <w:p>
+            <w:pPr>
+              <w:cnfStyle w:val="000000100000" w:firstRow="0" w:lastRow="0" w:firstColumn="0" w:lastColumn="0" w:oddVBand="0" w:evenVBand="0" w:oddHBand="1" w:evenHBand="0" w:firstRowFirstColumn="0" w:firstRowLastColumn="0" w:lastRowFirstColumn="0" w:lastRowLastColumn="0"/>
+            </w:pPr>
+          </w:p>
+        </w:tc>
+        <w:tc>
+          <w:tcPr>
+            <w:tcW w:w="3456" w:type="dxa"/>
+          </w:tcPr>
+          <w:p>
+            <w:pPr>
+              <w:cnfStyle w:val="000000100000" w:firstRow="0" w:lastRow="0" w:firstColumn="0" w:lastColumn="0" w:oddVBand="0" w:evenVBand="0" w:oddHBand="1" w:evenHBand="0" w:firstRowFirstColumn="0" w:firstRowLastColumn="0" w:lastRowFirstColumn="0" w:lastRowLastColumn="0"/>
+            </w:pPr>
+          </w:p>
+        </w:tc>
+        <w:tc>
+          <w:tcPr>
+            <w:tcW w:w="1586" w:type="dxa"/>
+          </w:tcPr>
+          <w:p>
+            <w:pPr>
+              <w:cnfStyle w:val="000000100000" w:firstRow="0" w:lastRow="0" w:firstColumn="0" w:lastColumn="0" w:oddVBand="0" w:evenVBand="0" w:oddHBand="1" w:evenHBand="0" w:firstRowFirstColumn="0" w:firstRowLastColumn="0" w:lastRowFirstColumn="0" w:lastRowLastColumn="0"/>
+            </w:pPr>
           </w:p>
         </w:tc>
       </w:tr>
@@ -6003,7 +8739,7 @@
     <w:lvl w:ilvl="0" w:tplc="29D67C96">
       <w:start w:val="1"/>
       <w:numFmt w:val="decimal"/>
-      <w:pStyle w:val="Heading2"/>
+      <w:pStyle w:val="berschrift2"/>
       <w:lvlText w:val="%1."/>
       <w:lvlJc w:val="left"/>
       <w:pPr>
@@ -6534,16 +9270,16 @@
     <w:lsdException w:name="Unresolved Mention" w:semiHidden="1" w:unhideWhenUsed="1"/>
     <w:lsdException w:name="Smart Link" w:semiHidden="1" w:unhideWhenUsed="1"/>
   </w:latentStyles>
-  <w:style w:type="paragraph" w:default="1" w:styleId="Normal">
+  <w:style w:type="paragraph" w:default="1" w:styleId="Standard">
     <w:name w:val="Normal"/>
     <w:qFormat/>
-    <w:rsid w:val="00127E4E"/>
+    <w:rsid w:val="00495D73"/>
   </w:style>
-  <w:style w:type="paragraph" w:styleId="Heading1">
+  <w:style w:type="paragraph" w:styleId="berschrift1">
     <w:name w:val="heading 1"/>
-    <w:basedOn w:val="Normal"/>
-    <w:next w:val="Normal"/>
-    <w:link w:val="Heading1Char"/>
+    <w:basedOn w:val="Standard"/>
+    <w:next w:val="Standard"/>
+    <w:link w:val="berschrift1Zchn"/>
     <w:uiPriority w:val="9"/>
     <w:qFormat/>
     <w:rsid w:val="000F7336"/>
@@ -6560,11 +9296,11 @@
       <w:szCs w:val="40"/>
     </w:rPr>
   </w:style>
-  <w:style w:type="paragraph" w:styleId="Heading2">
+  <w:style w:type="paragraph" w:styleId="berschrift2">
     <w:name w:val="heading 2"/>
-    <w:basedOn w:val="Normal"/>
-    <w:next w:val="Normal"/>
-    <w:link w:val="Heading2Char"/>
+    <w:basedOn w:val="Standard"/>
+    <w:next w:val="Standard"/>
+    <w:link w:val="berschrift2Zchn"/>
     <w:uiPriority w:val="9"/>
     <w:unhideWhenUsed/>
     <w:qFormat/>
@@ -6585,11 +9321,11 @@
       <w:szCs w:val="32"/>
     </w:rPr>
   </w:style>
-  <w:style w:type="paragraph" w:styleId="Heading3">
+  <w:style w:type="paragraph" w:styleId="berschrift3">
     <w:name w:val="heading 3"/>
-    <w:basedOn w:val="Normal"/>
-    <w:next w:val="Normal"/>
-    <w:link w:val="Heading3Char"/>
+    <w:basedOn w:val="Standard"/>
+    <w:next w:val="Standard"/>
+    <w:link w:val="berschrift3Zchn"/>
     <w:uiPriority w:val="9"/>
     <w:semiHidden/>
     <w:unhideWhenUsed/>
@@ -6608,11 +9344,11 @@
       <w:szCs w:val="28"/>
     </w:rPr>
   </w:style>
-  <w:style w:type="paragraph" w:styleId="Heading4">
+  <w:style w:type="paragraph" w:styleId="berschrift4">
     <w:name w:val="heading 4"/>
-    <w:basedOn w:val="Normal"/>
-    <w:next w:val="Normal"/>
-    <w:link w:val="Heading4Char"/>
+    <w:basedOn w:val="Standard"/>
+    <w:next w:val="Standard"/>
+    <w:link w:val="berschrift4Zchn"/>
     <w:uiPriority w:val="9"/>
     <w:semiHidden/>
     <w:unhideWhenUsed/>
@@ -6631,11 +9367,11 @@
       <w:color w:val="0F4761" w:themeColor="accent1" w:themeShade="BF"/>
     </w:rPr>
   </w:style>
-  <w:style w:type="paragraph" w:styleId="Heading5">
+  <w:style w:type="paragraph" w:styleId="berschrift5">
     <w:name w:val="heading 5"/>
-    <w:basedOn w:val="Normal"/>
-    <w:next w:val="Normal"/>
-    <w:link w:val="Heading5Char"/>
+    <w:basedOn w:val="Standard"/>
+    <w:next w:val="Standard"/>
+    <w:link w:val="berschrift5Zchn"/>
     <w:uiPriority w:val="9"/>
     <w:semiHidden/>
     <w:unhideWhenUsed/>
@@ -6652,11 +9388,11 @@
       <w:color w:val="0F4761" w:themeColor="accent1" w:themeShade="BF"/>
     </w:rPr>
   </w:style>
-  <w:style w:type="paragraph" w:styleId="Heading6">
+  <w:style w:type="paragraph" w:styleId="berschrift6">
     <w:name w:val="heading 6"/>
-    <w:basedOn w:val="Normal"/>
-    <w:next w:val="Normal"/>
-    <w:link w:val="Heading6Char"/>
+    <w:basedOn w:val="Standard"/>
+    <w:next w:val="Standard"/>
+    <w:link w:val="berschrift6Zchn"/>
     <w:uiPriority w:val="9"/>
     <w:semiHidden/>
     <w:unhideWhenUsed/>
@@ -6675,11 +9411,11 @@
       <w:color w:val="595959" w:themeColor="text1" w:themeTint="A6"/>
     </w:rPr>
   </w:style>
-  <w:style w:type="paragraph" w:styleId="Heading7">
+  <w:style w:type="paragraph" w:styleId="berschrift7">
     <w:name w:val="heading 7"/>
-    <w:basedOn w:val="Normal"/>
-    <w:next w:val="Normal"/>
-    <w:link w:val="Heading7Char"/>
+    <w:basedOn w:val="Standard"/>
+    <w:next w:val="Standard"/>
+    <w:link w:val="berschrift7Zchn"/>
     <w:uiPriority w:val="9"/>
     <w:semiHidden/>
     <w:unhideWhenUsed/>
@@ -6696,11 +9432,11 @@
       <w:color w:val="595959" w:themeColor="text1" w:themeTint="A6"/>
     </w:rPr>
   </w:style>
-  <w:style w:type="paragraph" w:styleId="Heading8">
+  <w:style w:type="paragraph" w:styleId="berschrift8">
     <w:name w:val="heading 8"/>
-    <w:basedOn w:val="Normal"/>
-    <w:next w:val="Normal"/>
-    <w:link w:val="Heading8Char"/>
+    <w:basedOn w:val="Standard"/>
+    <w:next w:val="Standard"/>
+    <w:link w:val="berschrift8Zchn"/>
     <w:uiPriority w:val="9"/>
     <w:semiHidden/>
     <w:unhideWhenUsed/>
@@ -6719,11 +9455,11 @@
       <w:color w:val="272727" w:themeColor="text1" w:themeTint="D8"/>
     </w:rPr>
   </w:style>
-  <w:style w:type="paragraph" w:styleId="Heading9">
+  <w:style w:type="paragraph" w:styleId="berschrift9">
     <w:name w:val="heading 9"/>
-    <w:basedOn w:val="Normal"/>
-    <w:next w:val="Normal"/>
-    <w:link w:val="Heading9Char"/>
+    <w:basedOn w:val="Standard"/>
+    <w:next w:val="Standard"/>
+    <w:link w:val="berschrift9Zchn"/>
     <w:uiPriority w:val="9"/>
     <w:semiHidden/>
     <w:unhideWhenUsed/>
@@ -6740,13 +9476,12 @@
       <w:color w:val="272727" w:themeColor="text1" w:themeTint="D8"/>
     </w:rPr>
   </w:style>
-  <w:style w:type="character" w:default="1" w:styleId="DefaultParagraphFont">
+  <w:style w:type="character" w:default="1" w:styleId="Absatz-Standardschriftart">
     <w:name w:val="Default Paragraph Font"/>
     <w:uiPriority w:val="1"/>
-    <w:semiHidden/>
     <w:unhideWhenUsed/>
   </w:style>
-  <w:style w:type="table" w:default="1" w:styleId="TableNormal">
+  <w:style w:type="table" w:default="1" w:styleId="NormaleTabelle">
     <w:name w:val="Normal Table"/>
     <w:uiPriority w:val="99"/>
     <w:semiHidden/>
@@ -6761,16 +9496,16 @@
       </w:tblCellMar>
     </w:tblPr>
   </w:style>
-  <w:style w:type="numbering" w:default="1" w:styleId="NoList">
+  <w:style w:type="numbering" w:default="1" w:styleId="KeineListe">
     <w:name w:val="No List"/>
     <w:uiPriority w:val="99"/>
     <w:semiHidden/>
     <w:unhideWhenUsed/>
   </w:style>
-  <w:style w:type="character" w:customStyle="1" w:styleId="Heading1Char">
-    <w:name w:val="Heading 1 Char"/>
-    <w:basedOn w:val="DefaultParagraphFont"/>
-    <w:link w:val="Heading1"/>
+  <w:style w:type="character" w:customStyle="1" w:styleId="berschrift1Zchn">
+    <w:name w:val="Überschrift 1 Zchn"/>
+    <w:basedOn w:val="Absatz-Standardschriftart"/>
+    <w:link w:val="berschrift1"/>
     <w:uiPriority w:val="9"/>
     <w:rsid w:val="000F7336"/>
     <w:rPr>
@@ -6780,10 +9515,10 @@
       <w:szCs w:val="40"/>
     </w:rPr>
   </w:style>
-  <w:style w:type="character" w:customStyle="1" w:styleId="Heading2Char">
-    <w:name w:val="Heading 2 Char"/>
-    <w:basedOn w:val="DefaultParagraphFont"/>
-    <w:link w:val="Heading2"/>
+  <w:style w:type="character" w:customStyle="1" w:styleId="berschrift2Zchn">
+    <w:name w:val="Überschrift 2 Zchn"/>
+    <w:basedOn w:val="Absatz-Standardschriftart"/>
+    <w:link w:val="berschrift2"/>
     <w:uiPriority w:val="9"/>
     <w:rsid w:val="00ED4DD0"/>
     <w:rPr>
@@ -6793,10 +9528,10 @@
       <w:szCs w:val="32"/>
     </w:rPr>
   </w:style>
-  <w:style w:type="character" w:customStyle="1" w:styleId="Heading3Char">
-    <w:name w:val="Heading 3 Char"/>
-    <w:basedOn w:val="DefaultParagraphFont"/>
-    <w:link w:val="Heading3"/>
+  <w:style w:type="character" w:customStyle="1" w:styleId="berschrift3Zchn">
+    <w:name w:val="Überschrift 3 Zchn"/>
+    <w:basedOn w:val="Absatz-Standardschriftart"/>
+    <w:link w:val="berschrift3"/>
     <w:uiPriority w:val="9"/>
     <w:semiHidden/>
     <w:rsid w:val="000F7336"/>
@@ -6807,10 +9542,10 @@
       <w:szCs w:val="28"/>
     </w:rPr>
   </w:style>
-  <w:style w:type="character" w:customStyle="1" w:styleId="Heading4Char">
-    <w:name w:val="Heading 4 Char"/>
-    <w:basedOn w:val="DefaultParagraphFont"/>
-    <w:link w:val="Heading4"/>
+  <w:style w:type="character" w:customStyle="1" w:styleId="berschrift4Zchn">
+    <w:name w:val="Überschrift 4 Zchn"/>
+    <w:basedOn w:val="Absatz-Standardschriftart"/>
+    <w:link w:val="berschrift4"/>
     <w:uiPriority w:val="9"/>
     <w:semiHidden/>
     <w:rsid w:val="000F7336"/>
@@ -6821,10 +9556,10 @@
       <w:color w:val="0F4761" w:themeColor="accent1" w:themeShade="BF"/>
     </w:rPr>
   </w:style>
-  <w:style w:type="character" w:customStyle="1" w:styleId="Heading5Char">
-    <w:name w:val="Heading 5 Char"/>
-    <w:basedOn w:val="DefaultParagraphFont"/>
-    <w:link w:val="Heading5"/>
+  <w:style w:type="character" w:customStyle="1" w:styleId="berschrift5Zchn">
+    <w:name w:val="Überschrift 5 Zchn"/>
+    <w:basedOn w:val="Absatz-Standardschriftart"/>
+    <w:link w:val="berschrift5"/>
     <w:uiPriority w:val="9"/>
     <w:semiHidden/>
     <w:rsid w:val="000F7336"/>
@@ -6833,10 +9568,10 @@
       <w:color w:val="0F4761" w:themeColor="accent1" w:themeShade="BF"/>
     </w:rPr>
   </w:style>
-  <w:style w:type="character" w:customStyle="1" w:styleId="Heading6Char">
-    <w:name w:val="Heading 6 Char"/>
-    <w:basedOn w:val="DefaultParagraphFont"/>
-    <w:link w:val="Heading6"/>
+  <w:style w:type="character" w:customStyle="1" w:styleId="berschrift6Zchn">
+    <w:name w:val="Überschrift 6 Zchn"/>
+    <w:basedOn w:val="Absatz-Standardschriftart"/>
+    <w:link w:val="berschrift6"/>
     <w:uiPriority w:val="9"/>
     <w:semiHidden/>
     <w:rsid w:val="000F7336"/>
@@ -6847,10 +9582,10 @@
       <w:color w:val="595959" w:themeColor="text1" w:themeTint="A6"/>
     </w:rPr>
   </w:style>
-  <w:style w:type="character" w:customStyle="1" w:styleId="Heading7Char">
-    <w:name w:val="Heading 7 Char"/>
-    <w:basedOn w:val="DefaultParagraphFont"/>
-    <w:link w:val="Heading7"/>
+  <w:style w:type="character" w:customStyle="1" w:styleId="berschrift7Zchn">
+    <w:name w:val="Überschrift 7 Zchn"/>
+    <w:basedOn w:val="Absatz-Standardschriftart"/>
+    <w:link w:val="berschrift7"/>
     <w:uiPriority w:val="9"/>
     <w:semiHidden/>
     <w:rsid w:val="000F7336"/>
@@ -6859,10 +9594,10 @@
       <w:color w:val="595959" w:themeColor="text1" w:themeTint="A6"/>
     </w:rPr>
   </w:style>
-  <w:style w:type="character" w:customStyle="1" w:styleId="Heading8Char">
-    <w:name w:val="Heading 8 Char"/>
-    <w:basedOn w:val="DefaultParagraphFont"/>
-    <w:link w:val="Heading8"/>
+  <w:style w:type="character" w:customStyle="1" w:styleId="berschrift8Zchn">
+    <w:name w:val="Überschrift 8 Zchn"/>
+    <w:basedOn w:val="Absatz-Standardschriftart"/>
+    <w:link w:val="berschrift8"/>
     <w:uiPriority w:val="9"/>
     <w:semiHidden/>
     <w:rsid w:val="000F7336"/>
@@ -6873,10 +9608,10 @@
       <w:color w:val="272727" w:themeColor="text1" w:themeTint="D8"/>
     </w:rPr>
   </w:style>
-  <w:style w:type="character" w:customStyle="1" w:styleId="Heading9Char">
-    <w:name w:val="Heading 9 Char"/>
-    <w:basedOn w:val="DefaultParagraphFont"/>
-    <w:link w:val="Heading9"/>
+  <w:style w:type="character" w:customStyle="1" w:styleId="berschrift9Zchn">
+    <w:name w:val="Überschrift 9 Zchn"/>
+    <w:basedOn w:val="Absatz-Standardschriftart"/>
+    <w:link w:val="berschrift9"/>
     <w:uiPriority w:val="9"/>
     <w:semiHidden/>
     <w:rsid w:val="000F7336"/>
@@ -6885,11 +9620,11 @@
       <w:color w:val="272727" w:themeColor="text1" w:themeTint="D8"/>
     </w:rPr>
   </w:style>
-  <w:style w:type="paragraph" w:styleId="Title">
+  <w:style w:type="paragraph" w:styleId="Titel">
     <w:name w:val="Title"/>
-    <w:basedOn w:val="Normal"/>
-    <w:next w:val="Normal"/>
-    <w:link w:val="TitleChar"/>
+    <w:basedOn w:val="Standard"/>
+    <w:next w:val="Standard"/>
+    <w:link w:val="TitelZchn"/>
     <w:uiPriority w:val="10"/>
     <w:qFormat/>
     <w:rsid w:val="000F7336"/>
@@ -6905,10 +9640,10 @@
       <w:szCs w:val="56"/>
     </w:rPr>
   </w:style>
-  <w:style w:type="character" w:customStyle="1" w:styleId="TitleChar">
-    <w:name w:val="Title Char"/>
-    <w:basedOn w:val="DefaultParagraphFont"/>
-    <w:link w:val="Title"/>
+  <w:style w:type="character" w:customStyle="1" w:styleId="TitelZchn">
+    <w:name w:val="Titel Zchn"/>
+    <w:basedOn w:val="Absatz-Standardschriftart"/>
+    <w:link w:val="Titel"/>
     <w:uiPriority w:val="10"/>
     <w:rsid w:val="000F7336"/>
     <w:rPr>
@@ -6919,11 +9654,11 @@
       <w:szCs w:val="56"/>
     </w:rPr>
   </w:style>
-  <w:style w:type="paragraph" w:styleId="Subtitle">
+  <w:style w:type="paragraph" w:styleId="Untertitel">
     <w:name w:val="Subtitle"/>
-    <w:basedOn w:val="Normal"/>
-    <w:next w:val="Normal"/>
-    <w:link w:val="SubtitleChar"/>
+    <w:basedOn w:val="Standard"/>
+    <w:next w:val="Standard"/>
+    <w:link w:val="UntertitelZchn"/>
     <w:uiPriority w:val="11"/>
     <w:qFormat/>
     <w:rsid w:val="000F7336"/>
@@ -6940,10 +9675,10 @@
       <w:szCs w:val="28"/>
     </w:rPr>
   </w:style>
-  <w:style w:type="character" w:customStyle="1" w:styleId="SubtitleChar">
-    <w:name w:val="Subtitle Char"/>
-    <w:basedOn w:val="DefaultParagraphFont"/>
-    <w:link w:val="Subtitle"/>
+  <w:style w:type="character" w:customStyle="1" w:styleId="UntertitelZchn">
+    <w:name w:val="Untertitel Zchn"/>
+    <w:basedOn w:val="Absatz-Standardschriftart"/>
+    <w:link w:val="Untertitel"/>
     <w:uiPriority w:val="11"/>
     <w:rsid w:val="000F7336"/>
     <w:rPr>
@@ -6954,11 +9689,11 @@
       <w:szCs w:val="28"/>
     </w:rPr>
   </w:style>
-  <w:style w:type="paragraph" w:styleId="Quote">
+  <w:style w:type="paragraph" w:styleId="Zitat">
     <w:name w:val="Quote"/>
-    <w:basedOn w:val="Normal"/>
-    <w:next w:val="Normal"/>
-    <w:link w:val="QuoteChar"/>
+    <w:basedOn w:val="Standard"/>
+    <w:next w:val="Standard"/>
+    <w:link w:val="ZitatZchn"/>
     <w:uiPriority w:val="29"/>
     <w:qFormat/>
     <w:rsid w:val="000F7336"/>
@@ -6972,10 +9707,10 @@
       <w:color w:val="404040" w:themeColor="text1" w:themeTint="BF"/>
     </w:rPr>
   </w:style>
-  <w:style w:type="character" w:customStyle="1" w:styleId="QuoteChar">
-    <w:name w:val="Quote Char"/>
-    <w:basedOn w:val="DefaultParagraphFont"/>
-    <w:link w:val="Quote"/>
+  <w:style w:type="character" w:customStyle="1" w:styleId="ZitatZchn">
+    <w:name w:val="Zitat Zchn"/>
+    <w:basedOn w:val="Absatz-Standardschriftart"/>
+    <w:link w:val="Zitat"/>
     <w:uiPriority w:val="29"/>
     <w:rsid w:val="000F7336"/>
     <w:rPr>
@@ -6984,9 +9719,9 @@
       <w:color w:val="404040" w:themeColor="text1" w:themeTint="BF"/>
     </w:rPr>
   </w:style>
-  <w:style w:type="paragraph" w:styleId="ListParagraph">
+  <w:style w:type="paragraph" w:styleId="Listenabsatz">
     <w:name w:val="List Paragraph"/>
-    <w:basedOn w:val="Normal"/>
+    <w:basedOn w:val="Standard"/>
     <w:uiPriority w:val="34"/>
     <w:qFormat/>
     <w:rsid w:val="000F7336"/>
@@ -6995,9 +9730,9 @@
       <w:contextualSpacing/>
     </w:pPr>
   </w:style>
-  <w:style w:type="character" w:styleId="IntenseEmphasis">
+  <w:style w:type="character" w:styleId="IntensiveHervorhebung">
     <w:name w:val="Intense Emphasis"/>
-    <w:basedOn w:val="DefaultParagraphFont"/>
+    <w:basedOn w:val="Absatz-Standardschriftart"/>
     <w:uiPriority w:val="21"/>
     <w:qFormat/>
     <w:rsid w:val="000F7336"/>
@@ -7007,11 +9742,11 @@
       <w:color w:val="0F4761" w:themeColor="accent1" w:themeShade="BF"/>
     </w:rPr>
   </w:style>
-  <w:style w:type="paragraph" w:styleId="IntenseQuote">
+  <w:style w:type="paragraph" w:styleId="IntensivesZitat">
     <w:name w:val="Intense Quote"/>
-    <w:basedOn w:val="Normal"/>
-    <w:next w:val="Normal"/>
-    <w:link w:val="IntenseQuoteChar"/>
+    <w:basedOn w:val="Standard"/>
+    <w:next w:val="Standard"/>
+    <w:link w:val="IntensivesZitatZchn"/>
     <w:uiPriority w:val="30"/>
     <w:qFormat/>
     <w:rsid w:val="000F7336"/>
@@ -7030,10 +9765,10 @@
       <w:color w:val="0F4761" w:themeColor="accent1" w:themeShade="BF"/>
     </w:rPr>
   </w:style>
-  <w:style w:type="character" w:customStyle="1" w:styleId="IntenseQuoteChar">
-    <w:name w:val="Intense Quote Char"/>
-    <w:basedOn w:val="DefaultParagraphFont"/>
-    <w:link w:val="IntenseQuote"/>
+  <w:style w:type="character" w:customStyle="1" w:styleId="IntensivesZitatZchn">
+    <w:name w:val="Intensives Zitat Zchn"/>
+    <w:basedOn w:val="Absatz-Standardschriftart"/>
+    <w:link w:val="IntensivesZitat"/>
     <w:uiPriority w:val="30"/>
     <w:rsid w:val="000F7336"/>
     <w:rPr>
@@ -7042,9 +9777,9 @@
       <w:color w:val="0F4761" w:themeColor="accent1" w:themeShade="BF"/>
     </w:rPr>
   </w:style>
-  <w:style w:type="character" w:styleId="IntenseReference">
+  <w:style w:type="character" w:styleId="IntensiverVerweis">
     <w:name w:val="Intense Reference"/>
-    <w:basedOn w:val="DefaultParagraphFont"/>
+    <w:basedOn w:val="Absatz-Standardschriftart"/>
     <w:uiPriority w:val="32"/>
     <w:qFormat/>
     <w:rsid w:val="000F7336"/>
@@ -7056,9 +9791,9 @@
       <w:spacing w:val="5"/>
     </w:rPr>
   </w:style>
-  <w:style w:type="table" w:styleId="TableGrid">
+  <w:style w:type="table" w:styleId="Tabellenraster">
     <w:name w:val="Table Grid"/>
-    <w:basedOn w:val="TableNormal"/>
+    <w:basedOn w:val="NormaleTabelle"/>
     <w:uiPriority w:val="39"/>
     <w:rsid w:val="000F7336"/>
     <w:pPr>
@@ -7075,9 +9810,9 @@
       </w:tblBorders>
     </w:tblPr>
   </w:style>
-  <w:style w:type="table" w:styleId="ListTable1Light">
+  <w:style w:type="table" w:styleId="Listentabelle1hell">
     <w:name w:val="List Table 1 Light"/>
-    <w:basedOn w:val="TableNormal"/>
+    <w:basedOn w:val="NormaleTabelle"/>
     <w:uiPriority w:val="46"/>
     <w:rsid w:val="000F7336"/>
     <w:pPr>
@@ -7136,9 +9871,9 @@
       </w:tcPr>
     </w:tblStylePr>
   </w:style>
-  <w:style w:type="table" w:styleId="GridTable4-Accent3">
+  <w:style w:type="table" w:styleId="Gitternetztabelle4Akzent3">
     <w:name w:val="Grid Table 4 Accent 3"/>
-    <w:basedOn w:val="TableNormal"/>
+    <w:basedOn w:val="NormaleTabelle"/>
     <w:uiPriority w:val="49"/>
     <w:rsid w:val="000F7336"/>
     <w:pPr>
@@ -7212,9 +9947,9 @@
       </w:tcPr>
     </w:tblStylePr>
   </w:style>
-  <w:style w:type="table" w:styleId="GridTable4">
+  <w:style w:type="table" w:styleId="Gitternetztabelle4">
     <w:name w:val="Grid Table 4"/>
-    <w:basedOn w:val="TableNormal"/>
+    <w:basedOn w:val="NormaleTabelle"/>
     <w:uiPriority w:val="49"/>
     <w:rsid w:val="000F7336"/>
     <w:pPr>
@@ -7290,7 +10025,7 @@
   </w:style>
   <w:style w:type="character" w:styleId="Hyperlink">
     <w:name w:val="Hyperlink"/>
-    <w:basedOn w:val="DefaultParagraphFont"/>
+    <w:basedOn w:val="Absatz-Standardschriftart"/>
     <w:uiPriority w:val="99"/>
     <w:unhideWhenUsed/>
     <w:rsid w:val="004D1235"/>
@@ -7299,9 +10034,9 @@
       <w:u w:val="single"/>
     </w:rPr>
   </w:style>
-  <w:style w:type="character" w:styleId="UnresolvedMention">
+  <w:style w:type="character" w:styleId="NichtaufgelsteErwhnung">
     <w:name w:val="Unresolved Mention"/>
-    <w:basedOn w:val="DefaultParagraphFont"/>
+    <w:basedOn w:val="Absatz-Standardschriftart"/>
     <w:uiPriority w:val="99"/>
     <w:semiHidden/>
     <w:unhideWhenUsed/>
@@ -7313,7 +10048,7 @@
   </w:style>
   <w:style w:type="character" w:styleId="HTMLCode">
     <w:name w:val="HTML Code"/>
-    <w:basedOn w:val="DefaultParagraphFont"/>
+    <w:basedOn w:val="Absatz-Standardschriftart"/>
     <w:uiPriority w:val="99"/>
     <w:semiHidden/>
     <w:unhideWhenUsed/>

--- a/documentation/testing/Testproktokoll.docx
+++ b/documentation/testing/Testproktokoll.docx
@@ -4,7 +4,7 @@
   <w:body>
     <w:p>
       <w:pPr>
-        <w:pStyle w:val="Titel"/>
+        <w:pStyle w:val="Title"/>
       </w:pPr>
       <w:r>
         <w:t xml:space="preserve">Testproktokoll </w:t>
@@ -15,7 +15,7 @@
     </w:p>
     <w:p>
       <w:pPr>
-        <w:pStyle w:val="berschrift1"/>
+        <w:pStyle w:val="Heading1"/>
       </w:pPr>
       <w:r>
         <w:t xml:space="preserve">Testdurchlauf </w:t>
@@ -29,7 +29,7 @@
     </w:p>
     <w:p>
       <w:pPr>
-        <w:pStyle w:val="berschrift2"/>
+        <w:pStyle w:val="Heading2"/>
       </w:pPr>
       <w:r>
         <w:t xml:space="preserve">Testobjekt: </w:t>
@@ -40,7 +40,7 @@
     </w:p>
     <w:tbl>
       <w:tblPr>
-        <w:tblStyle w:val="Gitternetztabelle4"/>
+        <w:tblStyle w:val="GridTable4"/>
         <w:tblW w:w="14879" w:type="dxa"/>
         <w:tblLook w:val="04A0" w:firstRow="1" w:lastRow="0" w:firstColumn="1" w:lastColumn="0" w:noHBand="0" w:noVBand="1"/>
       </w:tblPr>
@@ -435,42 +435,6 @@
           <w:tcPr>
             <w:tcW w:w="3177" w:type="dxa"/>
           </w:tcPr>
-          <w:tbl>
-            <w:tblPr>
-              <w:tblW w:w="0" w:type="auto"/>
-              <w:tblCellSpacing w:w="15" w:type="dxa"/>
-              <w:tblCellMar>
-                <w:top w:w="15" w:type="dxa"/>
-                <w:left w:w="15" w:type="dxa"/>
-                <w:bottom w:w="15" w:type="dxa"/>
-                <w:right w:w="15" w:type="dxa"/>
-              </w:tblCellMar>
-              <w:tblLook w:val="04A0" w:firstRow="1" w:lastRow="0" w:firstColumn="1" w:lastColumn="0" w:noHBand="0" w:noVBand="1"/>
-            </w:tblPr>
-            <w:tblGrid>
-              <w:gridCol w:w="2961"/>
-            </w:tblGrid>
-            <w:tr>
-              <w:trPr>
-                <w:tblCellSpacing w:w="15" w:type="dxa"/>
-              </w:trPr>
-              <w:tc>
-                <w:tcPr>
-                  <w:tcW w:w="0" w:type="auto"/>
-                  <w:vAlign w:val="center"/>
-                  <w:hideMark/>
-                </w:tcPr>
-                <w:p>
-                  <w:pPr>
-                    <w:spacing w:after="0" w:line="240" w:lineRule="auto"/>
-                  </w:pPr>
-                  <w:r>
-                    <w:t>Root-Route / gibt erfolgreiche Antwort</w:t>
-                  </w:r>
-                </w:p>
-              </w:tc>
-            </w:tr>
-          </w:tbl>
           <w:p>
             <w:pPr>
               <w:cnfStyle w:val="000000100000" w:firstRow="0" w:lastRow="0" w:firstColumn="0" w:lastColumn="0" w:oddVBand="0" w:evenVBand="0" w:oddHBand="1" w:evenHBand="0" w:firstRowFirstColumn="0" w:firstRowLastColumn="0" w:lastRowFirstColumn="0" w:lastRowLastColumn="0"/>
@@ -516,6 +480,9 @@
             <w:pPr>
               <w:cnfStyle w:val="000000100000" w:firstRow="0" w:lastRow="0" w:firstColumn="0" w:lastColumn="0" w:oddVBand="0" w:evenVBand="0" w:oddHBand="1" w:evenHBand="0" w:firstRowFirstColumn="0" w:firstRowLastColumn="0" w:lastRowFirstColumn="0" w:lastRowLastColumn="0"/>
             </w:pPr>
+            <w:r>
+              <w:t>Root-Route / gibt erfolgreiche Antwort</w:t>
+            </w:r>
           </w:p>
         </w:tc>
         <w:tc>
@@ -1377,7 +1344,7 @@
     <w:p/>
     <w:p>
       <w:pPr>
-        <w:pStyle w:val="berschrift2"/>
+        <w:pStyle w:val="Heading2"/>
       </w:pPr>
       <w:r>
         <w:lastRenderedPageBreak/>
@@ -1389,7 +1356,7 @@
     </w:p>
     <w:tbl>
       <w:tblPr>
-        <w:tblStyle w:val="Gitternetztabelle4"/>
+        <w:tblStyle w:val="GridTable4"/>
         <w:tblW w:w="14879" w:type="dxa"/>
         <w:tblLook w:val="04A0" w:firstRow="1" w:lastRow="0" w:firstColumn="1" w:lastColumn="0" w:noHBand="0" w:noVBand="1"/>
       </w:tblPr>
@@ -2166,7 +2133,7 @@
     </w:p>
     <w:p>
       <w:pPr>
-        <w:pStyle w:val="berschrift2"/>
+        <w:pStyle w:val="Heading2"/>
       </w:pPr>
       <w:r>
         <w:t xml:space="preserve">Testobjekt: </w:t>
@@ -2177,7 +2144,7 @@
     </w:p>
     <w:tbl>
       <w:tblPr>
-        <w:tblStyle w:val="Gitternetztabelle4"/>
+        <w:tblStyle w:val="GridTable4"/>
         <w:tblpPr w:leftFromText="180" w:rightFromText="180" w:vertAnchor="text" w:horzAnchor="margin" w:tblpY="101"/>
         <w:tblW w:w="14879" w:type="dxa"/>
         <w:tblLook w:val="04A0" w:firstRow="1" w:lastRow="0" w:firstColumn="1" w:lastColumn="0" w:noHBand="0" w:noVBand="1"/>
@@ -3129,7 +3096,7 @@
     </w:tbl>
     <w:p>
       <w:pPr>
-        <w:pStyle w:val="berschrift2"/>
+        <w:pStyle w:val="Heading2"/>
       </w:pPr>
       <w:r>
         <w:t xml:space="preserve">Testobjekt: </w:t>
@@ -3140,7 +3107,7 @@
     </w:p>
     <w:tbl>
       <w:tblPr>
-        <w:tblStyle w:val="Gitternetztabelle4"/>
+        <w:tblStyle w:val="GridTable4"/>
         <w:tblpPr w:leftFromText="180" w:rightFromText="180" w:vertAnchor="text" w:horzAnchor="margin" w:tblpY="101"/>
         <w:tblW w:w="14879" w:type="dxa"/>
         <w:tblLook w:val="04A0" w:firstRow="1" w:lastRow="0" w:firstColumn="1" w:lastColumn="0" w:noHBand="0" w:noVBand="1"/>
@@ -3798,7 +3765,7 @@
     <w:p/>
     <w:p>
       <w:pPr>
-        <w:pStyle w:val="berschrift2"/>
+        <w:pStyle w:val="Heading2"/>
       </w:pPr>
       <w:r>
         <w:t xml:space="preserve">Testobjekt: </w:t>
@@ -3809,7 +3776,7 @@
     </w:p>
     <w:tbl>
       <w:tblPr>
-        <w:tblStyle w:val="Gitternetztabelle4"/>
+        <w:tblStyle w:val="GridTable4"/>
         <w:tblpPr w:leftFromText="180" w:rightFromText="180" w:vertAnchor="text" w:horzAnchor="margin" w:tblpY="101"/>
         <w:tblW w:w="14879" w:type="dxa"/>
         <w:tblLook w:val="04A0" w:firstRow="1" w:lastRow="0" w:firstColumn="1" w:lastColumn="0" w:noHBand="0" w:noVBand="1"/>
@@ -4948,7 +4915,7 @@
     <w:p/>
     <w:p>
       <w:pPr>
-        <w:pStyle w:val="berschrift2"/>
+        <w:pStyle w:val="Heading2"/>
       </w:pPr>
       <w:r>
         <w:t>Testobjekt: Frontend</w:t>
@@ -4956,7 +4923,7 @@
     </w:p>
     <w:tbl>
       <w:tblPr>
-        <w:tblStyle w:val="Gitternetztabelle4"/>
+        <w:tblStyle w:val="GridTable4"/>
         <w:tblpPr w:leftFromText="180" w:rightFromText="180" w:vertAnchor="text" w:horzAnchor="margin" w:tblpY="101"/>
         <w:tblW w:w="14879" w:type="dxa"/>
         <w:tblLook w:val="04A0" w:firstRow="1" w:lastRow="0" w:firstColumn="1" w:lastColumn="0" w:noHBand="0" w:noVBand="1"/>
@@ -6014,7 +5981,7 @@
     <w:p/>
     <w:p>
       <w:pPr>
-        <w:pStyle w:val="berschrift2"/>
+        <w:pStyle w:val="Heading2"/>
         <w:numPr>
           <w:ilvl w:val="0"/>
           <w:numId w:val="0"/>
@@ -6023,7 +5990,7 @@
     </w:p>
     <w:p>
       <w:pPr>
-        <w:pStyle w:val="berschrift1"/>
+        <w:pStyle w:val="Heading1"/>
       </w:pPr>
       <w:r>
         <w:t xml:space="preserve">Testdurchlauf </w:t>
@@ -6037,7 +6004,7 @@
     </w:p>
     <w:tbl>
       <w:tblPr>
-        <w:tblStyle w:val="Gitternetztabelle4"/>
+        <w:tblStyle w:val="GridTable4"/>
         <w:tblW w:w="14601" w:type="dxa"/>
         <w:tblLook w:val="04A0" w:firstRow="1" w:lastRow="0" w:firstColumn="1" w:lastColumn="0" w:noHBand="0" w:noVBand="1"/>
       </w:tblPr>
@@ -7106,7 +7073,7 @@
     </w:tbl>
     <w:p>
       <w:pPr>
-        <w:pStyle w:val="berschrift1"/>
+        <w:pStyle w:val="Heading1"/>
       </w:pPr>
       <w:r>
         <w:t>Testdurchlauf V</w:t>
@@ -7117,7 +7084,7 @@
     </w:p>
     <w:p>
       <w:pPr>
-        <w:pStyle w:val="berschrift2"/>
+        <w:pStyle w:val="Heading2"/>
         <w:numPr>
           <w:ilvl w:val="0"/>
           <w:numId w:val="0"/>
@@ -7126,7 +7093,7 @@
     </w:p>
     <w:tbl>
       <w:tblPr>
-        <w:tblStyle w:val="Gitternetztabelle4"/>
+        <w:tblStyle w:val="GridTable4"/>
         <w:tblW w:w="14879" w:type="dxa"/>
         <w:tblLook w:val="04A0" w:firstRow="1" w:lastRow="0" w:firstColumn="1" w:lastColumn="0" w:noHBand="0" w:noVBand="1"/>
       </w:tblPr>
@@ -8739,7 +8706,7 @@
     <w:lvl w:ilvl="0" w:tplc="29D67C96">
       <w:start w:val="1"/>
       <w:numFmt w:val="decimal"/>
-      <w:pStyle w:val="berschrift2"/>
+      <w:pStyle w:val="Heading2"/>
       <w:lvlText w:val="%1."/>
       <w:lvlJc w:val="left"/>
       <w:pPr>
@@ -9270,16 +9237,16 @@
     <w:lsdException w:name="Unresolved Mention" w:semiHidden="1" w:unhideWhenUsed="1"/>
     <w:lsdException w:name="Smart Link" w:semiHidden="1" w:unhideWhenUsed="1"/>
   </w:latentStyles>
-  <w:style w:type="paragraph" w:default="1" w:styleId="Standard">
+  <w:style w:type="paragraph" w:default="1" w:styleId="Normal">
     <w:name w:val="Normal"/>
     <w:qFormat/>
     <w:rsid w:val="00495D73"/>
   </w:style>
-  <w:style w:type="paragraph" w:styleId="berschrift1">
+  <w:style w:type="paragraph" w:styleId="Heading1">
     <w:name w:val="heading 1"/>
-    <w:basedOn w:val="Standard"/>
-    <w:next w:val="Standard"/>
-    <w:link w:val="berschrift1Zchn"/>
+    <w:basedOn w:val="Normal"/>
+    <w:next w:val="Normal"/>
+    <w:link w:val="Heading1Char"/>
     <w:uiPriority w:val="9"/>
     <w:qFormat/>
     <w:rsid w:val="000F7336"/>
@@ -9296,11 +9263,11 @@
       <w:szCs w:val="40"/>
     </w:rPr>
   </w:style>
-  <w:style w:type="paragraph" w:styleId="berschrift2">
+  <w:style w:type="paragraph" w:styleId="Heading2">
     <w:name w:val="heading 2"/>
-    <w:basedOn w:val="Standard"/>
-    <w:next w:val="Standard"/>
-    <w:link w:val="berschrift2Zchn"/>
+    <w:basedOn w:val="Normal"/>
+    <w:next w:val="Normal"/>
+    <w:link w:val="Heading2Char"/>
     <w:uiPriority w:val="9"/>
     <w:unhideWhenUsed/>
     <w:qFormat/>
@@ -9321,11 +9288,11 @@
       <w:szCs w:val="32"/>
     </w:rPr>
   </w:style>
-  <w:style w:type="paragraph" w:styleId="berschrift3">
+  <w:style w:type="paragraph" w:styleId="Heading3">
     <w:name w:val="heading 3"/>
-    <w:basedOn w:val="Standard"/>
-    <w:next w:val="Standard"/>
-    <w:link w:val="berschrift3Zchn"/>
+    <w:basedOn w:val="Normal"/>
+    <w:next w:val="Normal"/>
+    <w:link w:val="Heading3Char"/>
     <w:uiPriority w:val="9"/>
     <w:semiHidden/>
     <w:unhideWhenUsed/>
@@ -9344,11 +9311,11 @@
       <w:szCs w:val="28"/>
     </w:rPr>
   </w:style>
-  <w:style w:type="paragraph" w:styleId="berschrift4">
+  <w:style w:type="paragraph" w:styleId="Heading4">
     <w:name w:val="heading 4"/>
-    <w:basedOn w:val="Standard"/>
-    <w:next w:val="Standard"/>
-    <w:link w:val="berschrift4Zchn"/>
+    <w:basedOn w:val="Normal"/>
+    <w:next w:val="Normal"/>
+    <w:link w:val="Heading4Char"/>
     <w:uiPriority w:val="9"/>
     <w:semiHidden/>
     <w:unhideWhenUsed/>
@@ -9367,11 +9334,11 @@
       <w:color w:val="0F4761" w:themeColor="accent1" w:themeShade="BF"/>
     </w:rPr>
   </w:style>
-  <w:style w:type="paragraph" w:styleId="berschrift5">
+  <w:style w:type="paragraph" w:styleId="Heading5">
     <w:name w:val="heading 5"/>
-    <w:basedOn w:val="Standard"/>
-    <w:next w:val="Standard"/>
-    <w:link w:val="berschrift5Zchn"/>
+    <w:basedOn w:val="Normal"/>
+    <w:next w:val="Normal"/>
+    <w:link w:val="Heading5Char"/>
     <w:uiPriority w:val="9"/>
     <w:semiHidden/>
     <w:unhideWhenUsed/>
@@ -9388,11 +9355,11 @@
       <w:color w:val="0F4761" w:themeColor="accent1" w:themeShade="BF"/>
     </w:rPr>
   </w:style>
-  <w:style w:type="paragraph" w:styleId="berschrift6">
+  <w:style w:type="paragraph" w:styleId="Heading6">
     <w:name w:val="heading 6"/>
-    <w:basedOn w:val="Standard"/>
-    <w:next w:val="Standard"/>
-    <w:link w:val="berschrift6Zchn"/>
+    <w:basedOn w:val="Normal"/>
+    <w:next w:val="Normal"/>
+    <w:link w:val="Heading6Char"/>
     <w:uiPriority w:val="9"/>
     <w:semiHidden/>
     <w:unhideWhenUsed/>
@@ -9411,11 +9378,11 @@
       <w:color w:val="595959" w:themeColor="text1" w:themeTint="A6"/>
     </w:rPr>
   </w:style>
-  <w:style w:type="paragraph" w:styleId="berschrift7">
+  <w:style w:type="paragraph" w:styleId="Heading7">
     <w:name w:val="heading 7"/>
-    <w:basedOn w:val="Standard"/>
-    <w:next w:val="Standard"/>
-    <w:link w:val="berschrift7Zchn"/>
+    <w:basedOn w:val="Normal"/>
+    <w:next w:val="Normal"/>
+    <w:link w:val="Heading7Char"/>
     <w:uiPriority w:val="9"/>
     <w:semiHidden/>
     <w:unhideWhenUsed/>
@@ -9432,11 +9399,11 @@
       <w:color w:val="595959" w:themeColor="text1" w:themeTint="A6"/>
     </w:rPr>
   </w:style>
-  <w:style w:type="paragraph" w:styleId="berschrift8">
+  <w:style w:type="paragraph" w:styleId="Heading8">
     <w:name w:val="heading 8"/>
-    <w:basedOn w:val="Standard"/>
-    <w:next w:val="Standard"/>
-    <w:link w:val="berschrift8Zchn"/>
+    <w:basedOn w:val="Normal"/>
+    <w:next w:val="Normal"/>
+    <w:link w:val="Heading8Char"/>
     <w:uiPriority w:val="9"/>
     <w:semiHidden/>
     <w:unhideWhenUsed/>
@@ -9455,11 +9422,11 @@
       <w:color w:val="272727" w:themeColor="text1" w:themeTint="D8"/>
     </w:rPr>
   </w:style>
-  <w:style w:type="paragraph" w:styleId="berschrift9">
+  <w:style w:type="paragraph" w:styleId="Heading9">
     <w:name w:val="heading 9"/>
-    <w:basedOn w:val="Standard"/>
-    <w:next w:val="Standard"/>
-    <w:link w:val="berschrift9Zchn"/>
+    <w:basedOn w:val="Normal"/>
+    <w:next w:val="Normal"/>
+    <w:link w:val="Heading9Char"/>
     <w:uiPriority w:val="9"/>
     <w:semiHidden/>
     <w:unhideWhenUsed/>
@@ -9476,12 +9443,13 @@
       <w:color w:val="272727" w:themeColor="text1" w:themeTint="D8"/>
     </w:rPr>
   </w:style>
-  <w:style w:type="character" w:default="1" w:styleId="Absatz-Standardschriftart">
+  <w:style w:type="character" w:default="1" w:styleId="DefaultParagraphFont">
     <w:name w:val="Default Paragraph Font"/>
     <w:uiPriority w:val="1"/>
+    <w:semiHidden/>
     <w:unhideWhenUsed/>
   </w:style>
-  <w:style w:type="table" w:default="1" w:styleId="NormaleTabelle">
+  <w:style w:type="table" w:default="1" w:styleId="TableNormal">
     <w:name w:val="Normal Table"/>
     <w:uiPriority w:val="99"/>
     <w:semiHidden/>
@@ -9496,16 +9464,16 @@
       </w:tblCellMar>
     </w:tblPr>
   </w:style>
-  <w:style w:type="numbering" w:default="1" w:styleId="KeineListe">
+  <w:style w:type="numbering" w:default="1" w:styleId="NoList">
     <w:name w:val="No List"/>
     <w:uiPriority w:val="99"/>
     <w:semiHidden/>
     <w:unhideWhenUsed/>
   </w:style>
-  <w:style w:type="character" w:customStyle="1" w:styleId="berschrift1Zchn">
-    <w:name w:val="Überschrift 1 Zchn"/>
-    <w:basedOn w:val="Absatz-Standardschriftart"/>
-    <w:link w:val="berschrift1"/>
+  <w:style w:type="character" w:customStyle="1" w:styleId="Heading1Char">
+    <w:name w:val="Heading 1 Char"/>
+    <w:basedOn w:val="DefaultParagraphFont"/>
+    <w:link w:val="Heading1"/>
     <w:uiPriority w:val="9"/>
     <w:rsid w:val="000F7336"/>
     <w:rPr>
@@ -9515,10 +9483,10 @@
       <w:szCs w:val="40"/>
     </w:rPr>
   </w:style>
-  <w:style w:type="character" w:customStyle="1" w:styleId="berschrift2Zchn">
-    <w:name w:val="Überschrift 2 Zchn"/>
-    <w:basedOn w:val="Absatz-Standardschriftart"/>
-    <w:link w:val="berschrift2"/>
+  <w:style w:type="character" w:customStyle="1" w:styleId="Heading2Char">
+    <w:name w:val="Heading 2 Char"/>
+    <w:basedOn w:val="DefaultParagraphFont"/>
+    <w:link w:val="Heading2"/>
     <w:uiPriority w:val="9"/>
     <w:rsid w:val="00ED4DD0"/>
     <w:rPr>
@@ -9528,10 +9496,10 @@
       <w:szCs w:val="32"/>
     </w:rPr>
   </w:style>
-  <w:style w:type="character" w:customStyle="1" w:styleId="berschrift3Zchn">
-    <w:name w:val="Überschrift 3 Zchn"/>
-    <w:basedOn w:val="Absatz-Standardschriftart"/>
-    <w:link w:val="berschrift3"/>
+  <w:style w:type="character" w:customStyle="1" w:styleId="Heading3Char">
+    <w:name w:val="Heading 3 Char"/>
+    <w:basedOn w:val="DefaultParagraphFont"/>
+    <w:link w:val="Heading3"/>
     <w:uiPriority w:val="9"/>
     <w:semiHidden/>
     <w:rsid w:val="000F7336"/>
@@ -9542,10 +9510,10 @@
       <w:szCs w:val="28"/>
     </w:rPr>
   </w:style>
-  <w:style w:type="character" w:customStyle="1" w:styleId="berschrift4Zchn">
-    <w:name w:val="Überschrift 4 Zchn"/>
-    <w:basedOn w:val="Absatz-Standardschriftart"/>
-    <w:link w:val="berschrift4"/>
+  <w:style w:type="character" w:customStyle="1" w:styleId="Heading4Char">
+    <w:name w:val="Heading 4 Char"/>
+    <w:basedOn w:val="DefaultParagraphFont"/>
+    <w:link w:val="Heading4"/>
     <w:uiPriority w:val="9"/>
     <w:semiHidden/>
     <w:rsid w:val="000F7336"/>
@@ -9556,10 +9524,10 @@
       <w:color w:val="0F4761" w:themeColor="accent1" w:themeShade="BF"/>
     </w:rPr>
   </w:style>
-  <w:style w:type="character" w:customStyle="1" w:styleId="berschrift5Zchn">
-    <w:name w:val="Überschrift 5 Zchn"/>
-    <w:basedOn w:val="Absatz-Standardschriftart"/>
-    <w:link w:val="berschrift5"/>
+  <w:style w:type="character" w:customStyle="1" w:styleId="Heading5Char">
+    <w:name w:val="Heading 5 Char"/>
+    <w:basedOn w:val="DefaultParagraphFont"/>
+    <w:link w:val="Heading5"/>
     <w:uiPriority w:val="9"/>
     <w:semiHidden/>
     <w:rsid w:val="000F7336"/>
@@ -9568,10 +9536,10 @@
       <w:color w:val="0F4761" w:themeColor="accent1" w:themeShade="BF"/>
     </w:rPr>
   </w:style>
-  <w:style w:type="character" w:customStyle="1" w:styleId="berschrift6Zchn">
-    <w:name w:val="Überschrift 6 Zchn"/>
-    <w:basedOn w:val="Absatz-Standardschriftart"/>
-    <w:link w:val="berschrift6"/>
+  <w:style w:type="character" w:customStyle="1" w:styleId="Heading6Char">
+    <w:name w:val="Heading 6 Char"/>
+    <w:basedOn w:val="DefaultParagraphFont"/>
+    <w:link w:val="Heading6"/>
     <w:uiPriority w:val="9"/>
     <w:semiHidden/>
     <w:rsid w:val="000F7336"/>
@@ -9582,10 +9550,10 @@
       <w:color w:val="595959" w:themeColor="text1" w:themeTint="A6"/>
     </w:rPr>
   </w:style>
-  <w:style w:type="character" w:customStyle="1" w:styleId="berschrift7Zchn">
-    <w:name w:val="Überschrift 7 Zchn"/>
-    <w:basedOn w:val="Absatz-Standardschriftart"/>
-    <w:link w:val="berschrift7"/>
+  <w:style w:type="character" w:customStyle="1" w:styleId="Heading7Char">
+    <w:name w:val="Heading 7 Char"/>
+    <w:basedOn w:val="DefaultParagraphFont"/>
+    <w:link w:val="Heading7"/>
     <w:uiPriority w:val="9"/>
     <w:semiHidden/>
     <w:rsid w:val="000F7336"/>
@@ -9594,10 +9562,10 @@
       <w:color w:val="595959" w:themeColor="text1" w:themeTint="A6"/>
     </w:rPr>
   </w:style>
-  <w:style w:type="character" w:customStyle="1" w:styleId="berschrift8Zchn">
-    <w:name w:val="Überschrift 8 Zchn"/>
-    <w:basedOn w:val="Absatz-Standardschriftart"/>
-    <w:link w:val="berschrift8"/>
+  <w:style w:type="character" w:customStyle="1" w:styleId="Heading8Char">
+    <w:name w:val="Heading 8 Char"/>
+    <w:basedOn w:val="DefaultParagraphFont"/>
+    <w:link w:val="Heading8"/>
     <w:uiPriority w:val="9"/>
     <w:semiHidden/>
     <w:rsid w:val="000F7336"/>
@@ -9608,10 +9576,10 @@
       <w:color w:val="272727" w:themeColor="text1" w:themeTint="D8"/>
     </w:rPr>
   </w:style>
-  <w:style w:type="character" w:customStyle="1" w:styleId="berschrift9Zchn">
-    <w:name w:val="Überschrift 9 Zchn"/>
-    <w:basedOn w:val="Absatz-Standardschriftart"/>
-    <w:link w:val="berschrift9"/>
+  <w:style w:type="character" w:customStyle="1" w:styleId="Heading9Char">
+    <w:name w:val="Heading 9 Char"/>
+    <w:basedOn w:val="DefaultParagraphFont"/>
+    <w:link w:val="Heading9"/>
     <w:uiPriority w:val="9"/>
     <w:semiHidden/>
     <w:rsid w:val="000F7336"/>
@@ -9620,11 +9588,11 @@
       <w:color w:val="272727" w:themeColor="text1" w:themeTint="D8"/>
     </w:rPr>
   </w:style>
-  <w:style w:type="paragraph" w:styleId="Titel">
+  <w:style w:type="paragraph" w:styleId="Title">
     <w:name w:val="Title"/>
-    <w:basedOn w:val="Standard"/>
-    <w:next w:val="Standard"/>
-    <w:link w:val="TitelZchn"/>
+    <w:basedOn w:val="Normal"/>
+    <w:next w:val="Normal"/>
+    <w:link w:val="TitleChar"/>
     <w:uiPriority w:val="10"/>
     <w:qFormat/>
     <w:rsid w:val="000F7336"/>
@@ -9640,10 +9608,10 @@
       <w:szCs w:val="56"/>
     </w:rPr>
   </w:style>
-  <w:style w:type="character" w:customStyle="1" w:styleId="TitelZchn">
-    <w:name w:val="Titel Zchn"/>
-    <w:basedOn w:val="Absatz-Standardschriftart"/>
-    <w:link w:val="Titel"/>
+  <w:style w:type="character" w:customStyle="1" w:styleId="TitleChar">
+    <w:name w:val="Title Char"/>
+    <w:basedOn w:val="DefaultParagraphFont"/>
+    <w:link w:val="Title"/>
     <w:uiPriority w:val="10"/>
     <w:rsid w:val="000F7336"/>
     <w:rPr>
@@ -9654,11 +9622,11 @@
       <w:szCs w:val="56"/>
     </w:rPr>
   </w:style>
-  <w:style w:type="paragraph" w:styleId="Untertitel">
+  <w:style w:type="paragraph" w:styleId="Subtitle">
     <w:name w:val="Subtitle"/>
-    <w:basedOn w:val="Standard"/>
-    <w:next w:val="Standard"/>
-    <w:link w:val="UntertitelZchn"/>
+    <w:basedOn w:val="Normal"/>
+    <w:next w:val="Normal"/>
+    <w:link w:val="SubtitleChar"/>
     <w:uiPriority w:val="11"/>
     <w:qFormat/>
     <w:rsid w:val="000F7336"/>
@@ -9675,10 +9643,10 @@
       <w:szCs w:val="28"/>
     </w:rPr>
   </w:style>
-  <w:style w:type="character" w:customStyle="1" w:styleId="UntertitelZchn">
-    <w:name w:val="Untertitel Zchn"/>
-    <w:basedOn w:val="Absatz-Standardschriftart"/>
-    <w:link w:val="Untertitel"/>
+  <w:style w:type="character" w:customStyle="1" w:styleId="SubtitleChar">
+    <w:name w:val="Subtitle Char"/>
+    <w:basedOn w:val="DefaultParagraphFont"/>
+    <w:link w:val="Subtitle"/>
     <w:uiPriority w:val="11"/>
     <w:rsid w:val="000F7336"/>
     <w:rPr>
@@ -9689,11 +9657,11 @@
       <w:szCs w:val="28"/>
     </w:rPr>
   </w:style>
-  <w:style w:type="paragraph" w:styleId="Zitat">
+  <w:style w:type="paragraph" w:styleId="Quote">
     <w:name w:val="Quote"/>
-    <w:basedOn w:val="Standard"/>
-    <w:next w:val="Standard"/>
-    <w:link w:val="ZitatZchn"/>
+    <w:basedOn w:val="Normal"/>
+    <w:next w:val="Normal"/>
+    <w:link w:val="QuoteChar"/>
     <w:uiPriority w:val="29"/>
     <w:qFormat/>
     <w:rsid w:val="000F7336"/>
@@ -9707,10 +9675,10 @@
       <w:color w:val="404040" w:themeColor="text1" w:themeTint="BF"/>
     </w:rPr>
   </w:style>
-  <w:style w:type="character" w:customStyle="1" w:styleId="ZitatZchn">
-    <w:name w:val="Zitat Zchn"/>
-    <w:basedOn w:val="Absatz-Standardschriftart"/>
-    <w:link w:val="Zitat"/>
+  <w:style w:type="character" w:customStyle="1" w:styleId="QuoteChar">
+    <w:name w:val="Quote Char"/>
+    <w:basedOn w:val="DefaultParagraphFont"/>
+    <w:link w:val="Quote"/>
     <w:uiPriority w:val="29"/>
     <w:rsid w:val="000F7336"/>
     <w:rPr>
@@ -9719,9 +9687,9 @@
       <w:color w:val="404040" w:themeColor="text1" w:themeTint="BF"/>
     </w:rPr>
   </w:style>
-  <w:style w:type="paragraph" w:styleId="Listenabsatz">
+  <w:style w:type="paragraph" w:styleId="ListParagraph">
     <w:name w:val="List Paragraph"/>
-    <w:basedOn w:val="Standard"/>
+    <w:basedOn w:val="Normal"/>
     <w:uiPriority w:val="34"/>
     <w:qFormat/>
     <w:rsid w:val="000F7336"/>
@@ -9730,9 +9698,9 @@
       <w:contextualSpacing/>
     </w:pPr>
   </w:style>
-  <w:style w:type="character" w:styleId="IntensiveHervorhebung">
+  <w:style w:type="character" w:styleId="IntenseEmphasis">
     <w:name w:val="Intense Emphasis"/>
-    <w:basedOn w:val="Absatz-Standardschriftart"/>
+    <w:basedOn w:val="DefaultParagraphFont"/>
     <w:uiPriority w:val="21"/>
     <w:qFormat/>
     <w:rsid w:val="000F7336"/>
@@ -9742,11 +9710,11 @@
       <w:color w:val="0F4761" w:themeColor="accent1" w:themeShade="BF"/>
     </w:rPr>
   </w:style>
-  <w:style w:type="paragraph" w:styleId="IntensivesZitat">
+  <w:style w:type="paragraph" w:styleId="IntenseQuote">
     <w:name w:val="Intense Quote"/>
-    <w:basedOn w:val="Standard"/>
-    <w:next w:val="Standard"/>
-    <w:link w:val="IntensivesZitatZchn"/>
+    <w:basedOn w:val="Normal"/>
+    <w:next w:val="Normal"/>
+    <w:link w:val="IntenseQuoteChar"/>
     <w:uiPriority w:val="30"/>
     <w:qFormat/>
     <w:rsid w:val="000F7336"/>
@@ -9765,10 +9733,10 @@
       <w:color w:val="0F4761" w:themeColor="accent1" w:themeShade="BF"/>
     </w:rPr>
   </w:style>
-  <w:style w:type="character" w:customStyle="1" w:styleId="IntensivesZitatZchn">
-    <w:name w:val="Intensives Zitat Zchn"/>
-    <w:basedOn w:val="Absatz-Standardschriftart"/>
-    <w:link w:val="IntensivesZitat"/>
+  <w:style w:type="character" w:customStyle="1" w:styleId="IntenseQuoteChar">
+    <w:name w:val="Intense Quote Char"/>
+    <w:basedOn w:val="DefaultParagraphFont"/>
+    <w:link w:val="IntenseQuote"/>
     <w:uiPriority w:val="30"/>
     <w:rsid w:val="000F7336"/>
     <w:rPr>
@@ -9777,9 +9745,9 @@
       <w:color w:val="0F4761" w:themeColor="accent1" w:themeShade="BF"/>
     </w:rPr>
   </w:style>
-  <w:style w:type="character" w:styleId="IntensiverVerweis">
+  <w:style w:type="character" w:styleId="IntenseReference">
     <w:name w:val="Intense Reference"/>
-    <w:basedOn w:val="Absatz-Standardschriftart"/>
+    <w:basedOn w:val="DefaultParagraphFont"/>
     <w:uiPriority w:val="32"/>
     <w:qFormat/>
     <w:rsid w:val="000F7336"/>
@@ -9791,9 +9759,9 @@
       <w:spacing w:val="5"/>
     </w:rPr>
   </w:style>
-  <w:style w:type="table" w:styleId="Tabellenraster">
+  <w:style w:type="table" w:styleId="TableGrid">
     <w:name w:val="Table Grid"/>
-    <w:basedOn w:val="NormaleTabelle"/>
+    <w:basedOn w:val="TableNormal"/>
     <w:uiPriority w:val="39"/>
     <w:rsid w:val="000F7336"/>
     <w:pPr>
@@ -9810,9 +9778,9 @@
       </w:tblBorders>
     </w:tblPr>
   </w:style>
-  <w:style w:type="table" w:styleId="Listentabelle1hell">
+  <w:style w:type="table" w:styleId="ListTable1Light">
     <w:name w:val="List Table 1 Light"/>
-    <w:basedOn w:val="NormaleTabelle"/>
+    <w:basedOn w:val="TableNormal"/>
     <w:uiPriority w:val="46"/>
     <w:rsid w:val="000F7336"/>
     <w:pPr>
@@ -9871,9 +9839,9 @@
       </w:tcPr>
     </w:tblStylePr>
   </w:style>
-  <w:style w:type="table" w:styleId="Gitternetztabelle4Akzent3">
+  <w:style w:type="table" w:styleId="GridTable4-Accent3">
     <w:name w:val="Grid Table 4 Accent 3"/>
-    <w:basedOn w:val="NormaleTabelle"/>
+    <w:basedOn w:val="TableNormal"/>
     <w:uiPriority w:val="49"/>
     <w:rsid w:val="000F7336"/>
     <w:pPr>
@@ -9947,9 +9915,9 @@
       </w:tcPr>
     </w:tblStylePr>
   </w:style>
-  <w:style w:type="table" w:styleId="Gitternetztabelle4">
+  <w:style w:type="table" w:styleId="GridTable4">
     <w:name w:val="Grid Table 4"/>
-    <w:basedOn w:val="NormaleTabelle"/>
+    <w:basedOn w:val="TableNormal"/>
     <w:uiPriority w:val="49"/>
     <w:rsid w:val="000F7336"/>
     <w:pPr>
@@ -10025,7 +9993,7 @@
   </w:style>
   <w:style w:type="character" w:styleId="Hyperlink">
     <w:name w:val="Hyperlink"/>
-    <w:basedOn w:val="Absatz-Standardschriftart"/>
+    <w:basedOn w:val="DefaultParagraphFont"/>
     <w:uiPriority w:val="99"/>
     <w:unhideWhenUsed/>
     <w:rsid w:val="004D1235"/>
@@ -10034,9 +10002,9 @@
       <w:u w:val="single"/>
     </w:rPr>
   </w:style>
-  <w:style w:type="character" w:styleId="NichtaufgelsteErwhnung">
+  <w:style w:type="character" w:styleId="UnresolvedMention">
     <w:name w:val="Unresolved Mention"/>
-    <w:basedOn w:val="Absatz-Standardschriftart"/>
+    <w:basedOn w:val="DefaultParagraphFont"/>
     <w:uiPriority w:val="99"/>
     <w:semiHidden/>
     <w:unhideWhenUsed/>
@@ -10048,7 +10016,7 @@
   </w:style>
   <w:style w:type="character" w:styleId="HTMLCode">
     <w:name w:val="HTML Code"/>
-    <w:basedOn w:val="Absatz-Standardschriftart"/>
+    <w:basedOn w:val="DefaultParagraphFont"/>
     <w:uiPriority w:val="99"/>
     <w:semiHidden/>
     <w:unhideWhenUsed/>
